--- a/doc/N04_6_ApplicationDevelopment_ScreenFlow_DB.docx
+++ b/doc/N04_6_ApplicationDevelopment_ScreenFlow_DB.docx
@@ -582,14 +582,27 @@
       <w:r>
         <w:t xml:space="preserve">Hình  </w:t>
       </w:r>
-      <w:fldSimple w:instr=" SEQ Hình_ \* ARABIC ">
-        <w:r>
-          <w:rPr>
-            <w:noProof/>
-          </w:rPr>
-          <w:t>1</w:t>
-        </w:r>
-      </w:fldSimple>
+      <w:r>
+        <w:fldChar w:fldCharType="begin"/>
+      </w:r>
+      <w:r>
+        <w:instrText xml:space="preserve"> SEQ Hình_ \* ARABIC </w:instrText>
+      </w:r>
+      <w:r>
+        <w:fldChar w:fldCharType="separate"/>
+      </w:r>
+      <w:r>
+        <w:rPr>
+          <w:noProof/>
+        </w:rPr>
+        <w:t>1</w:t>
+      </w:r>
+      <w:r>
+        <w:rPr>
+          <w:noProof/>
+        </w:rPr>
+        <w:fldChar w:fldCharType="end"/>
+      </w:r>
       <w:r>
         <w:t>: sơ đồ luồn màn hình</w:t>
       </w:r>
@@ -756,158 +769,6 @@
       <w:r>
         <w:rPr>
           <w:rFonts w:ascii="Times New Roman" w:hAnsi="Times New Roman" w:cs="Times New Roman"/>
-          <w:noProof/>
-          <w:sz w:val="26"/>
-          <w:szCs w:val="26"/>
-        </w:rPr>
-        <mc:AlternateContent>
-          <mc:Choice Requires="wps">
-            <w:drawing>
-              <wp:anchor distT="0" distB="0" distL="114300" distR="114300" simplePos="0" relativeHeight="251660288" behindDoc="0" locked="0" layoutInCell="1" allowOverlap="1" wp14:anchorId="183910F0" wp14:editId="703DD91D">
-                <wp:simplePos x="0" y="0"/>
-                <wp:positionH relativeFrom="column">
-                  <wp:posOffset>1334407</wp:posOffset>
-                </wp:positionH>
-                <wp:positionV relativeFrom="paragraph">
-                  <wp:posOffset>219800</wp:posOffset>
-                </wp:positionV>
-                <wp:extent cx="1695588" cy="536299"/>
-                <wp:effectExtent l="25400" t="12700" r="31750" b="22860"/>
-                <wp:wrapNone/>
-                <wp:docPr id="3" name="Diamond 3"/>
-                <wp:cNvGraphicFramePr/>
-                <a:graphic xmlns:a="http://schemas.openxmlformats.org/drawingml/2006/main">
-                  <a:graphicData uri="http://schemas.microsoft.com/office/word/2010/wordprocessingShape">
-                    <wps:wsp>
-                      <wps:cNvSpPr/>
-                      <wps:spPr>
-                        <a:xfrm>
-                          <a:off x="0" y="0"/>
-                          <a:ext cx="1695588" cy="536299"/>
-                        </a:xfrm>
-                        <a:prstGeom prst="diamond">
-                          <a:avLst/>
-                        </a:prstGeom>
-                      </wps:spPr>
-                      <wps:style>
-                        <a:lnRef idx="2">
-                          <a:schemeClr val="accent1">
-                            <a:shade val="50000"/>
-                          </a:schemeClr>
-                        </a:lnRef>
-                        <a:fillRef idx="1">
-                          <a:schemeClr val="accent1"/>
-                        </a:fillRef>
-                        <a:effectRef idx="0">
-                          <a:schemeClr val="accent1"/>
-                        </a:effectRef>
-                        <a:fontRef idx="minor">
-                          <a:schemeClr val="lt1"/>
-                        </a:fontRef>
-                      </wps:style>
-                      <wps:bodyPr rot="0" spcFirstLastPara="0" vertOverflow="overflow" horzOverflow="overflow" vert="horz" wrap="square" lIns="91440" tIns="45720" rIns="91440" bIns="45720" numCol="1" spcCol="0" rtlCol="0" fromWordArt="0" anchor="ctr" anchorCtr="0" forceAA="0" compatLnSpc="1">
-                        <a:prstTxWarp prst="textNoShape">
-                          <a:avLst/>
-                        </a:prstTxWarp>
-                        <a:noAutofit/>
-                      </wps:bodyPr>
-                    </wps:wsp>
-                  </a:graphicData>
-                </a:graphic>
-                <wp14:sizeRelH relativeFrom="margin">
-                  <wp14:pctWidth>0</wp14:pctWidth>
-                </wp14:sizeRelH>
-                <wp14:sizeRelV relativeFrom="margin">
-                  <wp14:pctHeight>0</wp14:pctHeight>
-                </wp14:sizeRelV>
-              </wp:anchor>
-            </w:drawing>
-          </mc:Choice>
-          <mc:Fallback>
-            <w:pict>
-              <v:shapetype w14:anchorId="7CFB63FE" id="_x0000_t4" coordsize="21600,21600" o:spt="4" path="m10800,l,10800,10800,21600,21600,10800xe">
-                <v:stroke joinstyle="miter"/>
-                <v:path gradientshapeok="t" o:connecttype="rect" textboxrect="5400,5400,16200,16200"/>
-              </v:shapetype>
-              <v:shape id="Diamond 3" o:spid="_x0000_s1026" type="#_x0000_t4" style="position:absolute;margin-left:105.05pt;margin-top:17.3pt;width:133.5pt;height:42.25pt;z-index:251660288;visibility:visible;mso-wrap-style:square;mso-width-percent:0;mso-height-percent:0;mso-wrap-distance-left:9pt;mso-wrap-distance-top:0;mso-wrap-distance-right:9pt;mso-wrap-distance-bottom:0;mso-position-horizontal:absolute;mso-position-horizontal-relative:text;mso-position-vertical:absolute;mso-position-vertical-relative:text;mso-width-percent:0;mso-height-percent:0;mso-width-relative:margin;mso-height-relative:margin;v-text-anchor:middle" o:gfxdata="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" fillcolor="#5b9bd5 [3204]" strokecolor="#1f4d78 [1604]" strokeweight="1pt"/>
-            </w:pict>
-          </mc:Fallback>
-        </mc:AlternateContent>
-      </w:r>
-      <w:r>
-        <w:rPr>
-          <w:rFonts w:ascii="Times New Roman" w:hAnsi="Times New Roman" w:cs="Times New Roman"/>
-          <w:noProof/>
-          <w:sz w:val="26"/>
-          <w:szCs w:val="26"/>
-        </w:rPr>
-        <mc:AlternateContent>
-          <mc:Choice Requires="wps">
-            <w:drawing>
-              <wp:anchor distT="0" distB="0" distL="114300" distR="114300" simplePos="0" relativeHeight="251659264" behindDoc="0" locked="0" layoutInCell="1" allowOverlap="1" wp14:anchorId="7AE1D8F7" wp14:editId="49E1869D">
-                <wp:simplePos x="0" y="0"/>
-                <wp:positionH relativeFrom="column">
-                  <wp:posOffset>1340623</wp:posOffset>
-                </wp:positionH>
-                <wp:positionV relativeFrom="paragraph">
-                  <wp:posOffset>220124</wp:posOffset>
-                </wp:positionV>
-                <wp:extent cx="1696278" cy="536713"/>
-                <wp:effectExtent l="0" t="0" r="18415" b="9525"/>
-                <wp:wrapNone/>
-                <wp:docPr id="2" name="Rectangle 2"/>
-                <wp:cNvGraphicFramePr/>
-                <a:graphic xmlns:a="http://schemas.openxmlformats.org/drawingml/2006/main">
-                  <a:graphicData uri="http://schemas.microsoft.com/office/word/2010/wordprocessingShape">
-                    <wps:wsp>
-                      <wps:cNvSpPr/>
-                      <wps:spPr>
-                        <a:xfrm>
-                          <a:off x="0" y="0"/>
-                          <a:ext cx="1696278" cy="536713"/>
-                        </a:xfrm>
-                        <a:prstGeom prst="rect">
-                          <a:avLst/>
-                        </a:prstGeom>
-                      </wps:spPr>
-                      <wps:style>
-                        <a:lnRef idx="2">
-                          <a:schemeClr val="accent1">
-                            <a:shade val="50000"/>
-                          </a:schemeClr>
-                        </a:lnRef>
-                        <a:fillRef idx="1">
-                          <a:schemeClr val="accent1"/>
-                        </a:fillRef>
-                        <a:effectRef idx="0">
-                          <a:schemeClr val="accent1"/>
-                        </a:effectRef>
-                        <a:fontRef idx="minor">
-                          <a:schemeClr val="lt1"/>
-                        </a:fontRef>
-                      </wps:style>
-                      <wps:bodyPr rot="0" spcFirstLastPara="0" vertOverflow="overflow" horzOverflow="overflow" vert="horz" wrap="square" lIns="91440" tIns="45720" rIns="91440" bIns="45720" numCol="1" spcCol="0" rtlCol="0" fromWordArt="0" anchor="ctr" anchorCtr="0" forceAA="0" compatLnSpc="1">
-                        <a:prstTxWarp prst="textNoShape">
-                          <a:avLst/>
-                        </a:prstTxWarp>
-                        <a:noAutofit/>
-                      </wps:bodyPr>
-                    </wps:wsp>
-                  </a:graphicData>
-                </a:graphic>
-              </wp:anchor>
-            </w:drawing>
-          </mc:Choice>
-          <mc:Fallback>
-            <w:pict>
-              <v:rect w14:anchorId="1F9BD2AE" id="Rectangle 2" o:spid="_x0000_s1026" style="position:absolute;margin-left:105.55pt;margin-top:17.35pt;width:133.55pt;height:42.25pt;z-index:251659264;visibility:visible;mso-wrap-style:square;mso-wrap-distance-left:9pt;mso-wrap-distance-top:0;mso-wrap-distance-right:9pt;mso-wrap-distance-bottom:0;mso-position-horizontal:absolute;mso-position-horizontal-relative:text;mso-position-vertical:absolute;mso-position-vertical-relative:text;v-text-anchor:middle" o:gfxdata="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" fillcolor="#5b9bd5 [3204]" strokecolor="#1f4d78 [1604]" strokeweight="1pt"/>
-            </w:pict>
-          </mc:Fallback>
-        </mc:AlternateContent>
-      </w:r>
-      <w:r>
-        <w:rPr>
-          <w:rFonts w:ascii="Times New Roman" w:hAnsi="Times New Roman" w:cs="Times New Roman"/>
           <w:sz w:val="26"/>
           <w:szCs w:val="26"/>
         </w:rPr>
@@ -925,6 +786,62 @@
           <w:szCs w:val="26"/>
         </w:rPr>
       </w:pPr>
+      <w:r>
+        <w:rPr>
+          <w:rFonts w:ascii="Times New Roman" w:hAnsi="Times New Roman" w:cs="Times New Roman"/>
+          <w:sz w:val="26"/>
+          <w:szCs w:val="26"/>
+        </w:rPr>
+        <w:lastRenderedPageBreak/>
+        <w:drawing>
+          <wp:inline distT="0" distB="0" distL="0" distR="0" wp14:anchorId="0AF04C34" wp14:editId="2CB5B0BD">
+            <wp:extent cx="6511925" cy="3395345"/>
+            <wp:effectExtent l="0" t="0" r="3175" b="0"/>
+            <wp:docPr id="1280670325" name="Picture 14"/>
+            <wp:cNvGraphicFramePr>
+              <a:graphicFrameLocks xmlns:a="http://schemas.openxmlformats.org/drawingml/2006/main" noChangeAspect="1"/>
+            </wp:cNvGraphicFramePr>
+            <a:graphic xmlns:a="http://schemas.openxmlformats.org/drawingml/2006/main">
+              <a:graphicData uri="http://schemas.openxmlformats.org/drawingml/2006/picture">
+                <pic:pic xmlns:pic="http://schemas.openxmlformats.org/drawingml/2006/picture">
+                  <pic:nvPicPr>
+                    <pic:cNvPr id="0" name="Picture 6"/>
+                    <pic:cNvPicPr>
+                      <a:picLocks noChangeAspect="1" noChangeArrowheads="1"/>
+                    </pic:cNvPicPr>
+                  </pic:nvPicPr>
+                  <pic:blipFill>
+                    <a:blip r:embed="rId9" cstate="print">
+                      <a:extLst>
+                        <a:ext uri="{28A0092B-C50C-407E-A947-70E740481C1C}">
+                          <a14:useLocalDpi xmlns:a14="http://schemas.microsoft.com/office/drawing/2010/main" val="0"/>
+                        </a:ext>
+                      </a:extLst>
+                    </a:blip>
+                    <a:srcRect/>
+                    <a:stretch>
+                      <a:fillRect/>
+                    </a:stretch>
+                  </pic:blipFill>
+                  <pic:spPr bwMode="auto">
+                    <a:xfrm>
+                      <a:off x="0" y="0"/>
+                      <a:ext cx="6511925" cy="3395345"/>
+                    </a:xfrm>
+                    <a:prstGeom prst="rect">
+                      <a:avLst/>
+                    </a:prstGeom>
+                    <a:noFill/>
+                    <a:ln>
+                      <a:noFill/>
+                    </a:ln>
+                  </pic:spPr>
+                </pic:pic>
+              </a:graphicData>
+            </a:graphic>
+          </wp:inline>
+        </w:drawing>
+      </w:r>
     </w:p>
     <w:p>
       <w:pPr>
@@ -958,65 +875,87 @@
           <w:szCs w:val="26"/>
         </w:rPr>
       </w:pPr>
-      <w:r>
-        <w:rPr>
-          <w:rFonts w:ascii="Times New Roman" w:hAnsi="Times New Roman" w:cs="Times New Roman"/>
+    </w:p>
+    <w:p>
+      <w:pPr>
+        <w:spacing w:after="120" w:line="240" w:lineRule="auto"/>
+        <w:ind w:firstLine="720"/>
+        <w:rPr>
+          <w:rFonts w:ascii="Times New Roman" w:hAnsi="Times New Roman" w:cs="Times New Roman"/>
+          <w:sz w:val="26"/>
+          <w:szCs w:val="26"/>
+        </w:rPr>
+      </w:pPr>
+    </w:p>
+    <w:p>
+      <w:pPr>
+        <w:spacing w:after="120" w:line="240" w:lineRule="auto"/>
+        <w:ind w:firstLine="720"/>
+        <w:rPr>
+          <w:rFonts w:ascii="Times New Roman" w:hAnsi="Times New Roman" w:cs="Times New Roman"/>
+          <w:sz w:val="26"/>
+          <w:szCs w:val="26"/>
+        </w:rPr>
+      </w:pPr>
+      <w:r>
+        <w:rPr>
+          <w:rFonts w:ascii="Times New Roman" w:hAnsi="Times New Roman" w:cs="Times New Roman"/>
+          <w:sz w:val="26"/>
+          <w:szCs w:val="26"/>
+        </w:rPr>
+        <w:t xml:space="preserve">2.1.2 sơ đồ trên </w:t>
+      </w:r>
+      <w:r>
+        <w:rPr>
+          <w:rFonts w:ascii="Times New Roman" w:hAnsi="Times New Roman" w:cs="Times New Roman"/>
+          <w:sz w:val="26"/>
+          <w:szCs w:val="26"/>
+        </w:rPr>
+        <w:t>HQT</w:t>
+      </w:r>
+      <w:r>
+        <w:rPr>
+          <w:rFonts w:ascii="Times New Roman" w:hAnsi="Times New Roman" w:cs="Times New Roman"/>
+          <w:sz w:val="26"/>
+          <w:szCs w:val="26"/>
+        </w:rPr>
+        <w:t xml:space="preserve"> </w:t>
+      </w:r>
+      <w:r>
+        <w:rPr>
+          <w:rFonts w:ascii="Times New Roman" w:hAnsi="Times New Roman" w:cs="Times New Roman"/>
+          <w:sz w:val="26"/>
+          <w:szCs w:val="26"/>
+        </w:rPr>
+        <w:t>CSDL:</w:t>
+      </w:r>
+      <w:r>
+        <w:rPr>
+          <w:rFonts w:ascii="Times New Roman" w:hAnsi="Times New Roman" w:cs="Times New Roman"/>
+          <w:sz w:val="26"/>
+          <w:szCs w:val="26"/>
+        </w:rPr>
+        <w:t xml:space="preserve"> </w:t>
+      </w:r>
+    </w:p>
+    <w:p>
+      <w:pPr>
+        <w:spacing w:after="120" w:line="240" w:lineRule="auto"/>
+        <w:ind w:firstLine="720"/>
+        <w:rPr>
+          <w:rFonts w:ascii="Times New Roman" w:hAnsi="Times New Roman" w:cs="Times New Roman"/>
+          <w:sz w:val="26"/>
+          <w:szCs w:val="26"/>
+        </w:rPr>
+      </w:pPr>
+      <w:r>
+        <w:rPr>
+          <w:rFonts w:ascii="Times New Roman" w:hAnsi="Times New Roman" w:cs="Times New Roman"/>
+          <w:noProof/>
           <w:sz w:val="26"/>
           <w:szCs w:val="26"/>
         </w:rPr>
         <w:lastRenderedPageBreak/>
-        <w:t xml:space="preserve">2.1.2 sơ đồ trên </w:t>
-      </w:r>
-      <w:r>
-        <w:rPr>
-          <w:rFonts w:ascii="Times New Roman" w:hAnsi="Times New Roman" w:cs="Times New Roman"/>
-          <w:sz w:val="26"/>
-          <w:szCs w:val="26"/>
-        </w:rPr>
-        <w:t>HQT</w:t>
-      </w:r>
-      <w:r>
-        <w:rPr>
-          <w:rFonts w:ascii="Times New Roman" w:hAnsi="Times New Roman" w:cs="Times New Roman"/>
-          <w:sz w:val="26"/>
-          <w:szCs w:val="26"/>
-        </w:rPr>
-        <w:t xml:space="preserve"> </w:t>
-      </w:r>
-      <w:r>
-        <w:rPr>
-          <w:rFonts w:ascii="Times New Roman" w:hAnsi="Times New Roman" w:cs="Times New Roman"/>
-          <w:sz w:val="26"/>
-          <w:szCs w:val="26"/>
-        </w:rPr>
-        <w:t>CSDL:</w:t>
-      </w:r>
-      <w:r>
-        <w:rPr>
-          <w:rFonts w:ascii="Times New Roman" w:hAnsi="Times New Roman" w:cs="Times New Roman"/>
-          <w:sz w:val="26"/>
-          <w:szCs w:val="26"/>
-        </w:rPr>
-        <w:t xml:space="preserve"> </w:t>
-      </w:r>
-    </w:p>
-    <w:p>
-      <w:pPr>
-        <w:spacing w:after="120" w:line="240" w:lineRule="auto"/>
-        <w:ind w:firstLine="720"/>
-        <w:rPr>
-          <w:rFonts w:ascii="Times New Roman" w:hAnsi="Times New Roman" w:cs="Times New Roman"/>
-          <w:sz w:val="26"/>
-          <w:szCs w:val="26"/>
-        </w:rPr>
-      </w:pPr>
-      <w:r>
-        <w:rPr>
-          <w:rFonts w:ascii="Times New Roman" w:hAnsi="Times New Roman" w:cs="Times New Roman"/>
-          <w:noProof/>
-          <w:sz w:val="26"/>
-          <w:szCs w:val="26"/>
-        </w:rPr>
         <w:drawing>
           <wp:inline distT="0" distB="0" distL="0" distR="0" wp14:anchorId="1FB36BAD" wp14:editId="7BBDEDD9">
             <wp:extent cx="6511925" cy="4581525"/>
@@ -1035,7 +974,7 @@
                     </pic:cNvPicPr>
                   </pic:nvPicPr>
                   <pic:blipFill>
-                    <a:blip r:embed="rId9">
+                    <a:blip r:embed="rId10">
                       <a:extLst>
                         <a:ext uri="{28A0092B-C50C-407E-A947-70E740481C1C}">
                           <a14:useLocalDpi xmlns:a14="http://schemas.microsoft.com/office/drawing/2010/main" val="0"/>
@@ -1492,7 +1431,7 @@
           </mc:Choice>
           <mc:Fallback>
             <w:pict>
-              <v:rect w14:anchorId="043E0224" id="Rectangle 9" o:spid="_x0000_s1026" style="position:absolute;left:0;text-align:left;margin-left:200.65pt;margin-top:111.1pt;width:21.15pt;height:26.8pt;z-index:251667456;visibility:visible;mso-wrap-style:square;mso-height-percent:0;mso-wrap-distance-left:9pt;mso-wrap-distance-top:0;mso-wrap-distance-right:9pt;mso-wrap-distance-bottom:0;mso-position-horizontal:absolute;mso-position-horizontal-relative:text;mso-position-vertical:absolute;mso-position-vertical-relative:text;mso-height-percent:0;mso-height-relative:margin;v-text-anchor:middle" o:gfxdata="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" fillcolor="#5b9bd5 [3204]" strokecolor="#1f4d78 [1604]" strokeweight="1pt">
+              <v:rect w14:anchorId="043E0224" id="Rectangle 9" o:spid="_x0000_s1026" style="position:absolute;left:0;text-align:left;margin-left:200.65pt;margin-top:111.1pt;width:21.15pt;height:26.8pt;z-index:251667456;visibility:visible;mso-wrap-style:square;mso-height-percent:0;mso-wrap-distance-left:9pt;mso-wrap-distance-top:0;mso-wrap-distance-right:9pt;mso-wrap-distance-bottom:0;mso-position-horizontal:absolute;mso-position-horizontal-relative:text;mso-position-vertical:absolute;mso-position-vertical-relative:text;mso-height-percent:0;mso-height-relative:margin;v-text-anchor:middle" o:gfxdata="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" fillcolor="#5b9bd5 [3204]" strokecolor="#1f4d78 [1604]" strokeweight="1pt">
                 <v:textbox>
                   <w:txbxContent>
                     <w:p>
@@ -1595,7 +1534,7 @@
           </mc:Choice>
           <mc:Fallback>
             <w:pict>
-              <v:rect w14:anchorId="235DBBEC" id="Rectangle 8" o:spid="_x0000_s1027" style="position:absolute;left:0;text-align:left;margin-left:238.8pt;margin-top:178.4pt;width:23.55pt;height:23.05pt;z-index:251665408;visibility:visible;mso-wrap-style:square;mso-width-percent:0;mso-height-percent:0;mso-wrap-distance-left:9pt;mso-wrap-distance-top:0;mso-wrap-distance-right:9pt;mso-wrap-distance-bottom:0;mso-position-horizontal:absolute;mso-position-horizontal-relative:text;mso-position-vertical:absolute;mso-position-vertical-relative:text;mso-width-percent:0;mso-height-percent:0;mso-width-relative:margin;mso-height-relative:margin;v-text-anchor:middle" o:gfxdata="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" fillcolor="#5b9bd5 [3204]" strokecolor="#1f4d78 [1604]" strokeweight="1pt">
+              <v:rect w14:anchorId="235DBBEC" id="Rectangle 8" o:spid="_x0000_s1027" style="position:absolute;left:0;text-align:left;margin-left:238.8pt;margin-top:178.4pt;width:23.55pt;height:23.05pt;z-index:251665408;visibility:visible;mso-wrap-style:square;mso-width-percent:0;mso-height-percent:0;mso-wrap-distance-left:9pt;mso-wrap-distance-top:0;mso-wrap-distance-right:9pt;mso-wrap-distance-bottom:0;mso-position-horizontal:absolute;mso-position-horizontal-relative:text;mso-position-vertical:absolute;mso-position-vertical-relative:text;mso-width-percent:0;mso-height-percent:0;mso-width-relative:margin;mso-height-relative:margin;v-text-anchor:middle" o:gfxdata="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" fillcolor="#5b9bd5 [3204]" strokecolor="#1f4d78 [1604]" strokeweight="1pt">
                 <v:textbox>
                   <w:txbxContent>
                     <w:p>
@@ -1692,7 +1631,7 @@
           </mc:Choice>
           <mc:Fallback>
             <w:pict>
-              <v:rect w14:anchorId="2437408A" id="Rectangle 7" o:spid="_x0000_s1028" style="position:absolute;left:0;text-align:left;margin-left:137.65pt;margin-top:73.05pt;width:21.2pt;height:17.4pt;z-index:251663360;visibility:visible;mso-wrap-style:square;mso-wrap-distance-left:9pt;mso-wrap-distance-top:0;mso-wrap-distance-right:9pt;mso-wrap-distance-bottom:0;mso-position-horizontal:absolute;mso-position-horizontal-relative:text;mso-position-vertical:absolute;mso-position-vertical-relative:text;v-text-anchor:middle" o:gfxdata="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" fillcolor="#5b9bd5 [3204]" strokecolor="#1f4d78 [1604]" strokeweight="1pt">
+              <v:rect w14:anchorId="2437408A" id="Rectangle 7" o:spid="_x0000_s1028" style="position:absolute;left:0;text-align:left;margin-left:137.65pt;margin-top:73.05pt;width:21.2pt;height:17.4pt;z-index:251663360;visibility:visible;mso-wrap-style:square;mso-wrap-distance-left:9pt;mso-wrap-distance-top:0;mso-wrap-distance-right:9pt;mso-wrap-distance-bottom:0;mso-position-horizontal:absolute;mso-position-horizontal-relative:text;mso-position-vertical:absolute;mso-position-vertical-relative:text;v-text-anchor:middle" o:gfxdata="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" fillcolor="#5b9bd5 [3204]" strokecolor="#1f4d78 [1604]" strokeweight="1pt">
                 <v:textbox>
                   <w:txbxContent>
                     <w:p>
@@ -1859,7 +1798,7 @@
                   <v:h position="#0,#1"/>
                 </v:handles>
               </v:shapetype>
-              <v:shape id="Rounded Rectangular Callout 5" o:spid="_x0000_s1029" type="#_x0000_t62" style="position:absolute;left:0;text-align:left;margin-left:420.35pt;margin-top:46.2pt;width:107.15pt;height:61.15pt;z-index:251661312;visibility:visible;mso-wrap-style:square;mso-width-percent:0;mso-height-percent:0;mso-wrap-distance-left:9pt;mso-wrap-distance-top:0;mso-wrap-distance-right:9pt;mso-wrap-distance-bottom:0;mso-position-horizontal:absolute;mso-position-horizontal-relative:text;mso-position-vertical:absolute;mso-position-vertical-relative:text;mso-width-percent:0;mso-height-percent:0;mso-width-relative:margin;mso-height-relative:margin;v-text-anchor:middle" o:gfxdata="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" adj="-7831,24069" fillcolor="#5b9bd5 [3204]" strokecolor="#1f4d78 [1604]" strokeweight="1pt">
+              <v:shape id="Rounded Rectangular Callout 5" o:spid="_x0000_s1029" type="#_x0000_t62" style="position:absolute;left:0;text-align:left;margin-left:420.35pt;margin-top:46.2pt;width:107.15pt;height:61.15pt;z-index:251661312;visibility:visible;mso-wrap-style:square;mso-width-percent:0;mso-height-percent:0;mso-wrap-distance-left:9pt;mso-wrap-distance-top:0;mso-wrap-distance-right:9pt;mso-wrap-distance-bottom:0;mso-position-horizontal:absolute;mso-position-horizontal-relative:text;mso-position-vertical:absolute;mso-position-vertical-relative:text;mso-width-percent:0;mso-height-percent:0;mso-width-relative:margin;mso-height-relative:margin;v-text-anchor:middle" o:gfxdata="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" adj="-7831,24069" fillcolor="#5b9bd5 [3204]" strokecolor="#1f4d78 [1604]" strokeweight="1pt">
                 <v:textbox>
                   <w:txbxContent>
                     <w:p>
@@ -2009,7 +1948,7 @@
                     <pic:cNvPicPr/>
                   </pic:nvPicPr>
                   <pic:blipFill>
-                    <a:blip r:embed="rId10" cstate="print">
+                    <a:blip r:embed="rId11" cstate="print">
                       <a:extLst>
                         <a:ext uri="{28A0092B-C50C-407E-A947-70E740481C1C}">
                           <a14:useLocalDpi xmlns:a14="http://schemas.microsoft.com/office/drawing/2010/main" val="0"/>
@@ -2044,14 +1983,27 @@
       <w:r>
         <w:t xml:space="preserve">Hình  </w:t>
       </w:r>
-      <w:fldSimple w:instr=" SEQ Hình_ \* ARABIC ">
-        <w:r>
-          <w:rPr>
-            <w:noProof/>
-          </w:rPr>
-          <w:t>2</w:t>
-        </w:r>
-      </w:fldSimple>
+      <w:r>
+        <w:fldChar w:fldCharType="begin"/>
+      </w:r>
+      <w:r>
+        <w:instrText xml:space="preserve"> SEQ Hình_ \* ARABIC </w:instrText>
+      </w:r>
+      <w:r>
+        <w:fldChar w:fldCharType="separate"/>
+      </w:r>
+      <w:r>
+        <w:rPr>
+          <w:noProof/>
+        </w:rPr>
+        <w:t>2</w:t>
+      </w:r>
+      <w:r>
+        <w:rPr>
+          <w:noProof/>
+        </w:rPr>
+        <w:fldChar w:fldCharType="end"/>
+      </w:r>
       <w:r>
         <w:t>: màn hình tra cứu tài liệu</w:t>
       </w:r>
@@ -2108,7 +2060,7 @@
                     <pic:cNvPicPr/>
                   </pic:nvPicPr>
                   <pic:blipFill>
-                    <a:blip r:embed="rId11">
+                    <a:blip r:embed="rId12">
                       <a:extLst>
                         <a:ext uri="{28A0092B-C50C-407E-A947-70E740481C1C}">
                           <a14:useLocalDpi xmlns:a14="http://schemas.microsoft.com/office/drawing/2010/main" val="0"/>
@@ -2643,12 +2595,12 @@
       </w:pPr>
     </w:p>
     <w:sectPr>
-      <w:headerReference w:type="even" r:id="rId12"/>
-      <w:headerReference w:type="default" r:id="rId13"/>
-      <w:footerReference w:type="even" r:id="rId14"/>
-      <w:footerReference w:type="default" r:id="rId15"/>
-      <w:headerReference w:type="first" r:id="rId16"/>
-      <w:footerReference w:type="first" r:id="rId17"/>
+      <w:headerReference w:type="even" r:id="rId13"/>
+      <w:headerReference w:type="default" r:id="rId14"/>
+      <w:footerReference w:type="even" r:id="rId15"/>
+      <w:footerReference w:type="default" r:id="rId16"/>
+      <w:headerReference w:type="first" r:id="rId17"/>
+      <w:footerReference w:type="first" r:id="rId18"/>
       <w:pgSz w:w="12240" w:h="15840" w:code="1"/>
       <w:pgMar w:top="851" w:right="851" w:bottom="851" w:left="1134" w:header="567" w:footer="567" w:gutter="0"/>
       <w:cols w:space="720"/>
@@ -4558,7 +4510,6 @@
   <w:style w:type="character" w:default="1" w:styleId="DefaultParagraphFont">
     <w:name w:val="Default Paragraph Font"/>
     <w:uiPriority w:val="1"/>
-    <w:semiHidden/>
     <w:unhideWhenUsed/>
   </w:style>
   <w:style w:type="table" w:default="1" w:styleId="TableNormal">

--- a/doc/N04_6_ApplicationDevelopment_ScreenFlow_DB.docx
+++ b/doc/N04_6_ApplicationDevelopment_ScreenFlow_DB.docx
@@ -52,7 +52,16 @@
           <w:sz w:val="26"/>
           <w:szCs w:val="26"/>
         </w:rPr>
-        <w:t xml:space="preserve">XX </w:t>
+        <w:t>04</w:t>
+      </w:r>
+      <w:r>
+        <w:rPr>
+          <w:rFonts w:ascii="Times New Roman" w:hAnsi="Times New Roman" w:cs="Times New Roman"/>
+          <w:color w:val="FF0000"/>
+          <w:sz w:val="26"/>
+          <w:szCs w:val="26"/>
+        </w:rPr>
+        <w:t xml:space="preserve"> </w:t>
       </w:r>
       <w:r>
         <w:rPr>
@@ -68,34 +77,23 @@
           <w:sz w:val="26"/>
           <w:szCs w:val="26"/>
         </w:rPr>
-        <w:t xml:space="preserve">Thành viên nhóm </w:t>
-      </w:r>
-      <w:r>
-        <w:rPr>
-          <w:rFonts w:ascii="Times New Roman" w:hAnsi="Times New Roman" w:cs="Times New Roman"/>
-          <w:color w:val="FF0000"/>
-          <w:sz w:val="26"/>
-          <w:szCs w:val="26"/>
-        </w:rPr>
-        <w:t>(</w:t>
-      </w:r>
-      <w:r>
-        <w:rPr>
-          <w:rFonts w:ascii="Times New Roman" w:hAnsi="Times New Roman" w:cs="Times New Roman"/>
-          <w:color w:val="FF0000"/>
-          <w:sz w:val="26"/>
-          <w:szCs w:val="26"/>
-        </w:rPr>
-        <w:t xml:space="preserve">XX là số thứ tự của nhóm theo từng lớp - </w:t>
-      </w:r>
-      <w:r>
-        <w:rPr>
-          <w:rFonts w:ascii="Times New Roman" w:hAnsi="Times New Roman" w:cs="Times New Roman"/>
-          <w:color w:val="FF0000"/>
-          <w:sz w:val="26"/>
-          <w:szCs w:val="26"/>
-        </w:rPr>
-        <w:t>Nhóm tối thiểu 2 SV, tối đa 3 SV)</w:t>
+        <w:t>Thành viên nhóm</w:t>
+      </w:r>
+      <w:r>
+        <w:rPr>
+          <w:rFonts w:ascii="Times New Roman" w:hAnsi="Times New Roman" w:cs="Times New Roman"/>
+          <w:sz w:val="26"/>
+          <w:szCs w:val="26"/>
+        </w:rPr>
+        <w:t>:</w:t>
+      </w:r>
+      <w:r>
+        <w:rPr>
+          <w:rFonts w:ascii="Times New Roman" w:hAnsi="Times New Roman" w:cs="Times New Roman"/>
+          <w:sz w:val="26"/>
+          <w:szCs w:val="26"/>
+        </w:rPr>
+        <w:t xml:space="preserve"> </w:t>
       </w:r>
     </w:p>
     <w:p>
@@ -121,7 +119,16 @@
           <w:sz w:val="26"/>
           <w:szCs w:val="26"/>
         </w:rPr>
-        <w:t>Nguyễn Văn A (Nhóm trưởng)</w:t>
+        <w:t>Lê Trần Quang Thanh</w:t>
+      </w:r>
+      <w:r>
+        <w:rPr>
+          <w:rFonts w:ascii="Times New Roman" w:hAnsi="Times New Roman" w:cs="Times New Roman"/>
+          <w:color w:val="FF0000"/>
+          <w:sz w:val="26"/>
+          <w:szCs w:val="26"/>
+        </w:rPr>
+        <w:t xml:space="preserve"> (Nhóm trưởng)</w:t>
       </w:r>
     </w:p>
     <w:p>
@@ -147,16 +154,7 @@
           <w:sz w:val="26"/>
           <w:szCs w:val="26"/>
         </w:rPr>
-        <w:t>Nguyễn Thị</w:t>
-      </w:r>
-      <w:r>
-        <w:rPr>
-          <w:rFonts w:ascii="Times New Roman" w:hAnsi="Times New Roman" w:cs="Times New Roman"/>
-          <w:color w:val="FF0000"/>
-          <w:sz w:val="26"/>
-          <w:szCs w:val="26"/>
-        </w:rPr>
-        <w:t xml:space="preserve"> B</w:t>
+        <w:t>Nguyễn Minh Thuận</w:t>
       </w:r>
     </w:p>
     <w:p>
@@ -182,25 +180,46 @@
           <w:sz w:val="26"/>
           <w:szCs w:val="26"/>
         </w:rPr>
-        <w:t>Trầ</w:t>
-      </w:r>
-      <w:r>
+        <w:t xml:space="preserve">Nguyễn Minh Lý </w:t>
+      </w:r>
+    </w:p>
+    <w:p>
+      <w:pPr>
+        <w:pStyle w:val="ListParagraph"/>
+        <w:numPr>
+          <w:ilvl w:val="0"/>
+          <w:numId w:val="1"/>
+        </w:numPr>
+        <w:spacing w:after="120" w:line="240" w:lineRule="auto"/>
+        <w:jc w:val="both"/>
         <w:rPr>
           <w:rFonts w:ascii="Times New Roman" w:hAnsi="Times New Roman" w:cs="Times New Roman"/>
           <w:color w:val="FF0000"/>
           <w:sz w:val="26"/>
           <w:szCs w:val="26"/>
         </w:rPr>
-        <w:t>n Văn C</w:t>
-      </w:r>
-    </w:p>
-    <w:p>
-      <w:pPr>
+      </w:pPr>
+      <w:r>
+        <w:rPr>
+          <w:rFonts w:ascii="Times New Roman" w:hAnsi="Times New Roman" w:cs="Times New Roman"/>
+          <w:color w:val="FF0000"/>
+          <w:sz w:val="26"/>
+          <w:szCs w:val="26"/>
+        </w:rPr>
+        <w:t>Nguyễn Khắc Duy</w:t>
+      </w:r>
+    </w:p>
+    <w:p>
+      <w:pPr>
+        <w:pStyle w:val="ListParagraph"/>
+        <w:numPr>
+          <w:ilvl w:val="0"/>
+          <w:numId w:val="1"/>
+        </w:numPr>
         <w:spacing w:after="120" w:line="240" w:lineRule="auto"/>
         <w:jc w:val="both"/>
         <w:rPr>
           <w:rFonts w:ascii="Times New Roman" w:hAnsi="Times New Roman" w:cs="Times New Roman"/>
-          <w:b/>
           <w:color w:val="FF0000"/>
           <w:sz w:val="26"/>
           <w:szCs w:val="26"/>
@@ -209,6 +228,26 @@
       <w:r>
         <w:rPr>
           <w:rFonts w:ascii="Times New Roman" w:hAnsi="Times New Roman" w:cs="Times New Roman"/>
+          <w:color w:val="FF0000"/>
+          <w:sz w:val="26"/>
+          <w:szCs w:val="26"/>
+        </w:rPr>
+        <w:t>Hồ Văn Khánh</w:t>
+      </w:r>
+    </w:p>
+    <w:p>
+      <w:pPr>
+        <w:spacing w:after="120" w:line="240" w:lineRule="auto"/>
+        <w:jc w:val="both"/>
+        <w:rPr>
+          <w:rFonts w:ascii="Times New Roman" w:hAnsi="Times New Roman" w:cs="Times New Roman"/>
+          <w:sz w:val="26"/>
+          <w:szCs w:val="26"/>
+        </w:rPr>
+      </w:pPr>
+      <w:r>
+        <w:rPr>
+          <w:rFonts w:ascii="Times New Roman" w:hAnsi="Times New Roman" w:cs="Times New Roman"/>
           <w:i/>
           <w:sz w:val="26"/>
           <w:szCs w:val="26"/>
@@ -231,14 +270,19 @@
           <w:sz w:val="26"/>
           <w:szCs w:val="26"/>
         </w:rPr>
-        <w:t>CHƯƠNG TRÌNH QUẢN LÝ HỆ THỐNG THƯ VIỆN</w:t>
-      </w:r>
-    </w:p>
-    <w:p>
-      <w:pPr>
-        <w:pBdr>
-          <w:bottom w:val="single" w:sz="4" w:space="1" w:color="auto"/>
-        </w:pBdr>
+        <w:t>CHƯƠNG TRÌNH QUẢN LÝ HỆ THỐNG NHA KHOA</w:t>
+      </w:r>
+      <w:r>
+        <w:rPr>
+          <w:rFonts w:ascii="Times New Roman" w:hAnsi="Times New Roman" w:cs="Times New Roman"/>
+          <w:sz w:val="26"/>
+          <w:szCs w:val="26"/>
+        </w:rPr>
+        <w:t xml:space="preserve"> </w:t>
+      </w:r>
+    </w:p>
+    <w:p>
+      <w:pPr>
         <w:spacing w:after="120" w:line="240" w:lineRule="auto"/>
         <w:jc w:val="both"/>
         <w:rPr>
@@ -255,41 +299,6 @@
         </w:rPr>
         <w:t>Thời gian thực hiện: Từ</w:t>
       </w:r>
-      <w:proofErr w:type="gramStart"/>
-      <w:r>
-        <w:rPr>
-          <w:rFonts w:ascii="Times New Roman" w:hAnsi="Times New Roman" w:cs="Times New Roman"/>
-          <w:sz w:val="26"/>
-          <w:szCs w:val="26"/>
-        </w:rPr>
-        <w:t xml:space="preserve"> ../..</w:t>
-      </w:r>
-      <w:proofErr w:type="gramEnd"/>
-      <w:r>
-        <w:rPr>
-          <w:rFonts w:ascii="Times New Roman" w:hAnsi="Times New Roman" w:cs="Times New Roman"/>
-          <w:sz w:val="26"/>
-          <w:szCs w:val="26"/>
-        </w:rPr>
-        <w:t>/201</w:t>
-      </w:r>
-      <w:r>
-        <w:rPr>
-          <w:rFonts w:ascii="Times New Roman" w:hAnsi="Times New Roman" w:cs="Times New Roman"/>
-          <w:sz w:val="26"/>
-          <w:szCs w:val="26"/>
-        </w:rPr>
-        <w:t>8</w:t>
-      </w:r>
-      <w:r>
-        <w:rPr>
-          <w:rFonts w:ascii="Times New Roman" w:hAnsi="Times New Roman" w:cs="Times New Roman"/>
-          <w:sz w:val="26"/>
-          <w:szCs w:val="26"/>
-        </w:rPr>
-        <w:t xml:space="preserve"> đến</w:t>
-      </w:r>
-      <w:proofErr w:type="gramStart"/>
       <w:r>
         <w:rPr>
           <w:rFonts w:ascii="Times New Roman" w:hAnsi="Times New Roman" w:cs="Times New Roman"/>
@@ -304,36 +313,72 @@
           <w:sz w:val="26"/>
           <w:szCs w:val="26"/>
         </w:rPr>
-        <w:t>../..</w:t>
-      </w:r>
-      <w:proofErr w:type="gramEnd"/>
-      <w:r>
-        <w:rPr>
-          <w:rFonts w:ascii="Times New Roman" w:hAnsi="Times New Roman" w:cs="Times New Roman"/>
-          <w:sz w:val="26"/>
-          <w:szCs w:val="26"/>
-        </w:rPr>
-        <w:t>/201</w:t>
-      </w:r>
-      <w:r>
-        <w:rPr>
-          <w:rFonts w:ascii="Times New Roman" w:hAnsi="Times New Roman" w:cs="Times New Roman"/>
-          <w:sz w:val="26"/>
-          <w:szCs w:val="26"/>
-        </w:rPr>
-        <w:t>8 (15 tuần)</w:t>
-      </w:r>
-    </w:p>
-    <w:p>
-      <w:pPr>
-        <w:spacing w:after="120" w:line="240" w:lineRule="auto"/>
-        <w:rPr>
-          <w:rFonts w:ascii="Times New Roman" w:hAnsi="Times New Roman" w:cs="Times New Roman"/>
-          <w:b/>
-          <w:sz w:val="26"/>
-          <w:szCs w:val="26"/>
-        </w:rPr>
-      </w:pPr>
+        <w:t>10/8</w:t>
+      </w:r>
+      <w:r>
+        <w:rPr>
+          <w:rFonts w:ascii="Times New Roman" w:hAnsi="Times New Roman" w:cs="Times New Roman"/>
+          <w:sz w:val="26"/>
+          <w:szCs w:val="26"/>
+        </w:rPr>
+        <w:t>/</w:t>
+      </w:r>
+      <w:r>
+        <w:rPr>
+          <w:rFonts w:ascii="Times New Roman" w:hAnsi="Times New Roman" w:cs="Times New Roman"/>
+          <w:sz w:val="26"/>
+          <w:szCs w:val="26"/>
+        </w:rPr>
+        <w:t>20</w:t>
+      </w:r>
+      <w:r>
+        <w:rPr>
+          <w:rFonts w:ascii="Times New Roman" w:hAnsi="Times New Roman" w:cs="Times New Roman"/>
+          <w:sz w:val="26"/>
+          <w:szCs w:val="26"/>
+        </w:rPr>
+        <w:t>26</w:t>
+      </w:r>
+      <w:r>
+        <w:rPr>
+          <w:rFonts w:ascii="Times New Roman" w:hAnsi="Times New Roman" w:cs="Times New Roman"/>
+          <w:sz w:val="26"/>
+          <w:szCs w:val="26"/>
+        </w:rPr>
+        <w:t xml:space="preserve"> đến </w:t>
+      </w:r>
+      <w:r>
+        <w:rPr>
+          <w:rFonts w:ascii="Times New Roman" w:hAnsi="Times New Roman" w:cs="Times New Roman"/>
+          <w:sz w:val="26"/>
+          <w:szCs w:val="26"/>
+        </w:rPr>
+        <w:t>23/11/</w:t>
+      </w:r>
+      <w:r>
+        <w:rPr>
+          <w:rFonts w:ascii="Times New Roman" w:hAnsi="Times New Roman" w:cs="Times New Roman"/>
+          <w:sz w:val="26"/>
+          <w:szCs w:val="26"/>
+        </w:rPr>
+        <w:t>20</w:t>
+      </w:r>
+      <w:r>
+        <w:rPr>
+          <w:rFonts w:ascii="Times New Roman" w:hAnsi="Times New Roman" w:cs="Times New Roman"/>
+          <w:sz w:val="26"/>
+          <w:szCs w:val="26"/>
+        </w:rPr>
+        <w:t>26</w:t>
+      </w:r>
+      <w:r>
+        <w:rPr>
+          <w:rFonts w:ascii="Times New Roman" w:hAnsi="Times New Roman" w:cs="Times New Roman"/>
+          <w:sz w:val="26"/>
+          <w:szCs w:val="26"/>
+        </w:rPr>
+        <w:t xml:space="preserve"> (15 tuần)</w:t>
+      </w:r>
     </w:p>
     <w:p>
       <w:pPr>
@@ -373,88 +418,14 @@
           <w:szCs w:val="26"/>
         </w:rPr>
       </w:pPr>
-      <w:r>
-        <w:rPr>
-          <w:noProof/>
-        </w:rPr>
-        <mc:AlternateContent>
-          <mc:Choice Requires="wps">
-            <w:drawing>
-              <wp:anchor distT="0" distB="0" distL="114300" distR="114300" simplePos="0" relativeHeight="251672576" behindDoc="0" locked="0" layoutInCell="1" allowOverlap="1" wp14:anchorId="56D8D9E8" wp14:editId="35845D22">
-                <wp:simplePos x="0" y="0"/>
-                <wp:positionH relativeFrom="column">
-                  <wp:posOffset>319178</wp:posOffset>
-                </wp:positionH>
-                <wp:positionV relativeFrom="paragraph">
-                  <wp:posOffset>3377505</wp:posOffset>
-                </wp:positionV>
-                <wp:extent cx="603849" cy="241540"/>
-                <wp:effectExtent l="0" t="0" r="19050" b="12700"/>
-                <wp:wrapNone/>
-                <wp:docPr id="13" name="Rectangle 13"/>
-                <wp:cNvGraphicFramePr/>
-                <a:graphic xmlns:a="http://schemas.openxmlformats.org/drawingml/2006/main">
-                  <a:graphicData uri="http://schemas.microsoft.com/office/word/2010/wordprocessingShape">
-                    <wps:wsp>
-                      <wps:cNvSpPr/>
-                      <wps:spPr>
-                        <a:xfrm>
-                          <a:off x="0" y="0"/>
-                          <a:ext cx="603849" cy="241540"/>
-                        </a:xfrm>
-                        <a:prstGeom prst="rect">
-                          <a:avLst/>
-                        </a:prstGeom>
-                        <a:solidFill>
-                          <a:schemeClr val="accent1">
-                            <a:lumMod val="75000"/>
-                          </a:schemeClr>
-                        </a:solidFill>
-                      </wps:spPr>
-                      <wps:style>
-                        <a:lnRef idx="2">
-                          <a:schemeClr val="accent1">
-                            <a:shade val="50000"/>
-                          </a:schemeClr>
-                        </a:lnRef>
-                        <a:fillRef idx="1">
-                          <a:schemeClr val="accent1"/>
-                        </a:fillRef>
-                        <a:effectRef idx="0">
-                          <a:schemeClr val="accent1"/>
-                        </a:effectRef>
-                        <a:fontRef idx="minor">
-                          <a:schemeClr val="lt1"/>
-                        </a:fontRef>
-                      </wps:style>
-                      <wps:bodyPr rot="0" spcFirstLastPara="0" vertOverflow="overflow" horzOverflow="overflow" vert="horz" wrap="square" lIns="91440" tIns="45720" rIns="91440" bIns="45720" numCol="1" spcCol="0" rtlCol="0" fromWordArt="0" anchor="ctr" anchorCtr="0" forceAA="0" compatLnSpc="1">
-                        <a:prstTxWarp prst="textNoShape">
-                          <a:avLst/>
-                        </a:prstTxWarp>
-                        <a:noAutofit/>
-                      </wps:bodyPr>
-                    </wps:wsp>
-                  </a:graphicData>
-                </a:graphic>
-              </wp:anchor>
-            </w:drawing>
-          </mc:Choice>
-          <mc:Fallback>
-            <w:pict>
-              <v:rect w14:anchorId="126C6E58" id="Rectangle 13" o:spid="_x0000_s1026" style="position:absolute;margin-left:25.15pt;margin-top:265.95pt;width:47.55pt;height:19pt;z-index:251672576;visibility:visible;mso-wrap-style:square;mso-wrap-distance-left:9pt;mso-wrap-distance-top:0;mso-wrap-distance-right:9pt;mso-wrap-distance-bottom:0;mso-position-horizontal:absolute;mso-position-horizontal-relative:text;mso-position-vertical:absolute;mso-position-vertical-relative:text;v-text-anchor:middle" o:gfxdata="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" fillcolor="#2e74b5 [2404]" strokecolor="#1f4d78 [1604]" strokeweight="1pt"/>
-            </w:pict>
-          </mc:Fallback>
-        </mc:AlternateContent>
-      </w:r>
-      <w:r>
-        <w:rPr>
-          <w:noProof/>
-        </w:rPr>
+    </w:p>
+    <w:p>
+      <w:r>
         <w:drawing>
-          <wp:inline distT="0" distB="0" distL="0" distR="0" wp14:anchorId="1AACF981" wp14:editId="3451B3ED">
-            <wp:extent cx="6511925" cy="3375348"/>
-            <wp:effectExtent l="0" t="0" r="3175" b="3175"/>
-            <wp:docPr id="12" name="Picture 12" descr="https://yishi12.files.wordpress.com/2013/01/screen-flow1.jpg"/>
+          <wp:inline distT="0" distB="0" distL="0" distR="0" wp14:anchorId="483E26CC" wp14:editId="22AAB804">
+            <wp:extent cx="4789118" cy="5748655"/>
+            <wp:effectExtent l="0" t="0" r="0" b="4445"/>
+            <wp:docPr id="1541048811" name="Picture 1"/>
             <wp:cNvGraphicFramePr>
               <a:graphicFrameLocks xmlns:a="http://schemas.openxmlformats.org/drawingml/2006/main" noChangeAspect="1"/>
             </wp:cNvGraphicFramePr>
@@ -462,13 +433,282 @@
               <a:graphicData uri="http://schemas.openxmlformats.org/drawingml/2006/picture">
                 <pic:pic xmlns:pic="http://schemas.openxmlformats.org/drawingml/2006/picture">
                   <pic:nvPicPr>
-                    <pic:cNvPr id="0" name="Picture 3" descr="https://yishi12.files.wordpress.com/2013/01/screen-flow1.jpg"/>
+                    <pic:cNvPr id="1541048811" name=""/>
+                    <pic:cNvPicPr/>
+                  </pic:nvPicPr>
+                  <pic:blipFill>
+                    <a:blip r:embed="rId8"/>
+                    <a:stretch>
+                      <a:fillRect/>
+                    </a:stretch>
+                  </pic:blipFill>
+                  <pic:spPr>
+                    <a:xfrm>
+                      <a:off x="0" y="0"/>
+                      <a:ext cx="4843040" cy="5813380"/>
+                    </a:xfrm>
+                    <a:prstGeom prst="rect">
+                      <a:avLst/>
+                    </a:prstGeom>
+                  </pic:spPr>
+                </pic:pic>
+              </a:graphicData>
+            </a:graphic>
+          </wp:inline>
+        </w:drawing>
+      </w:r>
+    </w:p>
+    <w:p/>
+    <w:p/>
+    <w:p>
+      <w:pPr>
+        <w:spacing w:after="120" w:line="240" w:lineRule="auto"/>
+        <w:rPr>
+          <w:rFonts w:ascii="Times New Roman" w:hAnsi="Times New Roman" w:cs="Times New Roman"/>
+          <w:sz w:val="26"/>
+          <w:szCs w:val="26"/>
+        </w:rPr>
+      </w:pPr>
+    </w:p>
+    <w:p>
+      <w:pPr>
+        <w:spacing w:after="120" w:line="240" w:lineRule="auto"/>
+        <w:rPr>
+          <w:rFonts w:ascii="Times New Roman" w:hAnsi="Times New Roman" w:cs="Times New Roman"/>
+          <w:b/>
+          <w:sz w:val="26"/>
+          <w:szCs w:val="26"/>
+        </w:rPr>
+      </w:pPr>
+      <w:r>
+        <w:rPr>
+          <w:rFonts w:ascii="Times New Roman" w:hAnsi="Times New Roman" w:cs="Times New Roman"/>
+          <w:b/>
+          <w:sz w:val="26"/>
+          <w:szCs w:val="26"/>
+        </w:rPr>
+        <w:t xml:space="preserve">2. </w:t>
+      </w:r>
+      <w:r>
+        <w:rPr>
+          <w:rFonts w:ascii="Times New Roman" w:hAnsi="Times New Roman" w:cs="Times New Roman"/>
+          <w:b/>
+          <w:sz w:val="26"/>
+          <w:szCs w:val="26"/>
+        </w:rPr>
+        <w:t xml:space="preserve">Cơ sở dữ liệu </w:t>
+      </w:r>
+    </w:p>
+    <w:p>
+      <w:pPr>
+        <w:spacing w:after="120" w:line="240" w:lineRule="auto"/>
+        <w:rPr>
+          <w:rFonts w:ascii="Times New Roman" w:hAnsi="Times New Roman" w:cs="Times New Roman"/>
+          <w:sz w:val="26"/>
+          <w:szCs w:val="26"/>
+        </w:rPr>
+      </w:pPr>
+      <w:r>
+        <w:rPr>
+          <w:rFonts w:ascii="Times New Roman" w:hAnsi="Times New Roman" w:cs="Times New Roman"/>
+          <w:sz w:val="26"/>
+          <w:szCs w:val="26"/>
+        </w:rPr>
+        <w:t>2.1. Cơ sở dữ liệu quan hệ</w:t>
+      </w:r>
+    </w:p>
+    <w:p>
+      <w:pPr>
+        <w:spacing w:after="120" w:line="240" w:lineRule="auto"/>
+        <w:ind w:firstLine="720"/>
+        <w:rPr>
+          <w:rFonts w:ascii="Times New Roman" w:hAnsi="Times New Roman" w:cs="Times New Roman"/>
+          <w:sz w:val="26"/>
+          <w:szCs w:val="26"/>
+        </w:rPr>
+      </w:pPr>
+      <w:r>
+        <w:rPr>
+          <w:rFonts w:ascii="Times New Roman" w:hAnsi="Times New Roman" w:cs="Times New Roman"/>
+          <w:sz w:val="26"/>
+          <w:szCs w:val="26"/>
+        </w:rPr>
+        <w:t>2.1.1 Sơ đồ thực thể và mối kết hợp</w:t>
+      </w:r>
+    </w:p>
+    <w:p>
+      <w:pPr>
+        <w:spacing w:after="120" w:line="240" w:lineRule="auto"/>
+        <w:ind w:firstLine="720"/>
+        <w:rPr>
+          <w:rFonts w:ascii="Times New Roman" w:hAnsi="Times New Roman" w:cs="Times New Roman"/>
+          <w:sz w:val="26"/>
+          <w:szCs w:val="26"/>
+        </w:rPr>
+      </w:pPr>
+      <w:r>
+        <w:rPr>
+          <w:rFonts w:ascii="Times New Roman" w:hAnsi="Times New Roman" w:cs="Times New Roman"/>
+          <w:sz w:val="26"/>
+          <w:szCs w:val="26"/>
+        </w:rPr>
+        <w:tab/>
+        <w:t>(EER)</w:t>
+      </w:r>
+    </w:p>
+    <w:p>
+      <w:pPr>
+        <w:spacing w:after="120" w:line="240" w:lineRule="auto"/>
+        <w:ind w:firstLine="720"/>
+        <w:rPr>
+          <w:rFonts w:ascii="Times New Roman" w:hAnsi="Times New Roman" w:cs="Times New Roman"/>
+          <w:sz w:val="26"/>
+          <w:szCs w:val="26"/>
+        </w:rPr>
+      </w:pPr>
+    </w:p>
+    <w:p>
+      <w:pPr>
+        <w:spacing w:after="120" w:line="240" w:lineRule="auto"/>
+        <w:ind w:firstLine="720"/>
+        <w:rPr>
+          <w:rFonts w:ascii="Times New Roman" w:hAnsi="Times New Roman" w:cs="Times New Roman"/>
+          <w:sz w:val="26"/>
+          <w:szCs w:val="26"/>
+        </w:rPr>
+      </w:pPr>
+    </w:p>
+    <w:p>
+      <w:pPr>
+        <w:spacing w:after="120" w:line="240" w:lineRule="auto"/>
+        <w:ind w:firstLine="720"/>
+        <w:rPr>
+          <w:rFonts w:ascii="Times New Roman" w:hAnsi="Times New Roman" w:cs="Times New Roman"/>
+          <w:sz w:val="26"/>
+          <w:szCs w:val="26"/>
+        </w:rPr>
+      </w:pPr>
+    </w:p>
+    <w:p>
+      <w:pPr>
+        <w:spacing w:after="120" w:line="240" w:lineRule="auto"/>
+        <w:ind w:firstLine="720"/>
+        <w:rPr>
+          <w:rFonts w:ascii="Times New Roman" w:hAnsi="Times New Roman" w:cs="Times New Roman"/>
+          <w:sz w:val="26"/>
+          <w:szCs w:val="26"/>
+        </w:rPr>
+      </w:pPr>
+    </w:p>
+    <w:p>
+      <w:pPr>
+        <w:spacing w:after="120" w:line="240" w:lineRule="auto"/>
+        <w:ind w:firstLine="720"/>
+        <w:rPr>
+          <w:rFonts w:ascii="Times New Roman" w:hAnsi="Times New Roman" w:cs="Times New Roman"/>
+          <w:sz w:val="26"/>
+          <w:szCs w:val="26"/>
+        </w:rPr>
+      </w:pPr>
+    </w:p>
+    <w:p>
+      <w:pPr>
+        <w:spacing w:after="120" w:line="240" w:lineRule="auto"/>
+        <w:ind w:firstLine="720"/>
+        <w:rPr>
+          <w:rFonts w:ascii="Times New Roman" w:hAnsi="Times New Roman" w:cs="Times New Roman"/>
+          <w:sz w:val="26"/>
+          <w:szCs w:val="26"/>
+        </w:rPr>
+      </w:pPr>
+    </w:p>
+    <w:p>
+      <w:pPr>
+        <w:spacing w:after="120" w:line="240" w:lineRule="auto"/>
+        <w:ind w:firstLine="720"/>
+        <w:rPr>
+          <w:rFonts w:ascii="Times New Roman" w:hAnsi="Times New Roman" w:cs="Times New Roman"/>
+          <w:sz w:val="26"/>
+          <w:szCs w:val="26"/>
+        </w:rPr>
+      </w:pPr>
+      <w:r>
+        <w:rPr>
+          <w:rFonts w:ascii="Times New Roman" w:hAnsi="Times New Roman" w:cs="Times New Roman"/>
+          <w:sz w:val="26"/>
+          <w:szCs w:val="26"/>
+        </w:rPr>
+        <w:t xml:space="preserve">2.1.2 sơ đồ trên </w:t>
+      </w:r>
+      <w:r>
+        <w:rPr>
+          <w:rFonts w:ascii="Times New Roman" w:hAnsi="Times New Roman" w:cs="Times New Roman"/>
+          <w:sz w:val="26"/>
+          <w:szCs w:val="26"/>
+        </w:rPr>
+        <w:t>HQT</w:t>
+      </w:r>
+      <w:r>
+        <w:rPr>
+          <w:rFonts w:ascii="Times New Roman" w:hAnsi="Times New Roman" w:cs="Times New Roman"/>
+          <w:sz w:val="26"/>
+          <w:szCs w:val="26"/>
+        </w:rPr>
+        <w:t xml:space="preserve"> </w:t>
+      </w:r>
+      <w:r>
+        <w:rPr>
+          <w:rFonts w:ascii="Times New Roman" w:hAnsi="Times New Roman" w:cs="Times New Roman"/>
+          <w:sz w:val="26"/>
+          <w:szCs w:val="26"/>
+        </w:rPr>
+        <w:t>CSDL:</w:t>
+      </w:r>
+      <w:r>
+        <w:rPr>
+          <w:rFonts w:ascii="Times New Roman" w:hAnsi="Times New Roman" w:cs="Times New Roman"/>
+          <w:sz w:val="26"/>
+          <w:szCs w:val="26"/>
+        </w:rPr>
+        <w:t xml:space="preserve"> </w:t>
+      </w:r>
+    </w:p>
+    <w:p>
+      <w:pPr>
+        <w:spacing w:after="120" w:line="240" w:lineRule="auto"/>
+        <w:ind w:firstLine="720"/>
+        <w:rPr>
+          <w:rFonts w:ascii="Times New Roman" w:hAnsi="Times New Roman" w:cs="Times New Roman"/>
+          <w:sz w:val="26"/>
+          <w:szCs w:val="26"/>
+        </w:rPr>
+      </w:pPr>
+      <w:r>
+        <w:rPr>
+          <w:rFonts w:ascii="Times New Roman" w:hAnsi="Times New Roman" w:cs="Times New Roman"/>
+          <w:noProof/>
+          <w:sz w:val="26"/>
+          <w:szCs w:val="26"/>
+        </w:rPr>
+        <w:drawing>
+          <wp:inline distT="0" distB="0" distL="0" distR="0" wp14:anchorId="1FB36BAD" wp14:editId="66440C28">
+            <wp:extent cx="6055943" cy="4260715"/>
+            <wp:effectExtent l="0" t="0" r="2540" b="6985"/>
+            <wp:docPr id="1384494131" name="Picture 13"/>
+            <wp:cNvGraphicFramePr>
+              <a:graphicFrameLocks xmlns:a="http://schemas.openxmlformats.org/drawingml/2006/main" noChangeAspect="1"/>
+            </wp:cNvGraphicFramePr>
+            <a:graphic xmlns:a="http://schemas.openxmlformats.org/drawingml/2006/main">
+              <a:graphicData uri="http://schemas.openxmlformats.org/drawingml/2006/picture">
+                <pic:pic xmlns:pic="http://schemas.openxmlformats.org/drawingml/2006/picture">
+                  <pic:nvPicPr>
+                    <pic:cNvPr id="0" name="Picture 3"/>
                     <pic:cNvPicPr>
                       <a:picLocks noChangeAspect="1" noChangeArrowheads="1"/>
                     </pic:cNvPicPr>
                   </pic:nvPicPr>
                   <pic:blipFill>
-                    <a:blip r:embed="rId8">
+                    <a:blip r:embed="rId9">
                       <a:extLst>
                         <a:ext uri="{28A0092B-C50C-407E-A947-70E740481C1C}">
                           <a14:useLocalDpi xmlns:a14="http://schemas.microsoft.com/office/drawing/2010/main" val="0"/>
@@ -483,7 +723,7 @@
                   <pic:spPr bwMode="auto">
                     <a:xfrm>
                       <a:off x="0" y="0"/>
-                      <a:ext cx="6511925" cy="3375348"/>
+                      <a:ext cx="6057531" cy="4261832"/>
                     </a:xfrm>
                     <a:prstGeom prst="rect">
                       <a:avLst/>
@@ -502,302 +742,219 @@
     </w:p>
     <w:p>
       <w:pPr>
-        <w:pStyle w:val="Caption"/>
-        <w:jc w:val="center"/>
+        <w:spacing w:after="120" w:line="240" w:lineRule="auto"/>
+        <w:ind w:firstLine="720"/>
+        <w:rPr>
+          <w:rFonts w:ascii="Times New Roman" w:hAnsi="Times New Roman" w:cs="Times New Roman"/>
+          <w:sz w:val="26"/>
+          <w:szCs w:val="26"/>
+        </w:rPr>
+      </w:pPr>
+    </w:p>
+    <w:p>
+      <w:pPr>
+        <w:spacing w:after="120" w:line="240" w:lineRule="auto"/>
+        <w:rPr>
+          <w:rFonts w:ascii="Times New Roman" w:hAnsi="Times New Roman" w:cs="Times New Roman"/>
+          <w:sz w:val="26"/>
+          <w:szCs w:val="26"/>
+        </w:rPr>
+      </w:pPr>
+      <w:r>
+        <w:rPr>
+          <w:rFonts w:ascii="Times New Roman" w:hAnsi="Times New Roman" w:cs="Times New Roman"/>
+          <w:sz w:val="26"/>
+          <w:szCs w:val="26"/>
+        </w:rPr>
+        <w:t xml:space="preserve">2.2. Các ràng buộc toàn vẹn trong CSDL </w:t>
+      </w:r>
+    </w:p>
+    <w:p>
+      <w:pPr>
+        <w:rPr>
+          <w:rFonts w:ascii="Times New Roman" w:hAnsi="Times New Roman" w:cs="Times New Roman"/>
+          <w:sz w:val="26"/>
+          <w:szCs w:val="26"/>
+        </w:rPr>
+      </w:pPr>
+      <w:r>
+        <w:rPr>
+          <w:rFonts w:ascii="Times New Roman" w:hAnsi="Times New Roman" w:cs="Times New Roman"/>
+          <w:sz w:val="26"/>
+          <w:szCs w:val="26"/>
+        </w:rPr>
+        <w:t>2.2.1 Các buộc miền giá trị</w:t>
+      </w:r>
+    </w:p>
+    <w:p>
+      <w:pPr>
+        <w:rPr>
+          <w:rFonts w:ascii="Times New Roman" w:hAnsi="Times New Roman" w:cs="Times New Roman"/>
+          <w:sz w:val="26"/>
+          <w:szCs w:val="26"/>
+        </w:rPr>
+      </w:pPr>
+      <w:r>
+        <w:rPr>
+          <w:rFonts w:ascii="Times New Roman" w:hAnsi="Times New Roman" w:cs="Times New Roman"/>
+          <w:sz w:val="26"/>
+          <w:szCs w:val="26"/>
+        </w:rPr>
+        <w:lastRenderedPageBreak/>
+        <w:br w:type="page"/>
+      </w:r>
+    </w:p>
+    <w:p>
+      <w:pPr>
+        <w:spacing w:after="120" w:line="240" w:lineRule="auto"/>
+        <w:rPr>
+          <w:rFonts w:ascii="Times New Roman" w:hAnsi="Times New Roman" w:cs="Times New Roman"/>
+          <w:sz w:val="26"/>
+          <w:szCs w:val="26"/>
+        </w:rPr>
+      </w:pPr>
+    </w:p>
+    <w:p>
+      <w:pPr>
+        <w:spacing w:after="120" w:line="240" w:lineRule="auto"/>
+        <w:rPr>
+          <w:rFonts w:ascii="Times New Roman" w:hAnsi="Times New Roman" w:cs="Times New Roman"/>
+          <w:b/>
+          <w:sz w:val="26"/>
+          <w:szCs w:val="26"/>
+        </w:rPr>
+      </w:pPr>
+      <w:r>
+        <w:rPr>
+          <w:rFonts w:ascii="Times New Roman" w:hAnsi="Times New Roman" w:cs="Times New Roman"/>
+          <w:b/>
+          <w:sz w:val="26"/>
+          <w:szCs w:val="26"/>
+        </w:rPr>
+        <w:t xml:space="preserve">3. </w:t>
+      </w:r>
+      <w:r>
+        <w:rPr>
+          <w:rFonts w:ascii="Times New Roman" w:hAnsi="Times New Roman" w:cs="Times New Roman"/>
+          <w:b/>
+          <w:sz w:val="26"/>
+          <w:szCs w:val="26"/>
+        </w:rPr>
+        <w:t xml:space="preserve">Một số màn hình thiết kế: </w:t>
+      </w:r>
+    </w:p>
+    <w:p>
+      <w:pPr>
+        <w:spacing w:after="120" w:line="240" w:lineRule="auto"/>
+        <w:rPr>
+          <w:rFonts w:ascii="Times New Roman" w:hAnsi="Times New Roman" w:cs="Times New Roman"/>
+          <w:b/>
+          <w:i/>
+          <w:iCs/>
+          <w:color w:val="FF0000"/>
+          <w:sz w:val="26"/>
+          <w:szCs w:val="26"/>
+        </w:rPr>
+      </w:pPr>
+      <w:r>
+        <w:rPr>
+          <w:rFonts w:ascii="Times New Roman" w:hAnsi="Times New Roman" w:cs="Times New Roman"/>
+          <w:b/>
+          <w:sz w:val="26"/>
+          <w:szCs w:val="26"/>
+        </w:rPr>
+        <w:t xml:space="preserve"> </w:t>
+      </w:r>
+      <w:r>
+        <w:rPr>
+          <w:rFonts w:ascii="Times New Roman" w:hAnsi="Times New Roman" w:cs="Times New Roman"/>
+          <w:b/>
+          <w:i/>
+          <w:iCs/>
+          <w:color w:val="FF0000"/>
+          <w:sz w:val="26"/>
+          <w:szCs w:val="26"/>
+        </w:rPr>
+        <w:t>(figma.com</w:t>
+      </w:r>
+      <w:r>
+        <w:rPr>
+          <w:rFonts w:ascii="Times New Roman" w:hAnsi="Times New Roman" w:cs="Times New Roman"/>
+          <w:b/>
+          <w:i/>
+          <w:iCs/>
+          <w:color w:val="FF0000"/>
+          <w:sz w:val="26"/>
+          <w:szCs w:val="26"/>
+        </w:rPr>
+        <w:t>; Balsamiq Mockup</w:t>
+      </w:r>
+      <w:r>
+        <w:rPr>
+          <w:rFonts w:ascii="Times New Roman" w:hAnsi="Times New Roman" w:cs="Times New Roman"/>
+          <w:b/>
+          <w:i/>
+          <w:iCs/>
+          <w:color w:val="FF0000"/>
+          <w:sz w:val="26"/>
+          <w:szCs w:val="26"/>
+        </w:rPr>
+        <w:t>)</w:t>
+      </w:r>
+    </w:p>
+    <w:p>
+      <w:pPr>
+        <w:spacing w:after="120" w:line="240" w:lineRule="auto"/>
+        <w:ind w:left="360"/>
+        <w:rPr>
+          <w:rFonts w:ascii="Times New Roman" w:hAnsi="Times New Roman" w:cs="Times New Roman"/>
+          <w:b/>
+          <w:sz w:val="26"/>
+          <w:szCs w:val="26"/>
+        </w:rPr>
+      </w:pPr>
+      <w:r>
+        <w:rPr>
+          <w:rFonts w:ascii="Times New Roman" w:hAnsi="Times New Roman" w:cs="Times New Roman"/>
+          <w:b/>
+          <w:sz w:val="26"/>
+          <w:szCs w:val="26"/>
+        </w:rPr>
+        <w:t xml:space="preserve">3.1. </w:t>
+      </w:r>
+      <w:r>
+        <w:rPr>
+          <w:rFonts w:ascii="Times New Roman" w:hAnsi="Times New Roman" w:cs="Times New Roman"/>
+          <w:b/>
+          <w:sz w:val="26"/>
+          <w:szCs w:val="26"/>
+        </w:rPr>
+        <w:t>M</w:t>
+      </w:r>
+      <w:r>
+        <w:rPr>
+          <w:rFonts w:ascii="Times New Roman" w:hAnsi="Times New Roman" w:cs="Times New Roman"/>
+          <w:b/>
+          <w:sz w:val="26"/>
+          <w:szCs w:val="26"/>
+        </w:rPr>
+        <w:t>àn hình chính</w:t>
+      </w:r>
+    </w:p>
+    <w:p>
+      <w:pPr>
+        <w:pStyle w:val="NormalWeb"/>
+        <w:ind w:left="720"/>
       </w:pPr>
       <w:r>
         <w:rPr>
           <w:noProof/>
         </w:rPr>
-        <mc:AlternateContent>
-          <mc:Choice Requires="wps">
-            <w:drawing>
-              <wp:anchor distT="0" distB="0" distL="114300" distR="114300" simplePos="0" relativeHeight="251668480" behindDoc="0" locked="0" layoutInCell="1" allowOverlap="1" wp14:anchorId="222B08CC" wp14:editId="4D2C058B">
-                <wp:simplePos x="0" y="0"/>
-                <wp:positionH relativeFrom="column">
-                  <wp:posOffset>315080</wp:posOffset>
-                </wp:positionH>
-                <wp:positionV relativeFrom="paragraph">
-                  <wp:posOffset>257007</wp:posOffset>
-                </wp:positionV>
-                <wp:extent cx="603849" cy="241540"/>
-                <wp:effectExtent l="0" t="0" r="19050" b="12700"/>
-                <wp:wrapNone/>
-                <wp:docPr id="10" name="Rectangle 10"/>
-                <wp:cNvGraphicFramePr/>
-                <a:graphic xmlns:a="http://schemas.openxmlformats.org/drawingml/2006/main">
-                  <a:graphicData uri="http://schemas.microsoft.com/office/word/2010/wordprocessingShape">
-                    <wps:wsp>
-                      <wps:cNvSpPr/>
-                      <wps:spPr>
-                        <a:xfrm>
-                          <a:off x="0" y="0"/>
-                          <a:ext cx="603849" cy="241540"/>
-                        </a:xfrm>
-                        <a:prstGeom prst="rect">
-                          <a:avLst/>
-                        </a:prstGeom>
-                        <a:solidFill>
-                          <a:schemeClr val="accent6">
-                            <a:lumMod val="60000"/>
-                            <a:lumOff val="40000"/>
-                          </a:schemeClr>
-                        </a:solidFill>
-                      </wps:spPr>
-                      <wps:style>
-                        <a:lnRef idx="2">
-                          <a:schemeClr val="accent1">
-                            <a:shade val="50000"/>
-                          </a:schemeClr>
-                        </a:lnRef>
-                        <a:fillRef idx="1">
-                          <a:schemeClr val="accent1"/>
-                        </a:fillRef>
-                        <a:effectRef idx="0">
-                          <a:schemeClr val="accent1"/>
-                        </a:effectRef>
-                        <a:fontRef idx="minor">
-                          <a:schemeClr val="lt1"/>
-                        </a:fontRef>
-                      </wps:style>
-                      <wps:bodyPr rot="0" spcFirstLastPara="0" vertOverflow="overflow" horzOverflow="overflow" vert="horz" wrap="square" lIns="91440" tIns="45720" rIns="91440" bIns="45720" numCol="1" spcCol="0" rtlCol="0" fromWordArt="0" anchor="ctr" anchorCtr="0" forceAA="0" compatLnSpc="1">
-                        <a:prstTxWarp prst="textNoShape">
-                          <a:avLst/>
-                        </a:prstTxWarp>
-                        <a:noAutofit/>
-                      </wps:bodyPr>
-                    </wps:wsp>
-                  </a:graphicData>
-                </a:graphic>
-              </wp:anchor>
-            </w:drawing>
-          </mc:Choice>
-          <mc:Fallback>
-            <w:pict>
-              <v:rect w14:anchorId="39F6020C" id="Rectangle 10" o:spid="_x0000_s1026" style="position:absolute;margin-left:24.8pt;margin-top:20.25pt;width:47.55pt;height:19pt;z-index:251668480;visibility:visible;mso-wrap-style:square;mso-wrap-distance-left:9pt;mso-wrap-distance-top:0;mso-wrap-distance-right:9pt;mso-wrap-distance-bottom:0;mso-position-horizontal:absolute;mso-position-horizontal-relative:text;mso-position-vertical:absolute;mso-position-vertical-relative:text;v-text-anchor:middle" o:gfxdata="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" fillcolor="#a8d08d [1945]" strokecolor="#1f4d78 [1604]" strokeweight="1pt"/>
-            </w:pict>
-          </mc:Fallback>
-        </mc:AlternateContent>
-      </w:r>
-      <w:r>
-        <w:t xml:space="preserve">Hình  </w:t>
-      </w:r>
-      <w:r>
-        <w:fldChar w:fldCharType="begin"/>
-      </w:r>
-      <w:r>
-        <w:instrText xml:space="preserve"> SEQ Hình_ \* ARABIC </w:instrText>
-      </w:r>
-      <w:r>
-        <w:fldChar w:fldCharType="separate"/>
-      </w:r>
-      <w:r>
-        <w:rPr>
-          <w:noProof/>
-        </w:rPr>
-        <w:t>1</w:t>
-      </w:r>
-      <w:r>
-        <w:rPr>
-          <w:noProof/>
-        </w:rPr>
-        <w:fldChar w:fldCharType="end"/>
-      </w:r>
-      <w:r>
-        <w:t>: sơ đồ luồn màn hình</w:t>
-      </w:r>
-    </w:p>
-    <w:p>
-      <w:r>
-        <w:rPr>
-          <w:noProof/>
-        </w:rPr>
-        <mc:AlternateContent>
-          <mc:Choice Requires="wps">
-            <w:drawing>
-              <wp:anchor distT="0" distB="0" distL="114300" distR="114300" simplePos="0" relativeHeight="251670528" behindDoc="0" locked="0" layoutInCell="1" allowOverlap="1" wp14:anchorId="6E5DD6D0" wp14:editId="24301583">
-                <wp:simplePos x="0" y="0"/>
-                <wp:positionH relativeFrom="column">
-                  <wp:posOffset>319178</wp:posOffset>
-                </wp:positionH>
-                <wp:positionV relativeFrom="paragraph">
-                  <wp:posOffset>285750</wp:posOffset>
-                </wp:positionV>
-                <wp:extent cx="603849" cy="241540"/>
-                <wp:effectExtent l="0" t="0" r="19050" b="12700"/>
-                <wp:wrapNone/>
-                <wp:docPr id="11" name="Rectangle 11"/>
-                <wp:cNvGraphicFramePr/>
-                <a:graphic xmlns:a="http://schemas.openxmlformats.org/drawingml/2006/main">
-                  <a:graphicData uri="http://schemas.microsoft.com/office/word/2010/wordprocessingShape">
-                    <wps:wsp>
-                      <wps:cNvSpPr/>
-                      <wps:spPr>
-                        <a:xfrm>
-                          <a:off x="0" y="0"/>
-                          <a:ext cx="603849" cy="241540"/>
-                        </a:xfrm>
-                        <a:prstGeom prst="rect">
-                          <a:avLst/>
-                        </a:prstGeom>
-                        <a:solidFill>
-                          <a:srgbClr val="C00000"/>
-                        </a:solidFill>
-                      </wps:spPr>
-                      <wps:style>
-                        <a:lnRef idx="2">
-                          <a:schemeClr val="accent1">
-                            <a:shade val="50000"/>
-                          </a:schemeClr>
-                        </a:lnRef>
-                        <a:fillRef idx="1">
-                          <a:schemeClr val="accent1"/>
-                        </a:fillRef>
-                        <a:effectRef idx="0">
-                          <a:schemeClr val="accent1"/>
-                        </a:effectRef>
-                        <a:fontRef idx="minor">
-                          <a:schemeClr val="lt1"/>
-                        </a:fontRef>
-                      </wps:style>
-                      <wps:bodyPr rot="0" spcFirstLastPara="0" vertOverflow="overflow" horzOverflow="overflow" vert="horz" wrap="square" lIns="91440" tIns="45720" rIns="91440" bIns="45720" numCol="1" spcCol="0" rtlCol="0" fromWordArt="0" anchor="ctr" anchorCtr="0" forceAA="0" compatLnSpc="1">
-                        <a:prstTxWarp prst="textNoShape">
-                          <a:avLst/>
-                        </a:prstTxWarp>
-                        <a:noAutofit/>
-                      </wps:bodyPr>
-                    </wps:wsp>
-                  </a:graphicData>
-                </a:graphic>
-              </wp:anchor>
-            </w:drawing>
-          </mc:Choice>
-          <mc:Fallback>
-            <w:pict>
-              <v:rect w14:anchorId="343756EC" id="Rectangle 11" o:spid="_x0000_s1026" style="position:absolute;margin-left:25.15pt;margin-top:22.5pt;width:47.55pt;height:19pt;z-index:251670528;visibility:visible;mso-wrap-style:square;mso-wrap-distance-left:9pt;mso-wrap-distance-top:0;mso-wrap-distance-right:9pt;mso-wrap-distance-bottom:0;mso-position-horizontal:absolute;mso-position-horizontal-relative:text;mso-position-vertical:absolute;mso-position-vertical-relative:text;v-text-anchor:middle" o:gfxdata="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" fillcolor="#c00000" strokecolor="#1f4d78 [1604]" strokeweight="1pt"/>
-            </w:pict>
-          </mc:Fallback>
-        </mc:AlternateContent>
-      </w:r>
-    </w:p>
-    <w:p>
-      <w:pPr>
-        <w:spacing w:after="120" w:line="240" w:lineRule="auto"/>
-        <w:rPr>
-          <w:rFonts w:ascii="Times New Roman" w:hAnsi="Times New Roman" w:cs="Times New Roman"/>
-          <w:sz w:val="26"/>
-          <w:szCs w:val="26"/>
-        </w:rPr>
-      </w:pPr>
-    </w:p>
-    <w:p>
-      <w:pPr>
-        <w:spacing w:after="120" w:line="240" w:lineRule="auto"/>
-        <w:rPr>
-          <w:rFonts w:ascii="Times New Roman" w:hAnsi="Times New Roman" w:cs="Times New Roman"/>
-          <w:b/>
-          <w:sz w:val="26"/>
-          <w:szCs w:val="26"/>
-        </w:rPr>
-      </w:pPr>
-      <w:r>
-        <w:rPr>
-          <w:rFonts w:ascii="Times New Roman" w:hAnsi="Times New Roman" w:cs="Times New Roman"/>
-          <w:b/>
-          <w:sz w:val="26"/>
-          <w:szCs w:val="26"/>
-        </w:rPr>
-        <w:t xml:space="preserve">2. </w:t>
-      </w:r>
-      <w:r>
-        <w:rPr>
-          <w:rFonts w:ascii="Times New Roman" w:hAnsi="Times New Roman" w:cs="Times New Roman"/>
-          <w:b/>
-          <w:sz w:val="26"/>
-          <w:szCs w:val="26"/>
-        </w:rPr>
-        <w:t xml:space="preserve">Cơ sở dữ liệu </w:t>
-      </w:r>
-    </w:p>
-    <w:p>
-      <w:pPr>
-        <w:spacing w:after="120" w:line="240" w:lineRule="auto"/>
-        <w:rPr>
-          <w:rFonts w:ascii="Times New Roman" w:hAnsi="Times New Roman" w:cs="Times New Roman"/>
-          <w:sz w:val="26"/>
-          <w:szCs w:val="26"/>
-        </w:rPr>
-      </w:pPr>
-      <w:r>
-        <w:rPr>
-          <w:rFonts w:ascii="Times New Roman" w:hAnsi="Times New Roman" w:cs="Times New Roman"/>
-          <w:sz w:val="26"/>
-          <w:szCs w:val="26"/>
-        </w:rPr>
-        <w:t>2.1. Cơ sở dữ liệu quan hệ</w:t>
-      </w:r>
-    </w:p>
-    <w:p>
-      <w:pPr>
-        <w:spacing w:after="120" w:line="240" w:lineRule="auto"/>
-        <w:ind w:firstLine="720"/>
-        <w:rPr>
-          <w:rFonts w:ascii="Times New Roman" w:hAnsi="Times New Roman" w:cs="Times New Roman"/>
-          <w:sz w:val="26"/>
-          <w:szCs w:val="26"/>
-        </w:rPr>
-      </w:pPr>
-      <w:r>
-        <w:rPr>
-          <w:rFonts w:ascii="Times New Roman" w:hAnsi="Times New Roman" w:cs="Times New Roman"/>
-          <w:sz w:val="26"/>
-          <w:szCs w:val="26"/>
-        </w:rPr>
-        <w:t>2.1.1 Sơ đồ thực thể và mối kết hợp</w:t>
-      </w:r>
-    </w:p>
-    <w:p>
-      <w:pPr>
-        <w:spacing w:after="120" w:line="240" w:lineRule="auto"/>
-        <w:ind w:firstLine="720"/>
-        <w:rPr>
-          <w:rFonts w:ascii="Times New Roman" w:hAnsi="Times New Roman" w:cs="Times New Roman"/>
-          <w:sz w:val="26"/>
-          <w:szCs w:val="26"/>
-        </w:rPr>
-      </w:pPr>
-      <w:r>
-        <w:rPr>
-          <w:rFonts w:ascii="Times New Roman" w:hAnsi="Times New Roman" w:cs="Times New Roman"/>
-          <w:sz w:val="26"/>
-          <w:szCs w:val="26"/>
-        </w:rPr>
-        <w:tab/>
-        <w:t>(EER)</w:t>
-      </w:r>
-    </w:p>
-    <w:p>
-      <w:pPr>
-        <w:spacing w:after="120" w:line="240" w:lineRule="auto"/>
-        <w:ind w:firstLine="720"/>
-        <w:rPr>
-          <w:rFonts w:ascii="Times New Roman" w:hAnsi="Times New Roman" w:cs="Times New Roman"/>
-          <w:sz w:val="26"/>
-          <w:szCs w:val="26"/>
-        </w:rPr>
-      </w:pPr>
-      <w:r>
-        <w:rPr>
-          <w:rFonts w:ascii="Times New Roman" w:hAnsi="Times New Roman" w:cs="Times New Roman"/>
-          <w:sz w:val="26"/>
-          <w:szCs w:val="26"/>
-        </w:rPr>
-        <w:lastRenderedPageBreak/>
         <w:drawing>
-          <wp:inline distT="0" distB="0" distL="0" distR="0" wp14:anchorId="0AF04C34" wp14:editId="2CB5B0BD">
-            <wp:extent cx="6511925" cy="3395345"/>
-            <wp:effectExtent l="0" t="0" r="3175" b="0"/>
-            <wp:docPr id="1280670325" name="Picture 14"/>
+          <wp:inline distT="0" distB="0" distL="0" distR="0" wp14:anchorId="4AD13452" wp14:editId="2083D7B6">
+            <wp:extent cx="5295332" cy="2473909"/>
+            <wp:effectExtent l="0" t="0" r="635" b="3175"/>
+            <wp:docPr id="355391497" name="Picture 11"/>
             <wp:cNvGraphicFramePr>
               <a:graphicFrameLocks xmlns:a="http://schemas.openxmlformats.org/drawingml/2006/main" noChangeAspect="1"/>
             </wp:cNvGraphicFramePr>
@@ -805,170 +962,7 @@
               <a:graphicData uri="http://schemas.openxmlformats.org/drawingml/2006/picture">
                 <pic:pic xmlns:pic="http://schemas.openxmlformats.org/drawingml/2006/picture">
                   <pic:nvPicPr>
-                    <pic:cNvPr id="0" name="Picture 6"/>
-                    <pic:cNvPicPr>
-                      <a:picLocks noChangeAspect="1" noChangeArrowheads="1"/>
-                    </pic:cNvPicPr>
-                  </pic:nvPicPr>
-                  <pic:blipFill>
-                    <a:blip r:embed="rId9" cstate="print">
-                      <a:extLst>
-                        <a:ext uri="{28A0092B-C50C-407E-A947-70E740481C1C}">
-                          <a14:useLocalDpi xmlns:a14="http://schemas.microsoft.com/office/drawing/2010/main" val="0"/>
-                        </a:ext>
-                      </a:extLst>
-                    </a:blip>
-                    <a:srcRect/>
-                    <a:stretch>
-                      <a:fillRect/>
-                    </a:stretch>
-                  </pic:blipFill>
-                  <pic:spPr bwMode="auto">
-                    <a:xfrm>
-                      <a:off x="0" y="0"/>
-                      <a:ext cx="6511925" cy="3395345"/>
-                    </a:xfrm>
-                    <a:prstGeom prst="rect">
-                      <a:avLst/>
-                    </a:prstGeom>
-                    <a:noFill/>
-                    <a:ln>
-                      <a:noFill/>
-                    </a:ln>
-                  </pic:spPr>
-                </pic:pic>
-              </a:graphicData>
-            </a:graphic>
-          </wp:inline>
-        </w:drawing>
-      </w:r>
-    </w:p>
-    <w:p>
-      <w:pPr>
-        <w:spacing w:after="120" w:line="240" w:lineRule="auto"/>
-        <w:ind w:firstLine="720"/>
-        <w:rPr>
-          <w:rFonts w:ascii="Times New Roman" w:hAnsi="Times New Roman" w:cs="Times New Roman"/>
-          <w:sz w:val="26"/>
-          <w:szCs w:val="26"/>
-        </w:rPr>
-      </w:pPr>
-    </w:p>
-    <w:p>
-      <w:pPr>
-        <w:spacing w:after="120" w:line="240" w:lineRule="auto"/>
-        <w:ind w:firstLine="720"/>
-        <w:rPr>
-          <w:rFonts w:ascii="Times New Roman" w:hAnsi="Times New Roman" w:cs="Times New Roman"/>
-          <w:sz w:val="26"/>
-          <w:szCs w:val="26"/>
-        </w:rPr>
-      </w:pPr>
-    </w:p>
-    <w:p>
-      <w:pPr>
-        <w:spacing w:after="120" w:line="240" w:lineRule="auto"/>
-        <w:ind w:firstLine="720"/>
-        <w:rPr>
-          <w:rFonts w:ascii="Times New Roman" w:hAnsi="Times New Roman" w:cs="Times New Roman"/>
-          <w:sz w:val="26"/>
-          <w:szCs w:val="26"/>
-        </w:rPr>
-      </w:pPr>
-    </w:p>
-    <w:p>
-      <w:pPr>
-        <w:spacing w:after="120" w:line="240" w:lineRule="auto"/>
-        <w:ind w:firstLine="720"/>
-        <w:rPr>
-          <w:rFonts w:ascii="Times New Roman" w:hAnsi="Times New Roman" w:cs="Times New Roman"/>
-          <w:sz w:val="26"/>
-          <w:szCs w:val="26"/>
-        </w:rPr>
-      </w:pPr>
-    </w:p>
-    <w:p>
-      <w:pPr>
-        <w:spacing w:after="120" w:line="240" w:lineRule="auto"/>
-        <w:ind w:firstLine="720"/>
-        <w:rPr>
-          <w:rFonts w:ascii="Times New Roman" w:hAnsi="Times New Roman" w:cs="Times New Roman"/>
-          <w:sz w:val="26"/>
-          <w:szCs w:val="26"/>
-        </w:rPr>
-      </w:pPr>
-      <w:r>
-        <w:rPr>
-          <w:rFonts w:ascii="Times New Roman" w:hAnsi="Times New Roman" w:cs="Times New Roman"/>
-          <w:sz w:val="26"/>
-          <w:szCs w:val="26"/>
-        </w:rPr>
-        <w:t xml:space="preserve">2.1.2 sơ đồ trên </w:t>
-      </w:r>
-      <w:r>
-        <w:rPr>
-          <w:rFonts w:ascii="Times New Roman" w:hAnsi="Times New Roman" w:cs="Times New Roman"/>
-          <w:sz w:val="26"/>
-          <w:szCs w:val="26"/>
-        </w:rPr>
-        <w:t>HQT</w:t>
-      </w:r>
-      <w:r>
-        <w:rPr>
-          <w:rFonts w:ascii="Times New Roman" w:hAnsi="Times New Roman" w:cs="Times New Roman"/>
-          <w:sz w:val="26"/>
-          <w:szCs w:val="26"/>
-        </w:rPr>
-        <w:t xml:space="preserve"> </w:t>
-      </w:r>
-      <w:r>
-        <w:rPr>
-          <w:rFonts w:ascii="Times New Roman" w:hAnsi="Times New Roman" w:cs="Times New Roman"/>
-          <w:sz w:val="26"/>
-          <w:szCs w:val="26"/>
-        </w:rPr>
-        <w:t>CSDL:</w:t>
-      </w:r>
-      <w:r>
-        <w:rPr>
-          <w:rFonts w:ascii="Times New Roman" w:hAnsi="Times New Roman" w:cs="Times New Roman"/>
-          <w:sz w:val="26"/>
-          <w:szCs w:val="26"/>
-        </w:rPr>
-        <w:t xml:space="preserve"> </w:t>
-      </w:r>
-    </w:p>
-    <w:p>
-      <w:pPr>
-        <w:spacing w:after="120" w:line="240" w:lineRule="auto"/>
-        <w:ind w:firstLine="720"/>
-        <w:rPr>
-          <w:rFonts w:ascii="Times New Roman" w:hAnsi="Times New Roman" w:cs="Times New Roman"/>
-          <w:sz w:val="26"/>
-          <w:szCs w:val="26"/>
-        </w:rPr>
-      </w:pPr>
-      <w:r>
-        <w:rPr>
-          <w:rFonts w:ascii="Times New Roman" w:hAnsi="Times New Roman" w:cs="Times New Roman"/>
-          <w:noProof/>
-          <w:sz w:val="26"/>
-          <w:szCs w:val="26"/>
-        </w:rPr>
-        <w:lastRenderedPageBreak/>
-        <w:drawing>
-          <wp:inline distT="0" distB="0" distL="0" distR="0" wp14:anchorId="1FB36BAD" wp14:editId="7BBDEDD9">
-            <wp:extent cx="6511925" cy="4581525"/>
-            <wp:effectExtent l="0" t="0" r="3175" b="9525"/>
-            <wp:docPr id="1384494131" name="Picture 13"/>
-            <wp:cNvGraphicFramePr>
-              <a:graphicFrameLocks xmlns:a="http://schemas.openxmlformats.org/drawingml/2006/main" noChangeAspect="1"/>
-            </wp:cNvGraphicFramePr>
-            <a:graphic xmlns:a="http://schemas.openxmlformats.org/drawingml/2006/main">
-              <a:graphicData uri="http://schemas.openxmlformats.org/drawingml/2006/picture">
-                <pic:pic xmlns:pic="http://schemas.openxmlformats.org/drawingml/2006/picture">
-                  <pic:nvPicPr>
-                    <pic:cNvPr id="0" name="Picture 3"/>
+                    <pic:cNvPr id="0" name="Picture 1"/>
                     <pic:cNvPicPr>
                       <a:picLocks noChangeAspect="1" noChangeArrowheads="1"/>
                     </pic:cNvPicPr>
@@ -989,7 +983,7 @@
                   <pic:spPr bwMode="auto">
                     <a:xfrm>
                       <a:off x="0" y="0"/>
-                      <a:ext cx="6511925" cy="4581525"/>
+                      <a:ext cx="5302528" cy="2477271"/>
                     </a:xfrm>
                     <a:prstGeom prst="rect">
                       <a:avLst/>
@@ -1009,230 +1003,23 @@
     <w:p>
       <w:pPr>
         <w:spacing w:after="120" w:line="240" w:lineRule="auto"/>
-        <w:ind w:firstLine="720"/>
-        <w:rPr>
-          <w:rFonts w:ascii="Times New Roman" w:hAnsi="Times New Roman" w:cs="Times New Roman"/>
-          <w:sz w:val="26"/>
-          <w:szCs w:val="26"/>
-        </w:rPr>
-      </w:pPr>
-    </w:p>
-    <w:p>
-      <w:pPr>
-        <w:spacing w:after="120" w:line="240" w:lineRule="auto"/>
-        <w:rPr>
-          <w:rFonts w:ascii="Times New Roman" w:hAnsi="Times New Roman" w:cs="Times New Roman"/>
-          <w:sz w:val="26"/>
-          <w:szCs w:val="26"/>
-        </w:rPr>
-      </w:pPr>
-      <w:r>
-        <w:rPr>
-          <w:rFonts w:ascii="Times New Roman" w:hAnsi="Times New Roman" w:cs="Times New Roman"/>
-          <w:sz w:val="26"/>
-          <w:szCs w:val="26"/>
-        </w:rPr>
-        <w:t xml:space="preserve">2.2. Các ràng buộc toàn vẹn trong CSDL </w:t>
-      </w:r>
-    </w:p>
-    <w:p>
-      <w:pPr>
-        <w:rPr>
-          <w:rFonts w:ascii="Times New Roman" w:hAnsi="Times New Roman" w:cs="Times New Roman"/>
-          <w:sz w:val="26"/>
-          <w:szCs w:val="26"/>
-        </w:rPr>
-      </w:pPr>
-      <w:r>
-        <w:rPr>
-          <w:rFonts w:ascii="Times New Roman" w:hAnsi="Times New Roman" w:cs="Times New Roman"/>
-          <w:sz w:val="26"/>
-          <w:szCs w:val="26"/>
-        </w:rPr>
-        <w:t>2.2.1 Các buộc miền giá trị</w:t>
-      </w:r>
-    </w:p>
-    <w:p>
-      <w:pPr>
-        <w:rPr>
-          <w:rFonts w:ascii="Times New Roman" w:hAnsi="Times New Roman" w:cs="Times New Roman"/>
-          <w:sz w:val="26"/>
-          <w:szCs w:val="26"/>
-        </w:rPr>
-      </w:pPr>
-      <w:r>
-        <w:rPr>
-          <w:rFonts w:ascii="Times New Roman" w:hAnsi="Times New Roman" w:cs="Times New Roman"/>
-          <w:sz w:val="26"/>
-          <w:szCs w:val="26"/>
-        </w:rPr>
-        <w:br w:type="page"/>
-      </w:r>
-    </w:p>
-    <w:p>
-      <w:pPr>
-        <w:spacing w:after="120" w:line="240" w:lineRule="auto"/>
-        <w:rPr>
-          <w:rFonts w:ascii="Times New Roman" w:hAnsi="Times New Roman" w:cs="Times New Roman"/>
-          <w:sz w:val="26"/>
-          <w:szCs w:val="26"/>
-        </w:rPr>
-      </w:pPr>
-    </w:p>
-    <w:p>
-      <w:pPr>
-        <w:spacing w:after="120" w:line="240" w:lineRule="auto"/>
-        <w:rPr>
-          <w:rFonts w:ascii="Times New Roman" w:hAnsi="Times New Roman" w:cs="Times New Roman"/>
-          <w:b/>
-          <w:sz w:val="26"/>
-          <w:szCs w:val="26"/>
-        </w:rPr>
-      </w:pPr>
-      <w:r>
-        <w:rPr>
-          <w:rFonts w:ascii="Times New Roman" w:hAnsi="Times New Roman" w:cs="Times New Roman"/>
-          <w:b/>
-          <w:sz w:val="26"/>
-          <w:szCs w:val="26"/>
-        </w:rPr>
-        <w:t xml:space="preserve">3. </w:t>
-      </w:r>
-      <w:r>
-        <w:rPr>
-          <w:rFonts w:ascii="Times New Roman" w:hAnsi="Times New Roman" w:cs="Times New Roman"/>
-          <w:b/>
-          <w:sz w:val="26"/>
-          <w:szCs w:val="26"/>
-        </w:rPr>
-        <w:t xml:space="preserve">Một số màn hình thiết kế: </w:t>
-      </w:r>
-    </w:p>
-    <w:p>
-      <w:pPr>
-        <w:spacing w:after="120" w:line="240" w:lineRule="auto"/>
-        <w:rPr>
-          <w:rFonts w:ascii="Times New Roman" w:hAnsi="Times New Roman" w:cs="Times New Roman"/>
-          <w:b/>
-          <w:i/>
-          <w:iCs/>
-          <w:color w:val="FF0000"/>
-          <w:sz w:val="26"/>
-          <w:szCs w:val="26"/>
-        </w:rPr>
-      </w:pPr>
-      <w:r>
-        <w:rPr>
-          <w:rFonts w:ascii="Times New Roman" w:hAnsi="Times New Roman" w:cs="Times New Roman"/>
-          <w:b/>
-          <w:sz w:val="26"/>
-          <w:szCs w:val="26"/>
-        </w:rPr>
-        <w:t xml:space="preserve"> </w:t>
-      </w:r>
-      <w:r>
-        <w:rPr>
-          <w:rFonts w:ascii="Times New Roman" w:hAnsi="Times New Roman" w:cs="Times New Roman"/>
-          <w:b/>
-          <w:i/>
-          <w:iCs/>
-          <w:color w:val="FF0000"/>
-          <w:sz w:val="26"/>
-          <w:szCs w:val="26"/>
-        </w:rPr>
-        <w:t>(figma.com</w:t>
-      </w:r>
-      <w:r>
-        <w:rPr>
-          <w:rFonts w:ascii="Times New Roman" w:hAnsi="Times New Roman" w:cs="Times New Roman"/>
-          <w:b/>
-          <w:i/>
-          <w:iCs/>
-          <w:color w:val="FF0000"/>
-          <w:sz w:val="26"/>
-          <w:szCs w:val="26"/>
-        </w:rPr>
-        <w:t>; Balsamiq Mockup</w:t>
-      </w:r>
-      <w:r>
-        <w:rPr>
-          <w:rFonts w:ascii="Times New Roman" w:hAnsi="Times New Roman" w:cs="Times New Roman"/>
-          <w:b/>
-          <w:i/>
-          <w:iCs/>
-          <w:color w:val="FF0000"/>
-          <w:sz w:val="26"/>
-          <w:szCs w:val="26"/>
-        </w:rPr>
-        <w:t>)</w:t>
-      </w:r>
-    </w:p>
-    <w:p>
-      <w:pPr>
-        <w:pStyle w:val="ListParagraph"/>
-        <w:numPr>
-          <w:ilvl w:val="1"/>
-          <w:numId w:val="1"/>
-        </w:numPr>
-        <w:spacing w:after="120" w:line="240" w:lineRule="auto"/>
-        <w:rPr>
-          <w:rFonts w:ascii="Times New Roman" w:hAnsi="Times New Roman" w:cs="Times New Roman"/>
-          <w:b/>
-          <w:sz w:val="26"/>
-          <w:szCs w:val="26"/>
-        </w:rPr>
-      </w:pPr>
-      <w:r>
-        <w:rPr>
-          <w:rFonts w:ascii="Times New Roman" w:hAnsi="Times New Roman" w:cs="Times New Roman"/>
-          <w:b/>
-          <w:sz w:val="26"/>
-          <w:szCs w:val="26"/>
-        </w:rPr>
-        <w:t>màn hình chính</w:t>
-      </w:r>
-    </w:p>
-    <w:p>
-      <w:pPr>
-        <w:pStyle w:val="ListParagraph"/>
-        <w:spacing w:after="120" w:line="240" w:lineRule="auto"/>
-        <w:ind w:left="760"/>
-        <w:rPr>
-          <w:rFonts w:ascii="Times New Roman" w:hAnsi="Times New Roman" w:cs="Times New Roman"/>
-          <w:b/>
-          <w:sz w:val="26"/>
-          <w:szCs w:val="26"/>
-        </w:rPr>
-      </w:pPr>
-    </w:p>
-    <w:p>
-      <w:pPr>
-        <w:pStyle w:val="ListParagraph"/>
-        <w:spacing w:after="120" w:line="240" w:lineRule="auto"/>
-        <w:ind w:left="760"/>
-        <w:rPr>
-          <w:rFonts w:ascii="Times New Roman" w:hAnsi="Times New Roman" w:cs="Times New Roman"/>
-          <w:b/>
-          <w:sz w:val="26"/>
-          <w:szCs w:val="26"/>
-        </w:rPr>
-      </w:pPr>
-    </w:p>
-    <w:p>
-      <w:pPr>
-        <w:pStyle w:val="ListParagraph"/>
-        <w:numPr>
-          <w:ilvl w:val="1"/>
-          <w:numId w:val="1"/>
-        </w:numPr>
-        <w:spacing w:after="120" w:line="240" w:lineRule="auto"/>
-        <w:rPr>
-          <w:rFonts w:ascii="Times New Roman" w:hAnsi="Times New Roman" w:cs="Times New Roman"/>
-          <w:b/>
-          <w:sz w:val="26"/>
-          <w:szCs w:val="26"/>
-        </w:rPr>
-      </w:pPr>
+        <w:ind w:left="360"/>
+        <w:rPr>
+          <w:rFonts w:ascii="Times New Roman" w:hAnsi="Times New Roman" w:cs="Times New Roman"/>
+          <w:b/>
+          <w:sz w:val="26"/>
+          <w:szCs w:val="26"/>
+        </w:rPr>
+      </w:pPr>
+      <w:r>
+        <w:rPr>
+          <w:rFonts w:ascii="Times New Roman" w:hAnsi="Times New Roman" w:cs="Times New Roman"/>
+          <w:b/>
+          <w:sz w:val="26"/>
+          <w:szCs w:val="26"/>
+        </w:rPr>
+        <w:t xml:space="preserve">3.2. </w:t>
+      </w:r>
       <w:r>
         <w:rPr>
           <w:rFonts w:ascii="Times New Roman" w:hAnsi="Times New Roman" w:cs="Times New Roman"/>
@@ -1249,694 +1036,32 @@
           <w:sz w:val="26"/>
           <w:szCs w:val="26"/>
         </w:rPr>
-        <w:t>tra cứu thông tin sách:</w:t>
-      </w:r>
-    </w:p>
-    <w:p>
-      <w:pPr>
-        <w:pStyle w:val="ListParagraph"/>
-        <w:spacing w:after="120" w:line="240" w:lineRule="auto"/>
-        <w:ind w:left="760"/>
-        <w:rPr>
-          <w:rFonts w:ascii="Times New Roman" w:hAnsi="Times New Roman" w:cs="Times New Roman"/>
-          <w:b/>
-          <w:sz w:val="26"/>
-          <w:szCs w:val="26"/>
-        </w:rPr>
-      </w:pPr>
-    </w:p>
-    <w:p>
-      <w:pPr>
-        <w:pStyle w:val="ListParagraph"/>
-        <w:spacing w:after="120" w:line="240" w:lineRule="auto"/>
-        <w:ind w:left="760"/>
-        <w:rPr>
-          <w:rFonts w:ascii="Times New Roman" w:hAnsi="Times New Roman" w:cs="Times New Roman"/>
-          <w:b/>
-          <w:sz w:val="26"/>
-          <w:szCs w:val="26"/>
-        </w:rPr>
-      </w:pPr>
-      <w:r>
-        <w:rPr>
-          <w:rFonts w:ascii="Times New Roman" w:hAnsi="Times New Roman" w:cs="Times New Roman"/>
-          <w:b/>
-          <w:noProof/>
-          <w:sz w:val="26"/>
-          <w:szCs w:val="26"/>
-        </w:rPr>
-        <mc:AlternateContent>
-          <mc:Choice Requires="wps">
-            <w:drawing>
-              <wp:anchor distT="0" distB="0" distL="114300" distR="114300" simplePos="0" relativeHeight="251673600" behindDoc="0" locked="0" layoutInCell="1" allowOverlap="1" wp14:anchorId="7D1F1777" wp14:editId="42215517">
-                <wp:simplePos x="0" y="0"/>
-                <wp:positionH relativeFrom="column">
-                  <wp:posOffset>1618919</wp:posOffset>
-                </wp:positionH>
-                <wp:positionV relativeFrom="paragraph">
-                  <wp:posOffset>1151062</wp:posOffset>
-                </wp:positionV>
-                <wp:extent cx="2411895" cy="938585"/>
-                <wp:effectExtent l="12700" t="12700" r="26670" b="26670"/>
-                <wp:wrapNone/>
-                <wp:docPr id="14" name="Rectangle 14"/>
-                <wp:cNvGraphicFramePr/>
-                <a:graphic xmlns:a="http://schemas.openxmlformats.org/drawingml/2006/main">
-                  <a:graphicData uri="http://schemas.microsoft.com/office/word/2010/wordprocessingShape">
-                    <wps:wsp>
-                      <wps:cNvSpPr/>
-                      <wps:spPr>
-                        <a:xfrm>
-                          <a:off x="0" y="0"/>
-                          <a:ext cx="2411895" cy="938585"/>
-                        </a:xfrm>
-                        <a:prstGeom prst="rect">
-                          <a:avLst/>
-                        </a:prstGeom>
-                        <a:noFill/>
-                        <a:ln w="38100"/>
-                      </wps:spPr>
-                      <wps:style>
-                        <a:lnRef idx="2">
-                          <a:schemeClr val="accent6"/>
-                        </a:lnRef>
-                        <a:fillRef idx="1">
-                          <a:schemeClr val="lt1"/>
-                        </a:fillRef>
-                        <a:effectRef idx="0">
-                          <a:schemeClr val="accent6"/>
-                        </a:effectRef>
-                        <a:fontRef idx="minor">
-                          <a:schemeClr val="dk1"/>
-                        </a:fontRef>
-                      </wps:style>
-                      <wps:bodyPr rot="0" spcFirstLastPara="0" vertOverflow="overflow" horzOverflow="overflow" vert="horz" wrap="square" lIns="91440" tIns="45720" rIns="91440" bIns="45720" numCol="1" spcCol="0" rtlCol="0" fromWordArt="0" anchor="ctr" anchorCtr="0" forceAA="0" compatLnSpc="1">
-                        <a:prstTxWarp prst="textNoShape">
-                          <a:avLst/>
-                        </a:prstTxWarp>
-                        <a:noAutofit/>
-                      </wps:bodyPr>
-                    </wps:wsp>
-                  </a:graphicData>
-                </a:graphic>
-              </wp:anchor>
-            </w:drawing>
-          </mc:Choice>
-          <mc:Fallback>
-            <w:pict>
-              <v:rect w14:anchorId="5531541E" id="Rectangle 14" o:spid="_x0000_s1026" style="position:absolute;margin-left:127.45pt;margin-top:90.65pt;width:189.9pt;height:73.9pt;z-index:251673600;visibility:visible;mso-wrap-style:square;mso-wrap-distance-left:9pt;mso-wrap-distance-top:0;mso-wrap-distance-right:9pt;mso-wrap-distance-bottom:0;mso-position-horizontal:absolute;mso-position-horizontal-relative:text;mso-position-vertical:absolute;mso-position-vertical-relative:text;v-text-anchor:middle" o:gfxdata="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" filled="f" strokecolor="#70ad47 [3209]" strokeweight="3pt"/>
-            </w:pict>
-          </mc:Fallback>
-        </mc:AlternateContent>
-      </w:r>
-      <w:r>
-        <w:rPr>
-          <w:rFonts w:ascii="Times New Roman" w:hAnsi="Times New Roman" w:cs="Times New Roman"/>
-          <w:b/>
-          <w:noProof/>
-          <w:sz w:val="26"/>
-          <w:szCs w:val="26"/>
-        </w:rPr>
-        <mc:AlternateContent>
-          <mc:Choice Requires="wps">
-            <w:drawing>
-              <wp:anchor distT="0" distB="0" distL="114300" distR="114300" simplePos="0" relativeHeight="251667456" behindDoc="0" locked="0" layoutInCell="1" allowOverlap="1" wp14:anchorId="043E0224" wp14:editId="3A683C79">
-                <wp:simplePos x="0" y="0"/>
-                <wp:positionH relativeFrom="column">
-                  <wp:posOffset>2548553</wp:posOffset>
-                </wp:positionH>
-                <wp:positionV relativeFrom="paragraph">
-                  <wp:posOffset>1411082</wp:posOffset>
-                </wp:positionV>
-                <wp:extent cx="268605" cy="340659"/>
-                <wp:effectExtent l="0" t="0" r="10795" b="15240"/>
-                <wp:wrapNone/>
-                <wp:docPr id="9" name="Rectangle 9"/>
-                <wp:cNvGraphicFramePr/>
-                <a:graphic xmlns:a="http://schemas.openxmlformats.org/drawingml/2006/main">
-                  <a:graphicData uri="http://schemas.microsoft.com/office/word/2010/wordprocessingShape">
-                    <wps:wsp>
-                      <wps:cNvSpPr/>
-                      <wps:spPr>
-                        <a:xfrm>
-                          <a:off x="0" y="0"/>
-                          <a:ext cx="268605" cy="340659"/>
-                        </a:xfrm>
-                        <a:prstGeom prst="rect">
-                          <a:avLst/>
-                        </a:prstGeom>
-                      </wps:spPr>
-                      <wps:style>
-                        <a:lnRef idx="2">
-                          <a:schemeClr val="accent1">
-                            <a:shade val="50000"/>
-                          </a:schemeClr>
-                        </a:lnRef>
-                        <a:fillRef idx="1">
-                          <a:schemeClr val="accent1"/>
-                        </a:fillRef>
-                        <a:effectRef idx="0">
-                          <a:schemeClr val="accent1"/>
-                        </a:effectRef>
-                        <a:fontRef idx="minor">
-                          <a:schemeClr val="lt1"/>
-                        </a:fontRef>
-                      </wps:style>
-                      <wps:txbx>
-                        <w:txbxContent>
-                          <w:p>
-                            <w:pPr>
-                              <w:jc w:val="center"/>
-                            </w:pPr>
-                            <w:r>
-                              <w:t>3</w:t>
-                            </w:r>
-                          </w:p>
-                        </w:txbxContent>
-                      </wps:txbx>
-                      <wps:bodyPr rot="0" spcFirstLastPara="0" vertOverflow="overflow" horzOverflow="overflow" vert="horz" wrap="square" lIns="91440" tIns="45720" rIns="91440" bIns="45720" numCol="1" spcCol="0" rtlCol="0" fromWordArt="0" anchor="ctr" anchorCtr="0" forceAA="0" compatLnSpc="1">
-                        <a:prstTxWarp prst="textNoShape">
-                          <a:avLst/>
-                        </a:prstTxWarp>
-                        <a:noAutofit/>
-                      </wps:bodyPr>
-                    </wps:wsp>
-                  </a:graphicData>
-                </a:graphic>
-                <wp14:sizeRelV relativeFrom="margin">
-                  <wp14:pctHeight>0</wp14:pctHeight>
-                </wp14:sizeRelV>
-              </wp:anchor>
-            </w:drawing>
-          </mc:Choice>
-          <mc:Fallback>
-            <w:pict>
-              <v:rect w14:anchorId="043E0224" id="Rectangle 9" o:spid="_x0000_s1026" style="position:absolute;left:0;text-align:left;margin-left:200.65pt;margin-top:111.1pt;width:21.15pt;height:26.8pt;z-index:251667456;visibility:visible;mso-wrap-style:square;mso-height-percent:0;mso-wrap-distance-left:9pt;mso-wrap-distance-top:0;mso-wrap-distance-right:9pt;mso-wrap-distance-bottom:0;mso-position-horizontal:absolute;mso-position-horizontal-relative:text;mso-position-vertical:absolute;mso-position-vertical-relative:text;mso-height-percent:0;mso-height-relative:margin;v-text-anchor:middle" o:gfxdata="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" fillcolor="#5b9bd5 [3204]" strokecolor="#1f4d78 [1604]" strokeweight="1pt">
-                <v:textbox>
-                  <w:txbxContent>
-                    <w:p>
-                      <w:pPr>
-                        <w:jc w:val="center"/>
-                      </w:pPr>
-                      <w:r>
-                        <w:t>3</w:t>
-                      </w:r>
-                    </w:p>
-                  </w:txbxContent>
-                </v:textbox>
-              </v:rect>
-            </w:pict>
-          </mc:Fallback>
-        </mc:AlternateContent>
-      </w:r>
-      <w:r>
-        <w:rPr>
-          <w:rFonts w:ascii="Times New Roman" w:hAnsi="Times New Roman" w:cs="Times New Roman"/>
-          <w:b/>
-          <w:noProof/>
-          <w:sz w:val="26"/>
-          <w:szCs w:val="26"/>
-        </w:rPr>
-        <mc:AlternateContent>
-          <mc:Choice Requires="wps">
-            <w:drawing>
-              <wp:anchor distT="0" distB="0" distL="114300" distR="114300" simplePos="0" relativeHeight="251665408" behindDoc="0" locked="0" layoutInCell="1" allowOverlap="1" wp14:anchorId="235DBBEC" wp14:editId="2916DB24">
-                <wp:simplePos x="0" y="0"/>
-                <wp:positionH relativeFrom="column">
-                  <wp:posOffset>3032648</wp:posOffset>
-                </wp:positionH>
-                <wp:positionV relativeFrom="paragraph">
-                  <wp:posOffset>2265718</wp:posOffset>
-                </wp:positionV>
-                <wp:extent cx="298823" cy="292847"/>
-                <wp:effectExtent l="0" t="0" r="19050" b="12065"/>
-                <wp:wrapNone/>
-                <wp:docPr id="8" name="Rectangle 8"/>
-                <wp:cNvGraphicFramePr/>
-                <a:graphic xmlns:a="http://schemas.openxmlformats.org/drawingml/2006/main">
-                  <a:graphicData uri="http://schemas.microsoft.com/office/word/2010/wordprocessingShape">
-                    <wps:wsp>
-                      <wps:cNvSpPr/>
-                      <wps:spPr>
-                        <a:xfrm>
-                          <a:off x="0" y="0"/>
-                          <a:ext cx="298823" cy="292847"/>
-                        </a:xfrm>
-                        <a:prstGeom prst="rect">
-                          <a:avLst/>
-                        </a:prstGeom>
-                      </wps:spPr>
-                      <wps:style>
-                        <a:lnRef idx="2">
-                          <a:schemeClr val="accent1">
-                            <a:shade val="50000"/>
-                          </a:schemeClr>
-                        </a:lnRef>
-                        <a:fillRef idx="1">
-                          <a:schemeClr val="accent1"/>
-                        </a:fillRef>
-                        <a:effectRef idx="0">
-                          <a:schemeClr val="accent1"/>
-                        </a:effectRef>
-                        <a:fontRef idx="minor">
-                          <a:schemeClr val="lt1"/>
-                        </a:fontRef>
-                      </wps:style>
-                      <wps:txbx>
-                        <w:txbxContent>
-                          <w:p>
-                            <w:pPr>
-                              <w:jc w:val="center"/>
-                            </w:pPr>
-                            <w:r>
-                              <w:t>2</w:t>
-                            </w:r>
-                          </w:p>
-                        </w:txbxContent>
-                      </wps:txbx>
-                      <wps:bodyPr rot="0" spcFirstLastPara="0" vertOverflow="overflow" horzOverflow="overflow" vert="horz" wrap="square" lIns="91440" tIns="45720" rIns="91440" bIns="45720" numCol="1" spcCol="0" rtlCol="0" fromWordArt="0" anchor="ctr" anchorCtr="0" forceAA="0" compatLnSpc="1">
-                        <a:prstTxWarp prst="textNoShape">
-                          <a:avLst/>
-                        </a:prstTxWarp>
-                        <a:noAutofit/>
-                      </wps:bodyPr>
-                    </wps:wsp>
-                  </a:graphicData>
-                </a:graphic>
-                <wp14:sizeRelH relativeFrom="margin">
-                  <wp14:pctWidth>0</wp14:pctWidth>
-                </wp14:sizeRelH>
-                <wp14:sizeRelV relativeFrom="margin">
-                  <wp14:pctHeight>0</wp14:pctHeight>
-                </wp14:sizeRelV>
-              </wp:anchor>
-            </w:drawing>
-          </mc:Choice>
-          <mc:Fallback>
-            <w:pict>
-              <v:rect w14:anchorId="235DBBEC" id="Rectangle 8" o:spid="_x0000_s1027" style="position:absolute;left:0;text-align:left;margin-left:238.8pt;margin-top:178.4pt;width:23.55pt;height:23.05pt;z-index:251665408;visibility:visible;mso-wrap-style:square;mso-width-percent:0;mso-height-percent:0;mso-wrap-distance-left:9pt;mso-wrap-distance-top:0;mso-wrap-distance-right:9pt;mso-wrap-distance-bottom:0;mso-position-horizontal:absolute;mso-position-horizontal-relative:text;mso-position-vertical:absolute;mso-position-vertical-relative:text;mso-width-percent:0;mso-height-percent:0;mso-width-relative:margin;mso-height-relative:margin;v-text-anchor:middle" o:gfxdata="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" fillcolor="#5b9bd5 [3204]" strokecolor="#1f4d78 [1604]" strokeweight="1pt">
-                <v:textbox>
-                  <w:txbxContent>
-                    <w:p>
-                      <w:pPr>
-                        <w:jc w:val="center"/>
-                      </w:pPr>
-                      <w:r>
-                        <w:t>2</w:t>
-                      </w:r>
-                    </w:p>
-                  </w:txbxContent>
-                </v:textbox>
-              </v:rect>
-            </w:pict>
-          </mc:Fallback>
-        </mc:AlternateContent>
-      </w:r>
-      <w:r>
-        <w:rPr>
-          <w:rFonts w:ascii="Times New Roman" w:hAnsi="Times New Roman" w:cs="Times New Roman"/>
-          <w:b/>
-          <w:noProof/>
-          <w:sz w:val="26"/>
-          <w:szCs w:val="26"/>
-        </w:rPr>
-        <mc:AlternateContent>
-          <mc:Choice Requires="wps">
-            <w:drawing>
-              <wp:anchor distT="0" distB="0" distL="114300" distR="114300" simplePos="0" relativeHeight="251663360" behindDoc="0" locked="0" layoutInCell="1" allowOverlap="1" wp14:anchorId="2437408A" wp14:editId="02991309">
-                <wp:simplePos x="0" y="0"/>
-                <wp:positionH relativeFrom="column">
-                  <wp:posOffset>1748192</wp:posOffset>
-                </wp:positionH>
-                <wp:positionV relativeFrom="paragraph">
-                  <wp:posOffset>927436</wp:posOffset>
-                </wp:positionV>
-                <wp:extent cx="268942" cy="221130"/>
-                <wp:effectExtent l="0" t="0" r="10795" b="7620"/>
-                <wp:wrapNone/>
-                <wp:docPr id="7" name="Rectangle 7"/>
-                <wp:cNvGraphicFramePr/>
-                <a:graphic xmlns:a="http://schemas.openxmlformats.org/drawingml/2006/main">
-                  <a:graphicData uri="http://schemas.microsoft.com/office/word/2010/wordprocessingShape">
-                    <wps:wsp>
-                      <wps:cNvSpPr/>
-                      <wps:spPr>
-                        <a:xfrm>
-                          <a:off x="0" y="0"/>
-                          <a:ext cx="268942" cy="221130"/>
-                        </a:xfrm>
-                        <a:prstGeom prst="rect">
-                          <a:avLst/>
-                        </a:prstGeom>
-                      </wps:spPr>
-                      <wps:style>
-                        <a:lnRef idx="2">
-                          <a:schemeClr val="accent1">
-                            <a:shade val="50000"/>
-                          </a:schemeClr>
-                        </a:lnRef>
-                        <a:fillRef idx="1">
-                          <a:schemeClr val="accent1"/>
-                        </a:fillRef>
-                        <a:effectRef idx="0">
-                          <a:schemeClr val="accent1"/>
-                        </a:effectRef>
-                        <a:fontRef idx="minor">
-                          <a:schemeClr val="lt1"/>
-                        </a:fontRef>
-                      </wps:style>
-                      <wps:txbx>
-                        <w:txbxContent>
-                          <w:p>
-                            <w:pPr>
-                              <w:jc w:val="center"/>
-                            </w:pPr>
-                            <w:r>
-                              <w:t>1</w:t>
-                            </w:r>
-                          </w:p>
-                        </w:txbxContent>
-                      </wps:txbx>
-                      <wps:bodyPr rot="0" spcFirstLastPara="0" vertOverflow="overflow" horzOverflow="overflow" vert="horz" wrap="square" lIns="91440" tIns="45720" rIns="91440" bIns="45720" numCol="1" spcCol="0" rtlCol="0" fromWordArt="0" anchor="ctr" anchorCtr="0" forceAA="0" compatLnSpc="1">
-                        <a:prstTxWarp prst="textNoShape">
-                          <a:avLst/>
-                        </a:prstTxWarp>
-                        <a:noAutofit/>
-                      </wps:bodyPr>
-                    </wps:wsp>
-                  </a:graphicData>
-                </a:graphic>
-              </wp:anchor>
-            </w:drawing>
-          </mc:Choice>
-          <mc:Fallback>
-            <w:pict>
-              <v:rect w14:anchorId="2437408A" id="Rectangle 7" o:spid="_x0000_s1028" style="position:absolute;left:0;text-align:left;margin-left:137.65pt;margin-top:73.05pt;width:21.2pt;height:17.4pt;z-index:251663360;visibility:visible;mso-wrap-style:square;mso-wrap-distance-left:9pt;mso-wrap-distance-top:0;mso-wrap-distance-right:9pt;mso-wrap-distance-bottom:0;mso-position-horizontal:absolute;mso-position-horizontal-relative:text;mso-position-vertical:absolute;mso-position-vertical-relative:text;v-text-anchor:middle" o:gfxdata="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" fillcolor="#5b9bd5 [3204]" strokecolor="#1f4d78 [1604]" strokeweight="1pt">
-                <v:textbox>
-                  <w:txbxContent>
-                    <w:p>
-                      <w:pPr>
-                        <w:jc w:val="center"/>
-                      </w:pPr>
-                      <w:r>
-                        <w:t>1</w:t>
-                      </w:r>
-                    </w:p>
-                  </w:txbxContent>
-                </v:textbox>
-              </v:rect>
-            </w:pict>
-          </mc:Fallback>
-        </mc:AlternateContent>
-      </w:r>
-      <w:r>
-        <w:rPr>
-          <w:rFonts w:ascii="Times New Roman" w:hAnsi="Times New Roman" w:cs="Times New Roman"/>
-          <w:b/>
-          <w:noProof/>
-          <w:sz w:val="26"/>
-          <w:szCs w:val="26"/>
-        </w:rPr>
-        <mc:AlternateContent>
-          <mc:Choice Requires="wps">
-            <w:drawing>
-              <wp:anchor distT="0" distB="0" distL="114300" distR="114300" simplePos="0" relativeHeight="251661312" behindDoc="0" locked="0" layoutInCell="1" allowOverlap="1" wp14:anchorId="132628FC" wp14:editId="11798D88">
-                <wp:simplePos x="0" y="0"/>
-                <wp:positionH relativeFrom="column">
-                  <wp:posOffset>5338557</wp:posOffset>
-                </wp:positionH>
-                <wp:positionV relativeFrom="paragraph">
-                  <wp:posOffset>586777</wp:posOffset>
-                </wp:positionV>
-                <wp:extent cx="1360805" cy="776605"/>
-                <wp:effectExtent l="533400" t="0" r="10795" b="125095"/>
-                <wp:wrapNone/>
-                <wp:docPr id="5" name="Rounded Rectangular Callout 5"/>
-                <wp:cNvGraphicFramePr/>
-                <a:graphic xmlns:a="http://schemas.openxmlformats.org/drawingml/2006/main">
-                  <a:graphicData uri="http://schemas.microsoft.com/office/word/2010/wordprocessingShape">
-                    <wps:wsp>
-                      <wps:cNvSpPr/>
-                      <wps:spPr>
-                        <a:xfrm>
-                          <a:off x="0" y="0"/>
-                          <a:ext cx="1360805" cy="776605"/>
-                        </a:xfrm>
-                        <a:prstGeom prst="wedgeRoundRectCallout">
-                          <a:avLst>
-                            <a:gd name="adj1" fmla="val -86256"/>
-                            <a:gd name="adj2" fmla="val 61429"/>
-                            <a:gd name="adj3" fmla="val 16667"/>
-                          </a:avLst>
-                        </a:prstGeom>
-                      </wps:spPr>
-                      <wps:style>
-                        <a:lnRef idx="2">
-                          <a:schemeClr val="accent1">
-                            <a:shade val="50000"/>
-                          </a:schemeClr>
-                        </a:lnRef>
-                        <a:fillRef idx="1">
-                          <a:schemeClr val="accent1"/>
-                        </a:fillRef>
-                        <a:effectRef idx="0">
-                          <a:schemeClr val="accent1"/>
-                        </a:effectRef>
-                        <a:fontRef idx="minor">
-                          <a:schemeClr val="lt1"/>
-                        </a:fontRef>
-                      </wps:style>
-                      <wps:txbx>
-                        <w:txbxContent>
-                          <w:p>
-                            <w:pPr>
-                              <w:jc w:val="center"/>
-                              <w:rPr>
-                                <w:sz w:val="20"/>
-                                <w:szCs w:val="20"/>
-                              </w:rPr>
-                            </w:pPr>
-                            <w:r>
-                              <w:rPr>
-                                <w:sz w:val="20"/>
-                                <w:szCs w:val="20"/>
-                              </w:rPr>
-                              <w:t>Nhóm các checkbox</w:t>
-                            </w:r>
-                            <w:r>
-                              <w:rPr>
-                                <w:sz w:val="20"/>
-                                <w:szCs w:val="20"/>
-                              </w:rPr>
-                              <w:t xml:space="preserve"> cho phép ng dg chọn cách tìm kiến</w:t>
-                            </w:r>
-                          </w:p>
-                        </w:txbxContent>
-                      </wps:txbx>
-                      <wps:bodyPr rot="0" spcFirstLastPara="0" vertOverflow="overflow" horzOverflow="overflow" vert="horz" wrap="square" lIns="91440" tIns="45720" rIns="91440" bIns="45720" numCol="1" spcCol="0" rtlCol="0" fromWordArt="0" anchor="ctr" anchorCtr="0" forceAA="0" compatLnSpc="1">
-                        <a:prstTxWarp prst="textNoShape">
-                          <a:avLst/>
-                        </a:prstTxWarp>
-                        <a:noAutofit/>
-                      </wps:bodyPr>
-                    </wps:wsp>
-                  </a:graphicData>
-                </a:graphic>
-                <wp14:sizeRelH relativeFrom="margin">
-                  <wp14:pctWidth>0</wp14:pctWidth>
-                </wp14:sizeRelH>
-                <wp14:sizeRelV relativeFrom="margin">
-                  <wp14:pctHeight>0</wp14:pctHeight>
-                </wp14:sizeRelV>
-              </wp:anchor>
-            </w:drawing>
-          </mc:Choice>
-          <mc:Fallback>
-            <w:pict>
-              <v:shapetype w14:anchorId="132628FC" id="_x0000_t62" coordsize="21600,21600" o:spt="62" adj="1350,25920" path="m3600,qx,3600l0@8@12@24,0@9,,18000qy3600,21600l@6,21600@15@27@7,21600,18000,21600qx21600,18000l21600@9@18@30,21600@8,21600,3600qy18000,l@7,0@21@33@6,xe">
-                <v:stroke joinstyle="miter"/>
-                <v:formulas>
-                  <v:f eqn="sum 10800 0 #0"/>
-                  <v:f eqn="sum 10800 0 #1"/>
-                  <v:f eqn="sum #0 0 #1"/>
-                  <v:f eqn="sum @0 @1 0"/>
-                  <v:f eqn="sum 21600 0 #0"/>
-                  <v:f eqn="sum 21600 0 #1"/>
-                  <v:f eqn="if @0 3600 12600"/>
-                  <v:f eqn="if @0 9000 18000"/>
-                  <v:f eqn="if @1 3600 12600"/>
-                  <v:f eqn="if @1 9000 18000"/>
-                  <v:f eqn="if @2 0 #0"/>
-                  <v:f eqn="if @3 @10 0"/>
-                  <v:f eqn="if #0 0 @11"/>
-                  <v:f eqn="if @2 @6 #0"/>
-                  <v:f eqn="if @3 @6 @13"/>
-                  <v:f eqn="if @5 @6 @14"/>
-                  <v:f eqn="if @2 #0 21600"/>
-                  <v:f eqn="if @3 21600 @16"/>
-                  <v:f eqn="if @4 21600 @17"/>
-                  <v:f eqn="if @2 #0 @6"/>
-                  <v:f eqn="if @3 @19 @6"/>
-                  <v:f eqn="if #1 @6 @20"/>
-                  <v:f eqn="if @2 @8 #1"/>
-                  <v:f eqn="if @3 @22 @8"/>
-                  <v:f eqn="if #0 @8 @23"/>
-                  <v:f eqn="if @2 21600 #1"/>
-                  <v:f eqn="if @3 21600 @25"/>
-                  <v:f eqn="if @5 21600 @26"/>
-                  <v:f eqn="if @2 #1 @8"/>
-                  <v:f eqn="if @3 @8 @28"/>
-                  <v:f eqn="if @4 @8 @29"/>
-                  <v:f eqn="if @2 #1 0"/>
-                  <v:f eqn="if @3 @31 0"/>
-                  <v:f eqn="if #1 0 @32"/>
-                  <v:f eqn="val #0"/>
-                  <v:f eqn="val #1"/>
-                </v:formulas>
-                <v:path o:connecttype="custom" o:connectlocs="10800,0;0,10800;10800,21600;21600,10800;@34,@35" textboxrect="791,791,20809,20809"/>
-                <v:handles>
-                  <v:h position="#0,#1"/>
-                </v:handles>
-              </v:shapetype>
-              <v:shape id="Rounded Rectangular Callout 5" o:spid="_x0000_s1029" type="#_x0000_t62" style="position:absolute;left:0;text-align:left;margin-left:420.35pt;margin-top:46.2pt;width:107.15pt;height:61.15pt;z-index:251661312;visibility:visible;mso-wrap-style:square;mso-width-percent:0;mso-height-percent:0;mso-wrap-distance-left:9pt;mso-wrap-distance-top:0;mso-wrap-distance-right:9pt;mso-wrap-distance-bottom:0;mso-position-horizontal:absolute;mso-position-horizontal-relative:text;mso-position-vertical:absolute;mso-position-vertical-relative:text;mso-width-percent:0;mso-height-percent:0;mso-width-relative:margin;mso-height-relative:margin;v-text-anchor:middle" o:gfxdata="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" adj="-7831,24069" fillcolor="#5b9bd5 [3204]" strokecolor="#1f4d78 [1604]" strokeweight="1pt">
-                <v:textbox>
-                  <w:txbxContent>
-                    <w:p>
-                      <w:pPr>
-                        <w:jc w:val="center"/>
-                        <w:rPr>
-                          <w:sz w:val="20"/>
-                          <w:szCs w:val="20"/>
-                        </w:rPr>
-                      </w:pPr>
-                      <w:r>
-                        <w:rPr>
-                          <w:sz w:val="20"/>
-                          <w:szCs w:val="20"/>
-                        </w:rPr>
-                        <w:t>Nhóm các checkbox</w:t>
-                      </w:r>
-                      <w:r>
-                        <w:rPr>
-                          <w:sz w:val="20"/>
-                          <w:szCs w:val="20"/>
-                        </w:rPr>
-                        <w:t xml:space="preserve"> cho phép ng dg chọn cách tìm kiến</w:t>
-                      </w:r>
-                    </w:p>
-                  </w:txbxContent>
-                </v:textbox>
-              </v:shape>
-            </w:pict>
-          </mc:Fallback>
-        </mc:AlternateContent>
-      </w:r>
-      <w:r>
-        <w:rPr>
-          <w:rFonts w:ascii="Times New Roman" w:hAnsi="Times New Roman" w:cs="Times New Roman"/>
-          <w:b/>
-          <w:noProof/>
-          <w:sz w:val="26"/>
-          <w:szCs w:val="26"/>
-        </w:rPr>
-        <mc:AlternateContent>
-          <mc:Choice Requires="wps">
-            <w:drawing>
-              <wp:anchor distT="0" distB="0" distL="114300" distR="114300" simplePos="0" relativeHeight="251662336" behindDoc="0" locked="0" layoutInCell="1" allowOverlap="1" wp14:anchorId="718902D4" wp14:editId="605ED60D">
-                <wp:simplePos x="0" y="0"/>
-                <wp:positionH relativeFrom="column">
-                  <wp:posOffset>4593128</wp:posOffset>
-                </wp:positionH>
-                <wp:positionV relativeFrom="paragraph">
-                  <wp:posOffset>974840</wp:posOffset>
-                </wp:positionV>
-                <wp:extent cx="277091" cy="983673"/>
-                <wp:effectExtent l="0" t="0" r="27940" b="6985"/>
-                <wp:wrapNone/>
-                <wp:docPr id="6" name="Right Brace 6"/>
-                <wp:cNvGraphicFramePr/>
-                <a:graphic xmlns:a="http://schemas.openxmlformats.org/drawingml/2006/main">
-                  <a:graphicData uri="http://schemas.microsoft.com/office/word/2010/wordprocessingShape">
-                    <wps:wsp>
-                      <wps:cNvSpPr/>
-                      <wps:spPr>
-                        <a:xfrm>
-                          <a:off x="0" y="0"/>
-                          <a:ext cx="277091" cy="983673"/>
-                        </a:xfrm>
-                        <a:prstGeom prst="rightBrace">
-                          <a:avLst/>
-                        </a:prstGeom>
-                      </wps:spPr>
-                      <wps:style>
-                        <a:lnRef idx="1">
-                          <a:schemeClr val="accent1"/>
-                        </a:lnRef>
-                        <a:fillRef idx="0">
-                          <a:schemeClr val="accent1"/>
-                        </a:fillRef>
-                        <a:effectRef idx="0">
-                          <a:schemeClr val="accent1"/>
-                        </a:effectRef>
-                        <a:fontRef idx="minor">
-                          <a:schemeClr val="tx1"/>
-                        </a:fontRef>
-                      </wps:style>
-                      <wps:bodyPr rot="0" spcFirstLastPara="0" vertOverflow="overflow" horzOverflow="overflow" vert="horz" wrap="square" lIns="91440" tIns="45720" rIns="91440" bIns="45720" numCol="1" spcCol="0" rtlCol="0" fromWordArt="0" anchor="ctr" anchorCtr="0" forceAA="0" compatLnSpc="1">
-                        <a:prstTxWarp prst="textNoShape">
-                          <a:avLst/>
-                        </a:prstTxWarp>
-                        <a:noAutofit/>
-                      </wps:bodyPr>
-                    </wps:wsp>
-                  </a:graphicData>
-                </a:graphic>
-              </wp:anchor>
-            </w:drawing>
-          </mc:Choice>
-          <mc:Fallback>
-            <w:pict>
-              <v:shapetype w14:anchorId="1DE24BE8" id="_x0000_t88" coordsize="21600,21600" o:spt="88" adj="1800,10800" path="m,qx10800@0l10800@2qy21600@11,10800@3l10800@1qy,21600e" filled="f">
-                <v:formulas>
-                  <v:f eqn="val #0"/>
-                  <v:f eqn="sum 21600 0 #0"/>
-                  <v:f eqn="sum #1 0 #0"/>
-                  <v:f eqn="sum #1 #0 0"/>
-                  <v:f eqn="prod #0 9598 32768"/>
-                  <v:f eqn="sum 21600 0 @4"/>
-                  <v:f eqn="sum 21600 0 #1"/>
-                  <v:f eqn="min #1 @6"/>
-                  <v:f eqn="prod @7 1 2"/>
-                  <v:f eqn="prod #0 2 1"/>
-                  <v:f eqn="sum 21600 0 @9"/>
-                  <v:f eqn="val #1"/>
-                </v:formulas>
-                <v:path arrowok="t" o:connecttype="custom" o:connectlocs="0,0;21600,@11;0,21600" textboxrect="0,@4,7637,@5"/>
-                <v:handles>
-                  <v:h position="center,#0" yrange="0,@8"/>
-                  <v:h position="bottomRight,#1" yrange="@9,@10"/>
-                </v:handles>
-              </v:shapetype>
-              <v:shape id="Right Brace 6" o:spid="_x0000_s1026" type="#_x0000_t88" style="position:absolute;margin-left:361.65pt;margin-top:76.75pt;width:21.8pt;height:77.45pt;z-index:251662336;visibility:visible;mso-wrap-style:square;mso-wrap-distance-left:9pt;mso-wrap-distance-top:0;mso-wrap-distance-right:9pt;mso-wrap-distance-bottom:0;mso-position-horizontal:absolute;mso-position-horizontal-relative:text;mso-position-vertical:absolute;mso-position-vertical-relative:text;v-text-anchor:middle" o:gfxdata="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" adj="507" strokecolor="#5b9bd5 [3204]" strokeweight=".5pt">
-                <v:stroke joinstyle="miter"/>
-              </v:shape>
-            </w:pict>
-          </mc:Fallback>
-        </mc:AlternateContent>
-      </w:r>
-      <w:r>
-        <w:rPr>
-          <w:rFonts w:ascii="Times New Roman" w:hAnsi="Times New Roman" w:cs="Times New Roman"/>
-          <w:b/>
-          <w:noProof/>
+        <w:t>lịch hẹn</w:t>
+      </w:r>
+    </w:p>
+    <w:p>
+      <w:pPr>
+        <w:spacing w:after="120" w:line="240" w:lineRule="auto"/>
+        <w:ind w:left="720"/>
+        <w:rPr>
+          <w:rFonts w:ascii="Times New Roman" w:hAnsi="Times New Roman" w:cs="Times New Roman"/>
+          <w:b/>
+          <w:sz w:val="26"/>
+          <w:szCs w:val="26"/>
+        </w:rPr>
+      </w:pPr>
+      <w:r>
+        <w:rPr>
+          <w:rFonts w:ascii="Times New Roman" w:hAnsi="Times New Roman" w:cs="Times New Roman"/>
+          <w:b/>
           <w:sz w:val="26"/>
           <w:szCs w:val="26"/>
         </w:rPr>
         <w:drawing>
-          <wp:inline distT="0" distB="0" distL="0" distR="0" wp14:anchorId="32B6D423" wp14:editId="405AA620">
-            <wp:extent cx="4515346" cy="2947414"/>
+          <wp:inline distT="0" distB="0" distL="0" distR="0" wp14:anchorId="5747A7CF" wp14:editId="76DAFA29">
+            <wp:extent cx="5318661" cy="2581275"/>
             <wp:effectExtent l="0" t="0" r="0" b="0"/>
-            <wp:docPr id="4" name="Picture 4" descr="Table&#10;&#10;Description automatically generated"/>
+            <wp:docPr id="468126745" name="Picture 1"/>
             <wp:cNvGraphicFramePr>
               <a:graphicFrameLocks xmlns:a="http://schemas.openxmlformats.org/drawingml/2006/main" noChangeAspect="1"/>
             </wp:cNvGraphicFramePr>
@@ -1944,17 +1069,11 @@
               <a:graphicData uri="http://schemas.openxmlformats.org/drawingml/2006/picture">
                 <pic:pic xmlns:pic="http://schemas.openxmlformats.org/drawingml/2006/picture">
                   <pic:nvPicPr>
-                    <pic:cNvPr id="4" name="Picture 4" descr="Table&#10;&#10;Description automatically generated"/>
+                    <pic:cNvPr id="468126745" name=""/>
                     <pic:cNvPicPr/>
                   </pic:nvPicPr>
                   <pic:blipFill>
-                    <a:blip r:embed="rId11" cstate="print">
-                      <a:extLst>
-                        <a:ext uri="{28A0092B-C50C-407E-A947-70E740481C1C}">
-                          <a14:useLocalDpi xmlns:a14="http://schemas.microsoft.com/office/drawing/2010/main" val="0"/>
-                        </a:ext>
-                      </a:extLst>
-                    </a:blip>
+                    <a:blip r:embed="rId11"/>
                     <a:stretch>
                       <a:fillRect/>
                     </a:stretch>
@@ -1962,7 +1081,7 @@
                   <pic:spPr>
                     <a:xfrm>
                       <a:off x="0" y="0"/>
-                      <a:ext cx="4521334" cy="2951323"/>
+                      <a:ext cx="5332011" cy="2587754"/>
                     </a:xfrm>
                     <a:prstGeom prst="rect">
                       <a:avLst/>
@@ -1977,78 +1096,108 @@
     </w:p>
     <w:p>
       <w:pPr>
-        <w:pStyle w:val="Caption"/>
-        <w:jc w:val="center"/>
-      </w:pPr>
-      <w:r>
-        <w:t xml:space="preserve">Hình  </w:t>
-      </w:r>
-      <w:r>
-        <w:fldChar w:fldCharType="begin"/>
-      </w:r>
-      <w:r>
-        <w:instrText xml:space="preserve"> SEQ Hình_ \* ARABIC </w:instrText>
-      </w:r>
-      <w:r>
-        <w:fldChar w:fldCharType="separate"/>
-      </w:r>
-      <w:r>
-        <w:rPr>
-          <w:noProof/>
-        </w:rPr>
-        <w:t>2</w:t>
-      </w:r>
-      <w:r>
-        <w:rPr>
-          <w:noProof/>
-        </w:rPr>
-        <w:fldChar w:fldCharType="end"/>
-      </w:r>
-      <w:r>
-        <w:t>: màn hình tra cứu tài liệu</w:t>
-      </w:r>
-    </w:p>
-    <w:p>
-      <w:r>
-        <w:t xml:space="preserve">Chức năng của màn </w:t>
-      </w:r>
-      <w:proofErr w:type="gramStart"/>
-      <w:r>
-        <w:t>hình ??????</w:t>
-      </w:r>
-      <w:proofErr w:type="gramEnd"/>
-    </w:p>
-    <w:p>
-      <w:r>
-        <w:t>Mô tả:</w:t>
+        <w:spacing w:after="120" w:line="240" w:lineRule="auto"/>
+        <w:ind w:left="720"/>
+        <w:rPr>
+          <w:rFonts w:ascii="Times New Roman" w:hAnsi="Times New Roman" w:cs="Times New Roman"/>
+          <w:b/>
+          <w:sz w:val="26"/>
+          <w:szCs w:val="26"/>
+        </w:rPr>
+      </w:pPr>
+    </w:p>
+    <w:p>
+      <w:pPr>
+        <w:spacing w:after="120" w:line="240" w:lineRule="auto"/>
+        <w:ind w:left="720"/>
+        <w:rPr>
+          <w:rFonts w:ascii="Times New Roman" w:hAnsi="Times New Roman" w:cs="Times New Roman"/>
+          <w:b/>
+          <w:sz w:val="26"/>
+          <w:szCs w:val="26"/>
+        </w:rPr>
+      </w:pPr>
+      <w:r>
+        <w:rPr>
+          <w:rFonts w:ascii="Times New Roman" w:hAnsi="Times New Roman" w:cs="Times New Roman"/>
+          <w:b/>
+          <w:sz w:val="26"/>
+          <w:szCs w:val="26"/>
+        </w:rPr>
+        <w:t xml:space="preserve">Mô tả: </w:t>
+      </w:r>
+      <w:r>
+        <w:rPr>
+          <w:rFonts w:ascii="Times New Roman" w:hAnsi="Times New Roman" w:cs="Times New Roman"/>
+          <w:bCs/>
+          <w:sz w:val="26"/>
+          <w:szCs w:val="26"/>
+        </w:rPr>
+        <w:t>g</w:t>
+      </w:r>
+      <w:r>
+        <w:rPr>
+          <w:rFonts w:ascii="Times New Roman" w:hAnsi="Times New Roman" w:cs="Times New Roman"/>
+          <w:bCs/>
+          <w:sz w:val="26"/>
+          <w:szCs w:val="26"/>
+        </w:rPr>
+        <w:t>iao diện lịch hẹn của phần mềm có tên "MAYDENTAL", đang hiển thị chế độ xem theo "tháng 9 2026". Giao diện này cung cấp bảng lịch để theo dõi công việc theo ngày, tuần, tháng, kèm theo các bộ lọc trạng thái lịch hẹn ở góc trên (Đang chờ, Đang xử lý, Hoàn thành...).</w:t>
+      </w:r>
+    </w:p>
+    <w:p>
+      <w:pPr>
+        <w:spacing w:after="120" w:line="240" w:lineRule="auto"/>
+        <w:ind w:left="360"/>
+        <w:rPr>
+          <w:rFonts w:ascii="Times New Roman" w:hAnsi="Times New Roman" w:cs="Times New Roman"/>
+          <w:b/>
+          <w:sz w:val="26"/>
+          <w:szCs w:val="26"/>
+        </w:rPr>
+      </w:pPr>
+      <w:r>
+        <w:rPr>
+          <w:rFonts w:ascii="Times New Roman" w:hAnsi="Times New Roman" w:cs="Times New Roman"/>
+          <w:b/>
+          <w:sz w:val="26"/>
+          <w:szCs w:val="26"/>
+        </w:rPr>
+        <w:t xml:space="preserve">3.3. </w:t>
+      </w:r>
+      <w:r>
+        <w:rPr>
+          <w:rFonts w:ascii="Times New Roman" w:hAnsi="Times New Roman" w:cs="Times New Roman"/>
+          <w:b/>
+          <w:sz w:val="26"/>
+          <w:szCs w:val="26"/>
+        </w:rPr>
+        <w:t>Màn hình kế hoạch điều trị</w:t>
       </w:r>
     </w:p>
     <w:p>
       <w:pPr>
         <w:pStyle w:val="ListParagraph"/>
-        <w:numPr>
-          <w:ilvl w:val="1"/>
-          <w:numId w:val="1"/>
-        </w:numPr>
-      </w:pPr>
-      <w:r>
-        <w:t>Màn hình ….</w:t>
-      </w:r>
-    </w:p>
-    <w:p>
-      <w:pPr>
-        <w:pStyle w:val="ListParagraph"/>
-        <w:ind w:left="760"/>
-      </w:pPr>
-      <w:r>
-        <w:rPr>
-          <w:noProof/>
-        </w:rPr>
+        <w:rPr>
+          <w:rFonts w:ascii="Times New Roman" w:hAnsi="Times New Roman" w:cs="Times New Roman"/>
+          <w:b/>
+          <w:sz w:val="26"/>
+          <w:szCs w:val="26"/>
+        </w:rPr>
+      </w:pPr>
+      <w:r>
+        <w:rPr>
+          <w:rFonts w:ascii="Times New Roman" w:hAnsi="Times New Roman" w:cs="Times New Roman"/>
+          <w:b/>
+          <w:sz w:val="26"/>
+          <w:szCs w:val="26"/>
+        </w:rPr>
+        <w:lastRenderedPageBreak/>
         <w:drawing>
-          <wp:inline distT="0" distB="0" distL="0" distR="0" wp14:anchorId="0AB038D4" wp14:editId="712B0D7F">
-            <wp:extent cx="5882447" cy="2256611"/>
-            <wp:effectExtent l="38100" t="38100" r="36195" b="42545"/>
-            <wp:docPr id="15" name="Picture 15" descr="Graphical user interface, application&#10;&#10;Description automatically generated"/>
+          <wp:inline distT="0" distB="0" distL="0" distR="0" wp14:anchorId="4327A997" wp14:editId="34B35B63">
+            <wp:extent cx="5410200" cy="2811932"/>
+            <wp:effectExtent l="0" t="0" r="0" b="7620"/>
+            <wp:docPr id="1762844999" name="Picture 1"/>
             <wp:cNvGraphicFramePr>
               <a:graphicFrameLocks xmlns:a="http://schemas.openxmlformats.org/drawingml/2006/main" noChangeAspect="1"/>
             </wp:cNvGraphicFramePr>
@@ -2056,17 +1205,11 @@
               <a:graphicData uri="http://schemas.openxmlformats.org/drawingml/2006/picture">
                 <pic:pic xmlns:pic="http://schemas.openxmlformats.org/drawingml/2006/picture">
                   <pic:nvPicPr>
-                    <pic:cNvPr id="15" name="Picture 15" descr="Graphical user interface, application&#10;&#10;Description automatically generated"/>
+                    <pic:cNvPr id="1762844999" name=""/>
                     <pic:cNvPicPr/>
                   </pic:nvPicPr>
                   <pic:blipFill>
-                    <a:blip r:embed="rId12">
-                      <a:extLst>
-                        <a:ext uri="{28A0092B-C50C-407E-A947-70E740481C1C}">
-                          <a14:useLocalDpi xmlns:a14="http://schemas.microsoft.com/office/drawing/2010/main" val="0"/>
-                        </a:ext>
-                      </a:extLst>
-                    </a:blip>
+                    <a:blip r:embed="rId12"/>
                     <a:stretch>
                       <a:fillRect/>
                     </a:stretch>
@@ -2074,16 +1217,11 @@
                   <pic:spPr>
                     <a:xfrm>
                       <a:off x="0" y="0"/>
-                      <a:ext cx="5898724" cy="2262855"/>
+                      <a:ext cx="5420561" cy="2817317"/>
                     </a:xfrm>
                     <a:prstGeom prst="rect">
                       <a:avLst/>
                     </a:prstGeom>
-                    <a:ln w="28575">
-                      <a:solidFill>
-                        <a:srgbClr val="002060"/>
-                      </a:solidFill>
-                    </a:ln>
                   </pic:spPr>
                 </pic:pic>
               </a:graphicData>
@@ -2094,92 +1232,503 @@
     </w:p>
     <w:p>
       <w:pPr>
-        <w:pStyle w:val="Caption"/>
-        <w:jc w:val="center"/>
-        <w:rPr>
-          <w:rFonts w:ascii="Times New Roman" w:hAnsi="Times New Roman" w:cs="Times New Roman"/>
-          <w:sz w:val="22"/>
-          <w:szCs w:val="22"/>
-        </w:rPr>
-      </w:pPr>
-      <w:r>
-        <w:rPr>
-          <w:rFonts w:ascii="Times New Roman" w:hAnsi="Times New Roman" w:cs="Times New Roman"/>
-          <w:sz w:val="22"/>
-          <w:szCs w:val="22"/>
-        </w:rPr>
-        <w:t xml:space="preserve">Hình  </w:t>
-      </w:r>
-      <w:r>
-        <w:rPr>
-          <w:rFonts w:ascii="Times New Roman" w:hAnsi="Times New Roman" w:cs="Times New Roman"/>
-          <w:sz w:val="22"/>
-          <w:szCs w:val="22"/>
-        </w:rPr>
-        <w:fldChar w:fldCharType="begin"/>
-      </w:r>
-      <w:r>
-        <w:rPr>
-          <w:rFonts w:ascii="Times New Roman" w:hAnsi="Times New Roman" w:cs="Times New Roman"/>
-          <w:sz w:val="22"/>
-          <w:szCs w:val="22"/>
-        </w:rPr>
-        <w:instrText xml:space="preserve"> SEQ Hình_ \* ARABIC </w:instrText>
-      </w:r>
-      <w:r>
-        <w:rPr>
-          <w:rFonts w:ascii="Times New Roman" w:hAnsi="Times New Roman" w:cs="Times New Roman"/>
-          <w:sz w:val="22"/>
-          <w:szCs w:val="22"/>
-        </w:rPr>
-        <w:fldChar w:fldCharType="separate"/>
-      </w:r>
-      <w:r>
-        <w:rPr>
-          <w:rFonts w:ascii="Times New Roman" w:hAnsi="Times New Roman" w:cs="Times New Roman"/>
-          <w:noProof/>
-          <w:sz w:val="22"/>
-          <w:szCs w:val="22"/>
-        </w:rPr>
-        <w:t>3</w:t>
-      </w:r>
-      <w:r>
-        <w:rPr>
-          <w:rFonts w:ascii="Times New Roman" w:hAnsi="Times New Roman" w:cs="Times New Roman"/>
-          <w:sz w:val="22"/>
-          <w:szCs w:val="22"/>
-        </w:rPr>
-        <w:fldChar w:fldCharType="end"/>
-      </w:r>
-      <w:r>
-        <w:rPr>
-          <w:rFonts w:ascii="Times New Roman" w:hAnsi="Times New Roman" w:cs="Times New Roman"/>
-          <w:sz w:val="22"/>
-          <w:szCs w:val="22"/>
-        </w:rPr>
-        <w:t>: màn hình ………</w:t>
-      </w:r>
-      <w:proofErr w:type="gramStart"/>
-      <w:r>
-        <w:rPr>
-          <w:rFonts w:ascii="Times New Roman" w:hAnsi="Times New Roman" w:cs="Times New Roman"/>
-          <w:sz w:val="22"/>
-          <w:szCs w:val="22"/>
-        </w:rPr>
-        <w:t>…..</w:t>
-      </w:r>
-      <w:proofErr w:type="gramEnd"/>
-    </w:p>
-    <w:p>
-      <w:pPr>
         <w:pStyle w:val="ListParagraph"/>
+        <w:rPr>
+          <w:rFonts w:ascii="Times New Roman" w:hAnsi="Times New Roman" w:cs="Times New Roman"/>
+          <w:b/>
+          <w:sz w:val="26"/>
+          <w:szCs w:val="26"/>
+        </w:rPr>
+      </w:pPr>
+    </w:p>
+    <w:p>
+      <w:pPr>
+        <w:pStyle w:val="ListParagraph"/>
+        <w:rPr>
+          <w:rFonts w:ascii="Times New Roman" w:hAnsi="Times New Roman" w:cs="Times New Roman"/>
+          <w:b/>
+          <w:sz w:val="26"/>
+          <w:szCs w:val="26"/>
+        </w:rPr>
+      </w:pPr>
+      <w:r>
+        <w:rPr>
+          <w:rFonts w:ascii="Times New Roman" w:hAnsi="Times New Roman" w:cs="Times New Roman"/>
+          <w:b/>
+          <w:sz w:val="26"/>
+          <w:szCs w:val="26"/>
+        </w:rPr>
+        <w:t xml:space="preserve">Mô tả: </w:t>
+      </w:r>
+      <w:r>
+        <w:rPr>
+          <w:rFonts w:ascii="Times New Roman" w:hAnsi="Times New Roman" w:cs="Times New Roman"/>
+          <w:bCs/>
+          <w:sz w:val="26"/>
+          <w:szCs w:val="26"/>
+        </w:rPr>
+        <w:t>g</w:t>
+      </w:r>
+      <w:r>
+        <w:rPr>
+          <w:rFonts w:ascii="Times New Roman" w:hAnsi="Times New Roman" w:cs="Times New Roman"/>
+          <w:bCs/>
+          <w:sz w:val="26"/>
+          <w:szCs w:val="26"/>
+        </w:rPr>
+        <w:t>iao diện hồ sơ chi tiết và kế hoạch điều trị của bệnh nhân "Lê Trần Quang Thanh". Cột bên trái hiển thị ảnh đại diện, thông tin liên lạc, và tóm tắt bệnh lý (lý do khám: Đau răng, tiền sử: béo phì). Cột bên phải là bảng "Kế hoạch" hiển thị các dịch vụ đã chọn vào ngày 27/09/2026 gồm "Thăm khám - Tư vấn" và "Cạo vôi - Đánh bóng", với tổng số tiền là 900.000.</w:t>
+      </w:r>
+    </w:p>
+    <w:p>
+      <w:pPr>
+        <w:spacing w:after="120" w:line="240" w:lineRule="auto"/>
+        <w:ind w:left="360"/>
+        <w:rPr>
+          <w:rFonts w:ascii="Times New Roman" w:hAnsi="Times New Roman" w:cs="Times New Roman"/>
+          <w:b/>
+          <w:sz w:val="26"/>
+          <w:szCs w:val="26"/>
+        </w:rPr>
+      </w:pPr>
+      <w:r>
+        <w:rPr>
+          <w:rFonts w:ascii="Times New Roman" w:hAnsi="Times New Roman" w:cs="Times New Roman"/>
+          <w:b/>
+          <w:sz w:val="26"/>
+          <w:szCs w:val="26"/>
+        </w:rPr>
+        <w:t xml:space="preserve">3.4. </w:t>
+      </w:r>
+      <w:r>
+        <w:rPr>
+          <w:rFonts w:ascii="Times New Roman" w:hAnsi="Times New Roman" w:cs="Times New Roman"/>
+          <w:b/>
+          <w:sz w:val="26"/>
+          <w:szCs w:val="26"/>
+        </w:rPr>
+        <w:t>Màn hình danh mục</w:t>
+      </w:r>
+    </w:p>
+    <w:p>
+      <w:pPr>
+        <w:pStyle w:val="ListParagraph"/>
+        <w:spacing w:after="120" w:line="240" w:lineRule="auto"/>
         <w:ind w:left="760"/>
-      </w:pPr>
+        <w:rPr>
+          <w:rFonts w:ascii="Times New Roman" w:hAnsi="Times New Roman" w:cs="Times New Roman"/>
+          <w:b/>
+          <w:sz w:val="26"/>
+          <w:szCs w:val="26"/>
+        </w:rPr>
+      </w:pPr>
+      <w:r>
+        <w:rPr>
+          <w:rFonts w:ascii="Times New Roman" w:hAnsi="Times New Roman" w:cs="Times New Roman"/>
+          <w:b/>
+          <w:sz w:val="26"/>
+          <w:szCs w:val="26"/>
+        </w:rPr>
+        <w:drawing>
+          <wp:inline distT="0" distB="0" distL="0" distR="0" wp14:anchorId="0BF5F1C8" wp14:editId="2275CB7F">
+            <wp:extent cx="5334000" cy="2390547"/>
+            <wp:effectExtent l="0" t="0" r="0" b="0"/>
+            <wp:docPr id="116060854" name="Picture 1"/>
+            <wp:cNvGraphicFramePr>
+              <a:graphicFrameLocks xmlns:a="http://schemas.openxmlformats.org/drawingml/2006/main" noChangeAspect="1"/>
+            </wp:cNvGraphicFramePr>
+            <a:graphic xmlns:a="http://schemas.openxmlformats.org/drawingml/2006/main">
+              <a:graphicData uri="http://schemas.openxmlformats.org/drawingml/2006/picture">
+                <pic:pic xmlns:pic="http://schemas.openxmlformats.org/drawingml/2006/picture">
+                  <pic:nvPicPr>
+                    <pic:cNvPr id="116060854" name=""/>
+                    <pic:cNvPicPr/>
+                  </pic:nvPicPr>
+                  <pic:blipFill>
+                    <a:blip r:embed="rId13"/>
+                    <a:stretch>
+                      <a:fillRect/>
+                    </a:stretch>
+                  </pic:blipFill>
+                  <pic:spPr>
+                    <a:xfrm>
+                      <a:off x="0" y="0"/>
+                      <a:ext cx="5351748" cy="2398501"/>
+                    </a:xfrm>
+                    <a:prstGeom prst="rect">
+                      <a:avLst/>
+                    </a:prstGeom>
+                  </pic:spPr>
+                </pic:pic>
+              </a:graphicData>
+            </a:graphic>
+          </wp:inline>
+        </w:drawing>
+      </w:r>
     </w:p>
     <w:p>
       <w:pPr>
         <w:pStyle w:val="ListParagraph"/>
+        <w:spacing w:after="120" w:line="240" w:lineRule="auto"/>
         <w:ind w:left="760"/>
+        <w:rPr>
+          <w:rFonts w:ascii="Times New Roman" w:hAnsi="Times New Roman" w:cs="Times New Roman"/>
+          <w:b/>
+          <w:sz w:val="26"/>
+          <w:szCs w:val="26"/>
+        </w:rPr>
+      </w:pPr>
+    </w:p>
+    <w:p>
+      <w:pPr>
+        <w:pStyle w:val="ListParagraph"/>
+        <w:spacing w:after="120" w:line="240" w:lineRule="auto"/>
+        <w:ind w:left="760"/>
+        <w:rPr>
+          <w:rFonts w:ascii="Times New Roman" w:hAnsi="Times New Roman" w:cs="Times New Roman"/>
+          <w:bCs/>
+          <w:sz w:val="26"/>
+          <w:szCs w:val="26"/>
+        </w:rPr>
+      </w:pPr>
+      <w:r>
+        <w:rPr>
+          <w:rFonts w:ascii="Times New Roman" w:hAnsi="Times New Roman" w:cs="Times New Roman"/>
+          <w:b/>
+          <w:sz w:val="26"/>
+          <w:szCs w:val="26"/>
+        </w:rPr>
+        <w:t xml:space="preserve">Mô tả: </w:t>
+      </w:r>
+      <w:r>
+        <w:rPr>
+          <w:rFonts w:ascii="Times New Roman" w:hAnsi="Times New Roman" w:cs="Times New Roman"/>
+          <w:bCs/>
+          <w:sz w:val="26"/>
+          <w:szCs w:val="26"/>
+        </w:rPr>
+        <w:t>t</w:t>
+      </w:r>
+      <w:r>
+        <w:rPr>
+          <w:rFonts w:ascii="Times New Roman" w:hAnsi="Times New Roman" w:cs="Times New Roman"/>
+          <w:bCs/>
+          <w:sz w:val="26"/>
+          <w:szCs w:val="26"/>
+        </w:rPr>
+        <w:t>rang "Danh mục" tổng hợp, hiển thị các khối phân hệ chức năng của phần mềm dưới dạng thẻ. Các phân hệ này bao gồm: Cài đặt, Doanh thu, Dịch vụ, Gallery, Kho, Khách hàng, Labo, Phòng khám, SMS &amp; Zalo, Sysadmin, và Toa thuốc.</w:t>
+      </w:r>
+    </w:p>
+    <w:p>
+      <w:pPr>
+        <w:pStyle w:val="ListParagraph"/>
+        <w:spacing w:after="120" w:line="240" w:lineRule="auto"/>
+        <w:ind w:left="760"/>
+        <w:rPr>
+          <w:rFonts w:ascii="Times New Roman" w:hAnsi="Times New Roman" w:cs="Times New Roman"/>
+          <w:b/>
+          <w:sz w:val="26"/>
+          <w:szCs w:val="26"/>
+        </w:rPr>
+      </w:pPr>
+    </w:p>
+    <w:p>
+      <w:pPr>
+        <w:spacing w:after="120" w:line="240" w:lineRule="auto"/>
+        <w:ind w:left="360"/>
+        <w:rPr>
+          <w:rFonts w:ascii="Times New Roman" w:hAnsi="Times New Roman" w:cs="Times New Roman"/>
+          <w:b/>
+          <w:sz w:val="26"/>
+          <w:szCs w:val="26"/>
+        </w:rPr>
+      </w:pPr>
+      <w:r>
+        <w:rPr>
+          <w:rFonts w:ascii="Times New Roman" w:hAnsi="Times New Roman" w:cs="Times New Roman"/>
+          <w:b/>
+          <w:sz w:val="26"/>
+          <w:szCs w:val="26"/>
+        </w:rPr>
+        <w:t xml:space="preserve">3.5. </w:t>
+      </w:r>
+      <w:r>
+        <w:rPr>
+          <w:rFonts w:ascii="Times New Roman" w:hAnsi="Times New Roman" w:cs="Times New Roman"/>
+          <w:b/>
+          <w:sz w:val="26"/>
+          <w:szCs w:val="26"/>
+        </w:rPr>
+        <w:t>Màn hình thêm khách hàng</w:t>
+      </w:r>
+    </w:p>
+    <w:p>
+      <w:pPr>
+        <w:pStyle w:val="ListParagraph"/>
+        <w:spacing w:after="120" w:line="240" w:lineRule="auto"/>
+        <w:ind w:left="760"/>
+        <w:rPr>
+          <w:rFonts w:ascii="Times New Roman" w:hAnsi="Times New Roman" w:cs="Times New Roman"/>
+          <w:b/>
+          <w:sz w:val="26"/>
+          <w:szCs w:val="26"/>
+        </w:rPr>
+      </w:pPr>
+      <w:r>
+        <w:rPr>
+          <w:rFonts w:ascii="Times New Roman" w:hAnsi="Times New Roman" w:cs="Times New Roman"/>
+          <w:b/>
+          <w:sz w:val="26"/>
+          <w:szCs w:val="26"/>
+        </w:rPr>
+        <w:lastRenderedPageBreak/>
+        <w:drawing>
+          <wp:inline distT="0" distB="0" distL="0" distR="0" wp14:anchorId="6CBEB935" wp14:editId="56663BD0">
+            <wp:extent cx="5343525" cy="2648054"/>
+            <wp:effectExtent l="0" t="0" r="0" b="0"/>
+            <wp:docPr id="52482847" name="Picture 1"/>
+            <wp:cNvGraphicFramePr>
+              <a:graphicFrameLocks xmlns:a="http://schemas.openxmlformats.org/drawingml/2006/main" noChangeAspect="1"/>
+            </wp:cNvGraphicFramePr>
+            <a:graphic xmlns:a="http://schemas.openxmlformats.org/drawingml/2006/main">
+              <a:graphicData uri="http://schemas.openxmlformats.org/drawingml/2006/picture">
+                <pic:pic xmlns:pic="http://schemas.openxmlformats.org/drawingml/2006/picture">
+                  <pic:nvPicPr>
+                    <pic:cNvPr id="52482847" name=""/>
+                    <pic:cNvPicPr/>
+                  </pic:nvPicPr>
+                  <pic:blipFill>
+                    <a:blip r:embed="rId14"/>
+                    <a:stretch>
+                      <a:fillRect/>
+                    </a:stretch>
+                  </pic:blipFill>
+                  <pic:spPr>
+                    <a:xfrm>
+                      <a:off x="0" y="0"/>
+                      <a:ext cx="5351316" cy="2651915"/>
+                    </a:xfrm>
+                    <a:prstGeom prst="rect">
+                      <a:avLst/>
+                    </a:prstGeom>
+                  </pic:spPr>
+                </pic:pic>
+              </a:graphicData>
+            </a:graphic>
+          </wp:inline>
+        </w:drawing>
+      </w:r>
+    </w:p>
+    <w:p>
+      <w:pPr>
+        <w:pStyle w:val="ListParagraph"/>
+        <w:spacing w:after="120" w:line="240" w:lineRule="auto"/>
+        <w:ind w:left="760"/>
+        <w:rPr>
+          <w:rFonts w:ascii="Times New Roman" w:hAnsi="Times New Roman" w:cs="Times New Roman"/>
+          <w:b/>
+          <w:sz w:val="26"/>
+          <w:szCs w:val="26"/>
+        </w:rPr>
+      </w:pPr>
+    </w:p>
+    <w:p>
+      <w:pPr>
+        <w:pStyle w:val="ListParagraph"/>
+        <w:spacing w:after="120" w:line="240" w:lineRule="auto"/>
+        <w:ind w:left="760"/>
+        <w:rPr>
+          <w:rFonts w:ascii="Times New Roman" w:hAnsi="Times New Roman" w:cs="Times New Roman"/>
+          <w:bCs/>
+          <w:sz w:val="26"/>
+          <w:szCs w:val="26"/>
+        </w:rPr>
+      </w:pPr>
+      <w:r>
+        <w:rPr>
+          <w:rFonts w:ascii="Times New Roman" w:hAnsi="Times New Roman" w:cs="Times New Roman"/>
+          <w:b/>
+          <w:sz w:val="26"/>
+          <w:szCs w:val="26"/>
+        </w:rPr>
+        <w:t xml:space="preserve">Mô tả: </w:t>
+      </w:r>
+      <w:r>
+        <w:rPr>
+          <w:rFonts w:ascii="Times New Roman" w:hAnsi="Times New Roman" w:cs="Times New Roman"/>
+          <w:bCs/>
+          <w:sz w:val="26"/>
+          <w:szCs w:val="26"/>
+        </w:rPr>
+        <w:t>cửa sổ biểu mẫu "Thêm khách hàng". Biểu mẫu được chia thành các phần: "Thông tin khách hàng" (nhập mã, họ tên, số điện thoại, ngày sinh...), "Bệnh lý" (nhập lý do đến khám, tiền sử bệnh, dị ứng) và "Người phụ trách" (chỉ định bác sĩ, tư vấn viên, nhân viên sale).</w:t>
+      </w:r>
+    </w:p>
+    <w:p>
+      <w:pPr>
+        <w:pStyle w:val="ListParagraph"/>
+        <w:spacing w:after="120" w:line="240" w:lineRule="auto"/>
+        <w:ind w:left="760"/>
+        <w:rPr>
+          <w:rFonts w:ascii="Times New Roman" w:hAnsi="Times New Roman" w:cs="Times New Roman"/>
+          <w:b/>
+          <w:sz w:val="26"/>
+          <w:szCs w:val="26"/>
+        </w:rPr>
+      </w:pPr>
+    </w:p>
+    <w:p>
+      <w:pPr>
+        <w:spacing w:after="120" w:line="240" w:lineRule="auto"/>
+        <w:ind w:left="360"/>
+        <w:rPr>
+          <w:rFonts w:ascii="Times New Roman" w:hAnsi="Times New Roman" w:cs="Times New Roman"/>
+          <w:b/>
+          <w:sz w:val="26"/>
+          <w:szCs w:val="26"/>
+        </w:rPr>
+      </w:pPr>
+      <w:r>
+        <w:rPr>
+          <w:rFonts w:ascii="Times New Roman" w:hAnsi="Times New Roman" w:cs="Times New Roman"/>
+          <w:b/>
+          <w:sz w:val="26"/>
+          <w:szCs w:val="26"/>
+        </w:rPr>
+        <w:t xml:space="preserve">3.6. </w:t>
+      </w:r>
+      <w:r>
+        <w:rPr>
+          <w:rFonts w:ascii="Times New Roman" w:hAnsi="Times New Roman" w:cs="Times New Roman"/>
+          <w:b/>
+          <w:sz w:val="26"/>
+          <w:szCs w:val="26"/>
+        </w:rPr>
+        <w:t>Màn hình Phiếu thu</w:t>
+      </w:r>
+    </w:p>
+    <w:p>
+      <w:pPr>
+        <w:pStyle w:val="ListParagraph"/>
+        <w:spacing w:after="120" w:line="240" w:lineRule="auto"/>
+        <w:ind w:left="760"/>
+        <w:rPr>
+          <w:rFonts w:ascii="Times New Roman" w:hAnsi="Times New Roman" w:cs="Times New Roman"/>
+          <w:b/>
+          <w:sz w:val="26"/>
+          <w:szCs w:val="26"/>
+        </w:rPr>
+      </w:pPr>
+    </w:p>
+    <w:p>
+      <w:pPr>
+        <w:pStyle w:val="ListParagraph"/>
+        <w:spacing w:after="120" w:line="240" w:lineRule="auto"/>
+        <w:ind w:left="760"/>
+        <w:rPr>
+          <w:rFonts w:ascii="Times New Roman" w:hAnsi="Times New Roman" w:cs="Times New Roman"/>
+          <w:b/>
+          <w:sz w:val="26"/>
+          <w:szCs w:val="26"/>
+        </w:rPr>
+      </w:pPr>
+      <w:r>
+        <w:rPr>
+          <w:rFonts w:ascii="Times New Roman" w:hAnsi="Times New Roman" w:cs="Times New Roman"/>
+          <w:b/>
+          <w:sz w:val="26"/>
+          <w:szCs w:val="26"/>
+        </w:rPr>
+        <w:drawing>
+          <wp:inline distT="0" distB="0" distL="0" distR="0" wp14:anchorId="4E7A4907" wp14:editId="4B95D256">
+            <wp:extent cx="5343525" cy="1334448"/>
+            <wp:effectExtent l="0" t="0" r="0" b="0"/>
+            <wp:docPr id="22119354" name="Picture 1"/>
+            <wp:cNvGraphicFramePr>
+              <a:graphicFrameLocks xmlns:a="http://schemas.openxmlformats.org/drawingml/2006/main" noChangeAspect="1"/>
+            </wp:cNvGraphicFramePr>
+            <a:graphic xmlns:a="http://schemas.openxmlformats.org/drawingml/2006/main">
+              <a:graphicData uri="http://schemas.openxmlformats.org/drawingml/2006/picture">
+                <pic:pic xmlns:pic="http://schemas.openxmlformats.org/drawingml/2006/picture">
+                  <pic:nvPicPr>
+                    <pic:cNvPr id="22119354" name=""/>
+                    <pic:cNvPicPr/>
+                  </pic:nvPicPr>
+                  <pic:blipFill>
+                    <a:blip r:embed="rId15"/>
+                    <a:stretch>
+                      <a:fillRect/>
+                    </a:stretch>
+                  </pic:blipFill>
+                  <pic:spPr>
+                    <a:xfrm>
+                      <a:off x="0" y="0"/>
+                      <a:ext cx="5369956" cy="1341049"/>
+                    </a:xfrm>
+                    <a:prstGeom prst="rect">
+                      <a:avLst/>
+                    </a:prstGeom>
+                  </pic:spPr>
+                </pic:pic>
+              </a:graphicData>
+            </a:graphic>
+          </wp:inline>
+        </w:drawing>
+      </w:r>
+    </w:p>
+    <w:p>
+      <w:pPr>
+        <w:pStyle w:val="ListParagraph"/>
+        <w:spacing w:after="120" w:line="240" w:lineRule="auto"/>
+        <w:ind w:left="760"/>
+        <w:rPr>
+          <w:rFonts w:ascii="Times New Roman" w:hAnsi="Times New Roman" w:cs="Times New Roman"/>
+          <w:b/>
+          <w:sz w:val="26"/>
+          <w:szCs w:val="26"/>
+        </w:rPr>
+      </w:pPr>
+    </w:p>
+    <w:p>
+      <w:pPr>
+        <w:pStyle w:val="ListParagraph"/>
+        <w:spacing w:after="120" w:line="240" w:lineRule="auto"/>
+        <w:ind w:left="760"/>
+        <w:rPr>
+          <w:rFonts w:ascii="Times New Roman" w:hAnsi="Times New Roman" w:cs="Times New Roman"/>
+          <w:bCs/>
+          <w:sz w:val="26"/>
+          <w:szCs w:val="26"/>
+        </w:rPr>
+      </w:pPr>
+      <w:r>
+        <w:rPr>
+          <w:rFonts w:ascii="Times New Roman" w:hAnsi="Times New Roman" w:cs="Times New Roman"/>
+          <w:b/>
+          <w:sz w:val="26"/>
+          <w:szCs w:val="26"/>
+        </w:rPr>
+        <w:t xml:space="preserve">Mô tả: </w:t>
+      </w:r>
+      <w:r>
+        <w:rPr>
+          <w:rFonts w:ascii="Times New Roman" w:hAnsi="Times New Roman" w:cs="Times New Roman"/>
+          <w:bCs/>
+          <w:sz w:val="26"/>
+          <w:szCs w:val="26"/>
+        </w:rPr>
+        <w:t>giao diện quản lý "Phiếu thu" của một phần mềm. Giao diện bao gồm thanh tìm kiếm, các bộ lọc (như Ngày thu, Khách hàng, Hình thức thanh toán) và một bảng dữ liệu hiển thị danh sách phiếu thu. Trong bảng có một bản ghi của khách hàng "Lê Trần Quang Thanh" thực hiện vào ngày 27/09/2026, thanh toán bằng tiền mặt số tiền 72.000 với trạng thái "Đã chi trả".</w:t>
+      </w:r>
+    </w:p>
+    <w:p>
+      <w:pPr>
+        <w:pStyle w:val="ListParagraph"/>
+        <w:spacing w:after="120" w:line="240" w:lineRule="auto"/>
+        <w:ind w:left="760"/>
+        <w:rPr>
+          <w:rFonts w:ascii="Times New Roman" w:hAnsi="Times New Roman" w:cs="Times New Roman"/>
+          <w:b/>
+          <w:sz w:val="26"/>
+          <w:szCs w:val="26"/>
+        </w:rPr>
       </w:pPr>
     </w:p>
     <w:p>
@@ -2595,12 +2144,12 @@
       </w:pPr>
     </w:p>
     <w:sectPr>
-      <w:headerReference w:type="even" r:id="rId13"/>
-      <w:headerReference w:type="default" r:id="rId14"/>
-      <w:footerReference w:type="even" r:id="rId15"/>
-      <w:footerReference w:type="default" r:id="rId16"/>
-      <w:headerReference w:type="first" r:id="rId17"/>
-      <w:footerReference w:type="first" r:id="rId18"/>
+      <w:headerReference w:type="even" r:id="rId16"/>
+      <w:headerReference w:type="default" r:id="rId17"/>
+      <w:footerReference w:type="even" r:id="rId18"/>
+      <w:footerReference w:type="default" r:id="rId19"/>
+      <w:headerReference w:type="first" r:id="rId20"/>
+      <w:footerReference w:type="first" r:id="rId21"/>
       <w:pgSz w:w="12240" w:h="15840" w:code="1"/>
       <w:pgMar w:top="851" w:right="851" w:bottom="851" w:left="1134" w:header="567" w:footer="567" w:gutter="0"/>
       <w:cols w:space="720"/>
@@ -4626,6 +4175,21 @@
       <w:szCs w:val="18"/>
     </w:rPr>
   </w:style>
+  <w:style w:type="paragraph" w:styleId="NormalWeb">
+    <w:name w:val="Normal (Web)"/>
+    <w:basedOn w:val="Normal"/>
+    <w:uiPriority w:val="99"/>
+    <w:unhideWhenUsed/>
+    <w:rsid w:val="007B55DB"/>
+    <w:pPr>
+      <w:spacing w:before="100" w:beforeAutospacing="1" w:after="100" w:afterAutospacing="1" w:line="240" w:lineRule="auto"/>
+    </w:pPr>
+    <w:rPr>
+      <w:rFonts w:ascii="Times New Roman" w:eastAsia="Times New Roman" w:hAnsi="Times New Roman" w:cs="Times New Roman"/>
+      <w:sz w:val="24"/>
+      <w:szCs w:val="24"/>
+    </w:rPr>
+  </w:style>
 </w:styles>
 </file>
 

--- a/doc/N04_6_ApplicationDevelopment_ScreenFlow_DB.docx
+++ b/doc/N04_6_ApplicationDevelopment_ScreenFlow_DB.docx
@@ -421,6 +421,9 @@
     </w:p>
     <w:p>
       <w:r>
+        <w:rPr>
+          <w:noProof/>
+        </w:rPr>
         <w:drawing>
           <wp:inline distT="0" distB="0" distL="0" distR="0" wp14:anchorId="483E26CC" wp14:editId="22AAB804">
             <wp:extent cx="4789118" cy="5748655"/>
@@ -577,6 +580,48 @@
           <w:szCs w:val="26"/>
         </w:rPr>
       </w:pPr>
+      <w:r>
+        <w:rPr>
+          <w:rFonts w:ascii="Times New Roman" w:hAnsi="Times New Roman" w:cs="Times New Roman"/>
+          <w:sz w:val="26"/>
+          <w:szCs w:val="26"/>
+        </w:rPr>
+        <w:drawing>
+          <wp:inline distT="0" distB="0" distL="0" distR="0" wp14:anchorId="4E039C86" wp14:editId="4EBB2DC4">
+            <wp:extent cx="5247705" cy="3771900"/>
+            <wp:effectExtent l="0" t="0" r="0" b="0"/>
+            <wp:docPr id="1227789731" name="Picture 1"/>
+            <wp:cNvGraphicFramePr>
+              <a:graphicFrameLocks xmlns:a="http://schemas.openxmlformats.org/drawingml/2006/main" noChangeAspect="1"/>
+            </wp:cNvGraphicFramePr>
+            <a:graphic xmlns:a="http://schemas.openxmlformats.org/drawingml/2006/main">
+              <a:graphicData uri="http://schemas.openxmlformats.org/drawingml/2006/picture">
+                <pic:pic xmlns:pic="http://schemas.openxmlformats.org/drawingml/2006/picture">
+                  <pic:nvPicPr>
+                    <pic:cNvPr id="1227789731" name=""/>
+                    <pic:cNvPicPr/>
+                  </pic:nvPicPr>
+                  <pic:blipFill>
+                    <a:blip r:embed="rId9"/>
+                    <a:stretch>
+                      <a:fillRect/>
+                    </a:stretch>
+                  </pic:blipFill>
+                  <pic:spPr>
+                    <a:xfrm>
+                      <a:off x="0" y="0"/>
+                      <a:ext cx="5251151" cy="3774377"/>
+                    </a:xfrm>
+                    <a:prstGeom prst="rect">
+                      <a:avLst/>
+                    </a:prstGeom>
+                  </pic:spPr>
+                </pic:pic>
+              </a:graphicData>
+            </a:graphic>
+          </wp:inline>
+        </w:drawing>
+      </w:r>
     </w:p>
     <w:p>
       <w:pPr>
@@ -599,6 +644,46 @@
           <w:szCs w:val="26"/>
         </w:rPr>
       </w:pPr>
+      <w:r>
+        <w:rPr>
+          <w:rFonts w:ascii="Times New Roman" w:hAnsi="Times New Roman" w:cs="Times New Roman"/>
+          <w:sz w:val="26"/>
+          <w:szCs w:val="26"/>
+        </w:rPr>
+        <w:t xml:space="preserve">2.1.2 sơ đồ trên </w:t>
+      </w:r>
+      <w:r>
+        <w:rPr>
+          <w:rFonts w:ascii="Times New Roman" w:hAnsi="Times New Roman" w:cs="Times New Roman"/>
+          <w:sz w:val="26"/>
+          <w:szCs w:val="26"/>
+        </w:rPr>
+        <w:t>HQT</w:t>
+      </w:r>
+      <w:r>
+        <w:rPr>
+          <w:rFonts w:ascii="Times New Roman" w:hAnsi="Times New Roman" w:cs="Times New Roman"/>
+          <w:sz w:val="26"/>
+          <w:szCs w:val="26"/>
+        </w:rPr>
+        <w:t xml:space="preserve"> </w:t>
+      </w:r>
+      <w:r>
+        <w:rPr>
+          <w:rFonts w:ascii="Times New Roman" w:hAnsi="Times New Roman" w:cs="Times New Roman"/>
+          <w:sz w:val="26"/>
+          <w:szCs w:val="26"/>
+        </w:rPr>
+        <w:t>CSDL:</w:t>
+      </w:r>
+      <w:r>
+        <w:rPr>
+          <w:rFonts w:ascii="Times New Roman" w:hAnsi="Times New Roman" w:cs="Times New Roman"/>
+          <w:sz w:val="26"/>
+          <w:szCs w:val="26"/>
+        </w:rPr>
+        <w:t xml:space="preserve"> </w:t>
+      </w:r>
     </w:p>
     <w:p>
       <w:pPr>
@@ -610,79 +695,6 @@
           <w:szCs w:val="26"/>
         </w:rPr>
       </w:pPr>
-    </w:p>
-    <w:p>
-      <w:pPr>
-        <w:spacing w:after="120" w:line="240" w:lineRule="auto"/>
-        <w:ind w:firstLine="720"/>
-        <w:rPr>
-          <w:rFonts w:ascii="Times New Roman" w:hAnsi="Times New Roman" w:cs="Times New Roman"/>
-          <w:sz w:val="26"/>
-          <w:szCs w:val="26"/>
-        </w:rPr>
-      </w:pPr>
-    </w:p>
-    <w:p>
-      <w:pPr>
-        <w:spacing w:after="120" w:line="240" w:lineRule="auto"/>
-        <w:ind w:firstLine="720"/>
-        <w:rPr>
-          <w:rFonts w:ascii="Times New Roman" w:hAnsi="Times New Roman" w:cs="Times New Roman"/>
-          <w:sz w:val="26"/>
-          <w:szCs w:val="26"/>
-        </w:rPr>
-      </w:pPr>
-      <w:r>
-        <w:rPr>
-          <w:rFonts w:ascii="Times New Roman" w:hAnsi="Times New Roman" w:cs="Times New Roman"/>
-          <w:sz w:val="26"/>
-          <w:szCs w:val="26"/>
-        </w:rPr>
-        <w:t xml:space="preserve">2.1.2 sơ đồ trên </w:t>
-      </w:r>
-      <w:r>
-        <w:rPr>
-          <w:rFonts w:ascii="Times New Roman" w:hAnsi="Times New Roman" w:cs="Times New Roman"/>
-          <w:sz w:val="26"/>
-          <w:szCs w:val="26"/>
-        </w:rPr>
-        <w:t>HQT</w:t>
-      </w:r>
-      <w:r>
-        <w:rPr>
-          <w:rFonts w:ascii="Times New Roman" w:hAnsi="Times New Roman" w:cs="Times New Roman"/>
-          <w:sz w:val="26"/>
-          <w:szCs w:val="26"/>
-        </w:rPr>
-        <w:t xml:space="preserve"> </w:t>
-      </w:r>
-      <w:r>
-        <w:rPr>
-          <w:rFonts w:ascii="Times New Roman" w:hAnsi="Times New Roman" w:cs="Times New Roman"/>
-          <w:sz w:val="26"/>
-          <w:szCs w:val="26"/>
-        </w:rPr>
-        <w:t>CSDL:</w:t>
-      </w:r>
-      <w:r>
-        <w:rPr>
-          <w:rFonts w:ascii="Times New Roman" w:hAnsi="Times New Roman" w:cs="Times New Roman"/>
-          <w:sz w:val="26"/>
-          <w:szCs w:val="26"/>
-        </w:rPr>
-        <w:t xml:space="preserve"> </w:t>
-      </w:r>
-    </w:p>
-    <w:p>
-      <w:pPr>
-        <w:spacing w:after="120" w:line="240" w:lineRule="auto"/>
-        <w:ind w:firstLine="720"/>
-        <w:rPr>
-          <w:rFonts w:ascii="Times New Roman" w:hAnsi="Times New Roman" w:cs="Times New Roman"/>
-          <w:sz w:val="26"/>
-          <w:szCs w:val="26"/>
-        </w:rPr>
-      </w:pPr>
       <w:r>
         <w:rPr>
           <w:rFonts w:ascii="Times New Roman" w:hAnsi="Times New Roman" w:cs="Times New Roman"/>
@@ -690,6 +702,7 @@
           <w:sz w:val="26"/>
           <w:szCs w:val="26"/>
         </w:rPr>
+        <w:lastRenderedPageBreak/>
         <w:drawing>
           <wp:inline distT="0" distB="0" distL="0" distR="0" wp14:anchorId="1FB36BAD" wp14:editId="66440C28">
             <wp:extent cx="6055943" cy="4260715"/>
@@ -708,7 +721,7 @@
                     </pic:cNvPicPr>
                   </pic:nvPicPr>
                   <pic:blipFill>
-                    <a:blip r:embed="rId9">
+                    <a:blip r:embed="rId10">
                       <a:extLst>
                         <a:ext uri="{28A0092B-C50C-407E-A947-70E740481C1C}">
                           <a14:useLocalDpi xmlns:a14="http://schemas.microsoft.com/office/drawing/2010/main" val="0"/>
@@ -754,6 +767,28 @@
     <w:p>
       <w:pPr>
         <w:spacing w:after="120" w:line="240" w:lineRule="auto"/>
+        <w:ind w:firstLine="720"/>
+        <w:rPr>
+          <w:rFonts w:ascii="Times New Roman" w:hAnsi="Times New Roman" w:cs="Times New Roman"/>
+          <w:sz w:val="26"/>
+          <w:szCs w:val="26"/>
+        </w:rPr>
+      </w:pPr>
+    </w:p>
+    <w:p>
+      <w:pPr>
+        <w:spacing w:after="120" w:line="240" w:lineRule="auto"/>
+        <w:ind w:firstLine="720"/>
+        <w:rPr>
+          <w:rFonts w:ascii="Times New Roman" w:hAnsi="Times New Roman" w:cs="Times New Roman"/>
+          <w:sz w:val="26"/>
+          <w:szCs w:val="26"/>
+        </w:rPr>
+      </w:pPr>
+    </w:p>
+    <w:p>
+      <w:pPr>
+        <w:spacing w:after="120" w:line="240" w:lineRule="auto"/>
         <w:rPr>
           <w:rFonts w:ascii="Times New Roman" w:hAnsi="Times New Roman" w:cs="Times New Roman"/>
           <w:sz w:val="26"/>
@@ -769,6 +804,404 @@
         <w:t xml:space="preserve">2.2. Các ràng buộc toàn vẹn trong CSDL </w:t>
       </w:r>
     </w:p>
+    <w:tbl>
+      <w:tblPr>
+        <w:tblStyle w:val="TableGrid"/>
+        <w:tblW w:w="10493" w:type="dxa"/>
+        <w:tblLayout w:type="fixed"/>
+        <w:tblLook w:val="04A0" w:firstRow="1" w:lastRow="0" w:firstColumn="1" w:lastColumn="0" w:noHBand="0" w:noVBand="1"/>
+      </w:tblPr>
+      <w:tblGrid>
+        <w:gridCol w:w="1896"/>
+        <w:gridCol w:w="2275"/>
+        <w:gridCol w:w="3161"/>
+        <w:gridCol w:w="3161"/>
+      </w:tblGrid>
+      <w:tr>
+        <w:trPr>
+          <w:trHeight w:val="488"/>
+        </w:trPr>
+        <w:tc>
+          <w:tcPr>
+            <w:tcW w:w="1896" w:type="dxa"/>
+          </w:tcPr>
+          <w:p>
+            <w:r>
+              <w:rPr>
+                <w:b/>
+              </w:rPr>
+              <w:t>STT</w:t>
+            </w:r>
+          </w:p>
+        </w:tc>
+        <w:tc>
+          <w:tcPr>
+            <w:tcW w:w="2275" w:type="dxa"/>
+          </w:tcPr>
+          <w:p>
+            <w:r>
+              <w:rPr>
+                <w:b/>
+              </w:rPr>
+              <w:t>Loại Ràng Buộc</w:t>
+            </w:r>
+          </w:p>
+        </w:tc>
+        <w:tc>
+          <w:tcPr>
+            <w:tcW w:w="3161" w:type="dxa"/>
+          </w:tcPr>
+          <w:p>
+            <w:r>
+              <w:rPr>
+                <w:b/>
+              </w:rPr>
+              <w:t>Mô Tả Khái Quát</w:t>
+            </w:r>
+          </w:p>
+        </w:tc>
+        <w:tc>
+          <w:tcPr>
+            <w:tcW w:w="3161" w:type="dxa"/>
+          </w:tcPr>
+          <w:p>
+            <w:r>
+              <w:rPr>
+                <w:b/>
+              </w:rPr>
+              <w:t>Ví Dụ Cụ Thể (Từ Sơ Đồ)</w:t>
+            </w:r>
+          </w:p>
+        </w:tc>
+      </w:tr>
+      <w:tr>
+        <w:trPr>
+          <w:trHeight w:val="2050"/>
+        </w:trPr>
+        <w:tc>
+          <w:tcPr>
+            <w:tcW w:w="1896" w:type="dxa"/>
+          </w:tcPr>
+          <w:p>
+            <w:r>
+              <w:t>1</w:t>
+            </w:r>
+          </w:p>
+        </w:tc>
+        <w:tc>
+          <w:tcPr>
+            <w:tcW w:w="2275" w:type="dxa"/>
+          </w:tcPr>
+          <w:p>
+            <w:r>
+              <w:t>Toàn vẹn thực thể</w:t>
+            </w:r>
+            <w:r>
+              <w:br/>
+              <w:t>(Primary Key)</w:t>
+            </w:r>
+          </w:p>
+        </w:tc>
+        <w:tc>
+          <w:tcPr>
+            <w:tcW w:w="3161" w:type="dxa"/>
+          </w:tcPr>
+          <w:p>
+            <w:r>
+              <w:t>Mỗi bảng phải có một khóa chính để định danh duy nhất mỗi bản ghi. Không được phép rỗng (NULL) hoặc trùng lặp.</w:t>
+            </w:r>
+          </w:p>
+        </w:tc>
+        <w:tc>
+          <w:tcPr>
+            <w:tcW w:w="3161" w:type="dxa"/>
+          </w:tcPr>
+          <w:p>
+            <w:r>
+              <w:t>- MaBenhNhan trong bảng BenhNhan</w:t>
+            </w:r>
+          </w:p>
+          <w:p>
+            <w:r>
+              <w:br/>
+              <w:t>- MaNhanVien trong bảng NhanVien</w:t>
+            </w:r>
+          </w:p>
+          <w:p>
+            <w:r>
+              <w:br/>
+              <w:t>- MaThuoc trong bảng Thuoc</w:t>
+            </w:r>
+          </w:p>
+        </w:tc>
+      </w:tr>
+      <w:tr>
+        <w:trPr>
+          <w:trHeight w:val="2572"/>
+        </w:trPr>
+        <w:tc>
+          <w:tcPr>
+            <w:tcW w:w="1896" w:type="dxa"/>
+          </w:tcPr>
+          <w:p>
+            <w:r>
+              <w:t>2</w:t>
+            </w:r>
+          </w:p>
+        </w:tc>
+        <w:tc>
+          <w:tcPr>
+            <w:tcW w:w="2275" w:type="dxa"/>
+          </w:tcPr>
+          <w:p>
+            <w:r>
+              <w:t>Toàn vẹn tham chiếu</w:t>
+            </w:r>
+            <w:r>
+              <w:br/>
+              <w:t>(Foreign Key)</w:t>
+            </w:r>
+          </w:p>
+        </w:tc>
+        <w:tc>
+          <w:tcPr>
+            <w:tcW w:w="3161" w:type="dxa"/>
+          </w:tcPr>
+          <w:p>
+            <w:r>
+              <w:t>Bảo đảm tính nhất quán của dữ liệu tham chiếu. Dữ liệu nhập vào cột khóa ngoại phải tồn tại ở cột khóa chính của bảng được tham chiếu tương ứng.</w:t>
+            </w:r>
+          </w:p>
+        </w:tc>
+        <w:tc>
+          <w:tcPr>
+            <w:tcW w:w="3161" w:type="dxa"/>
+          </w:tcPr>
+          <w:p>
+            <w:r>
+              <w:t>- MaBenhNhan trong HoSoBenhAn phải tồn tại trong bảng gốc BenhNhan.</w:t>
+            </w:r>
+          </w:p>
+          <w:p>
+            <w:r>
+              <w:br/>
+              <w:t>- MaNhanVien lập PhieuKham, HoaDon phải tồn tại trong NhanVien.</w:t>
+            </w:r>
+          </w:p>
+        </w:tc>
+      </w:tr>
+      <w:tr>
+        <w:trPr>
+          <w:trHeight w:val="2050"/>
+        </w:trPr>
+        <w:tc>
+          <w:tcPr>
+            <w:tcW w:w="1896" w:type="dxa"/>
+          </w:tcPr>
+          <w:p>
+            <w:r>
+              <w:lastRenderedPageBreak/>
+              <w:t>3</w:t>
+            </w:r>
+          </w:p>
+        </w:tc>
+        <w:tc>
+          <w:tcPr>
+            <w:tcW w:w="2275" w:type="dxa"/>
+          </w:tcPr>
+          <w:p>
+            <w:r>
+              <w:t>Toàn vẹn miền giá trị</w:t>
+            </w:r>
+            <w:r>
+              <w:br/>
+              <w:t>(Domain Constraint)</w:t>
+            </w:r>
+          </w:p>
+        </w:tc>
+        <w:tc>
+          <w:tcPr>
+            <w:tcW w:w="3161" w:type="dxa"/>
+          </w:tcPr>
+          <w:p>
+            <w:r>
+              <w:t>Quy định kiểu dữ liệu, định dạng và giới hạn giá trị hợp lệ cho từng trường dữ liệu cụ thể trong bảng.</w:t>
+            </w:r>
+          </w:p>
+        </w:tc>
+        <w:tc>
+          <w:tcPr>
+            <w:tcW w:w="3161" w:type="dxa"/>
+          </w:tcPr>
+          <w:p>
+            <w:r>
+              <w:t>- NgayLap, NgayKham (PhieuKham) phải là kiểu thời gian hợp lệ.</w:t>
+            </w:r>
+          </w:p>
+          <w:p>
+            <w:r>
+              <w:br/>
+              <w:t>- DonGia (Thuoc, DichVu) phải có định dạng số tiền.</w:t>
+            </w:r>
+          </w:p>
+        </w:tc>
+      </w:tr>
+      <w:tr>
+        <w:trPr>
+          <w:trHeight w:val="2018"/>
+        </w:trPr>
+        <w:tc>
+          <w:tcPr>
+            <w:tcW w:w="1896" w:type="dxa"/>
+          </w:tcPr>
+          <w:p>
+            <w:r>
+              <w:t>4</w:t>
+            </w:r>
+          </w:p>
+        </w:tc>
+        <w:tc>
+          <w:tcPr>
+            <w:tcW w:w="2275" w:type="dxa"/>
+          </w:tcPr>
+          <w:p>
+            <w:r>
+              <w:t>Ràng buộc nghiệp vụ</w:t>
+            </w:r>
+            <w:r>
+              <w:br/>
+              <w:t>(Check / Trigger)</w:t>
+            </w:r>
+          </w:p>
+        </w:tc>
+        <w:tc>
+          <w:tcPr>
+            <w:tcW w:w="3161" w:type="dxa"/>
+          </w:tcPr>
+          <w:p>
+            <w:r>
+              <w:t>Các quy tắc logic và điều kiện ràng buộc dựa trên quy trình thực tế của phòng khám nha khoa.</w:t>
+            </w:r>
+          </w:p>
+        </w:tc>
+        <w:tc>
+          <w:tcPr>
+            <w:tcW w:w="3161" w:type="dxa"/>
+          </w:tcPr>
+          <w:p>
+            <w:r>
+              <w:t>- SoLuong trong ChiTietDonThuoc, ChiTietKho phải &gt; 0.</w:t>
+            </w:r>
+          </w:p>
+          <w:p>
+            <w:r>
+              <w:br/>
+              <w:t>- Tổng tiền hóa đơn phải bằng tổng chi tiết các hóa đơn cộng lại.</w:t>
+            </w:r>
+          </w:p>
+        </w:tc>
+      </w:tr>
+    </w:tbl>
+    <w:p>
+      <w:pPr>
+        <w:spacing w:after="120" w:line="240" w:lineRule="auto"/>
+        <w:rPr>
+          <w:rFonts w:ascii="Times New Roman" w:hAnsi="Times New Roman" w:cs="Times New Roman"/>
+          <w:sz w:val="26"/>
+          <w:szCs w:val="26"/>
+        </w:rPr>
+      </w:pPr>
+    </w:p>
+    <w:p>
+      <w:pPr>
+        <w:spacing w:after="120" w:line="240" w:lineRule="auto"/>
+        <w:rPr>
+          <w:rFonts w:ascii="Times New Roman" w:hAnsi="Times New Roman" w:cs="Times New Roman"/>
+          <w:sz w:val="26"/>
+          <w:szCs w:val="26"/>
+        </w:rPr>
+      </w:pPr>
+    </w:p>
+    <w:p>
+      <w:pPr>
+        <w:spacing w:after="120" w:line="240" w:lineRule="auto"/>
+        <w:rPr>
+          <w:rFonts w:ascii="Times New Roman" w:hAnsi="Times New Roman" w:cs="Times New Roman"/>
+          <w:sz w:val="26"/>
+          <w:szCs w:val="26"/>
+        </w:rPr>
+      </w:pPr>
+    </w:p>
+    <w:p>
+      <w:pPr>
+        <w:spacing w:after="120" w:line="240" w:lineRule="auto"/>
+        <w:rPr>
+          <w:rFonts w:ascii="Times New Roman" w:hAnsi="Times New Roman" w:cs="Times New Roman"/>
+          <w:sz w:val="26"/>
+          <w:szCs w:val="26"/>
+        </w:rPr>
+      </w:pPr>
+    </w:p>
+    <w:p>
+      <w:pPr>
+        <w:spacing w:after="120" w:line="240" w:lineRule="auto"/>
+        <w:rPr>
+          <w:rFonts w:ascii="Times New Roman" w:hAnsi="Times New Roman" w:cs="Times New Roman"/>
+          <w:sz w:val="26"/>
+          <w:szCs w:val="26"/>
+        </w:rPr>
+      </w:pPr>
+    </w:p>
+    <w:p>
+      <w:pPr>
+        <w:spacing w:after="120" w:line="240" w:lineRule="auto"/>
+        <w:rPr>
+          <w:rFonts w:ascii="Times New Roman" w:hAnsi="Times New Roman" w:cs="Times New Roman"/>
+          <w:sz w:val="26"/>
+          <w:szCs w:val="26"/>
+        </w:rPr>
+      </w:pPr>
+    </w:p>
+    <w:p>
+      <w:pPr>
+        <w:spacing w:after="120" w:line="240" w:lineRule="auto"/>
+        <w:rPr>
+          <w:rFonts w:ascii="Times New Roman" w:hAnsi="Times New Roman" w:cs="Times New Roman"/>
+          <w:sz w:val="26"/>
+          <w:szCs w:val="26"/>
+        </w:rPr>
+      </w:pPr>
+    </w:p>
+    <w:p>
+      <w:pPr>
+        <w:spacing w:after="120" w:line="240" w:lineRule="auto"/>
+        <w:rPr>
+          <w:rFonts w:ascii="Times New Roman" w:hAnsi="Times New Roman" w:cs="Times New Roman"/>
+          <w:sz w:val="26"/>
+          <w:szCs w:val="26"/>
+        </w:rPr>
+      </w:pPr>
+    </w:p>
+    <w:p>
+      <w:pPr>
+        <w:spacing w:after="120" w:line="240" w:lineRule="auto"/>
+        <w:rPr>
+          <w:rFonts w:ascii="Times New Roman" w:hAnsi="Times New Roman" w:cs="Times New Roman"/>
+          <w:sz w:val="26"/>
+          <w:szCs w:val="26"/>
+        </w:rPr>
+      </w:pPr>
+    </w:p>
+    <w:p>
+      <w:pPr>
+        <w:spacing w:after="120" w:line="240" w:lineRule="auto"/>
+        <w:rPr>
+          <w:rFonts w:ascii="Times New Roman" w:hAnsi="Times New Roman" w:cs="Times New Roman"/>
+          <w:sz w:val="26"/>
+          <w:szCs w:val="26"/>
+        </w:rPr>
+      </w:pPr>
+    </w:p>
     <w:p>
       <w:pPr>
         <w:rPr>
@@ -786,23 +1219,453 @@
         <w:t>2.2.1 Các buộc miền giá trị</w:t>
       </w:r>
     </w:p>
-    <w:p>
-      <w:pPr>
-        <w:rPr>
-          <w:rFonts w:ascii="Times New Roman" w:hAnsi="Times New Roman" w:cs="Times New Roman"/>
-          <w:sz w:val="26"/>
-          <w:szCs w:val="26"/>
-        </w:rPr>
-      </w:pPr>
-      <w:r>
-        <w:rPr>
-          <w:rFonts w:ascii="Times New Roman" w:hAnsi="Times New Roman" w:cs="Times New Roman"/>
-          <w:sz w:val="26"/>
-          <w:szCs w:val="26"/>
-        </w:rPr>
-        <w:lastRenderedPageBreak/>
-        <w:br w:type="page"/>
-      </w:r>
+    <w:tbl>
+      <w:tblPr>
+        <w:tblStyle w:val="TableGrid"/>
+        <w:tblW w:w="10555" w:type="dxa"/>
+        <w:tblLayout w:type="fixed"/>
+        <w:tblLook w:val="04A0" w:firstRow="1" w:lastRow="0" w:firstColumn="1" w:lastColumn="0" w:noHBand="0" w:noVBand="1"/>
+      </w:tblPr>
+      <w:tblGrid>
+        <w:gridCol w:w="2004"/>
+        <w:gridCol w:w="2405"/>
+        <w:gridCol w:w="2405"/>
+        <w:gridCol w:w="3741"/>
+      </w:tblGrid>
+      <w:tr>
+        <w:trPr>
+          <w:trHeight w:val="412"/>
+        </w:trPr>
+        <w:tc>
+          <w:tcPr>
+            <w:tcW w:w="2004" w:type="dxa"/>
+          </w:tcPr>
+          <w:p>
+            <w:r>
+              <w:rPr>
+                <w:b/>
+              </w:rPr>
+              <w:t>STT</w:t>
+            </w:r>
+          </w:p>
+        </w:tc>
+        <w:tc>
+          <w:tcPr>
+            <w:tcW w:w="2405" w:type="dxa"/>
+          </w:tcPr>
+          <w:p>
+            <w:r>
+              <w:rPr>
+                <w:b/>
+              </w:rPr>
+              <w:t>Loại Ràng Buộc</w:t>
+            </w:r>
+          </w:p>
+        </w:tc>
+        <w:tc>
+          <w:tcPr>
+            <w:tcW w:w="2405" w:type="dxa"/>
+          </w:tcPr>
+          <w:p>
+            <w:r>
+              <w:rPr>
+                <w:b/>
+              </w:rPr>
+              <w:t>Thuộc Tính (Trường)</w:t>
+            </w:r>
+          </w:p>
+        </w:tc>
+        <w:tc>
+          <w:tcPr>
+            <w:tcW w:w="3741" w:type="dxa"/>
+          </w:tcPr>
+          <w:p>
+            <w:r>
+              <w:rPr>
+                <w:b/>
+              </w:rPr>
+              <w:t>Miền Giá Trị / Quy Định</w:t>
+            </w:r>
+          </w:p>
+        </w:tc>
+      </w:tr>
+      <w:tr>
+        <w:trPr>
+          <w:trHeight w:val="1259"/>
+        </w:trPr>
+        <w:tc>
+          <w:tcPr>
+            <w:tcW w:w="2004" w:type="dxa"/>
+          </w:tcPr>
+          <w:p>
+            <w:r>
+              <w:t>1</w:t>
+            </w:r>
+          </w:p>
+        </w:tc>
+        <w:tc>
+          <w:tcPr>
+            <w:tcW w:w="2405" w:type="dxa"/>
+          </w:tcPr>
+          <w:p>
+            <w:r>
+              <w:t>Số học</w:t>
+            </w:r>
+            <w:r>
+              <w:br/>
+              <w:t>(Numeric Range)</w:t>
+            </w:r>
+          </w:p>
+        </w:tc>
+        <w:tc>
+          <w:tcPr>
+            <w:tcW w:w="2405" w:type="dxa"/>
+          </w:tcPr>
+          <w:p>
+            <w:r>
+              <w:t>- DonGia</w:t>
+            </w:r>
+            <w:r>
+              <w:br/>
+              <w:t>- SoLuong</w:t>
+            </w:r>
+          </w:p>
+        </w:tc>
+        <w:tc>
+          <w:tcPr>
+            <w:tcW w:w="3741" w:type="dxa"/>
+          </w:tcPr>
+          <w:p>
+            <w:r>
+              <w:t>- Đơn giá (Thuốc, Dịch vụ): Phải là số &gt;= 0.</w:t>
+            </w:r>
+          </w:p>
+          <w:p>
+            <w:r>
+              <w:br/>
+              <w:t>- Số lượng (Chi tiết đơn, Kho): Phải là số nguyên dương &gt; 0.</w:t>
+            </w:r>
+          </w:p>
+        </w:tc>
+      </w:tr>
+      <w:tr>
+        <w:trPr>
+          <w:trHeight w:val="1672"/>
+        </w:trPr>
+        <w:tc>
+          <w:tcPr>
+            <w:tcW w:w="2004" w:type="dxa"/>
+          </w:tcPr>
+          <w:p>
+            <w:r>
+              <w:t>2</w:t>
+            </w:r>
+          </w:p>
+        </w:tc>
+        <w:tc>
+          <w:tcPr>
+            <w:tcW w:w="2405" w:type="dxa"/>
+          </w:tcPr>
+          <w:p>
+            <w:r>
+              <w:t>Tập giá trị cố định</w:t>
+            </w:r>
+            <w:r>
+              <w:br/>
+              <w:t>(Enum/Category)</w:t>
+            </w:r>
+          </w:p>
+        </w:tc>
+        <w:tc>
+          <w:tcPr>
+            <w:tcW w:w="2405" w:type="dxa"/>
+          </w:tcPr>
+          <w:p>
+            <w:r>
+              <w:t>- TrangThai</w:t>
+            </w:r>
+            <w:r>
+              <w:br/>
+              <w:t>- Phai</w:t>
+            </w:r>
+          </w:p>
+        </w:tc>
+        <w:tc>
+          <w:tcPr>
+            <w:tcW w:w="3741" w:type="dxa"/>
+          </w:tcPr>
+          <w:p>
+            <w:r>
+              <w:t>- Trạng thái: Chỉ nhận các giá trị định trước (VD: 'Chờ khám', 'Đã khám', 'Đã thanh toán', hoặc 0/1).</w:t>
+            </w:r>
+          </w:p>
+          <w:p>
+            <w:r>
+              <w:br/>
+              <w:t>- Phái: Chỉ nhận 'Nam', 'Nữ', 'Khác'.</w:t>
+            </w:r>
+          </w:p>
+        </w:tc>
+      </w:tr>
+      <w:tr>
+        <w:trPr>
+          <w:trHeight w:val="1259"/>
+        </w:trPr>
+        <w:tc>
+          <w:tcPr>
+            <w:tcW w:w="2004" w:type="dxa"/>
+          </w:tcPr>
+          <w:p>
+            <w:r>
+              <w:t>3</w:t>
+            </w:r>
+          </w:p>
+        </w:tc>
+        <w:tc>
+          <w:tcPr>
+            <w:tcW w:w="2405" w:type="dxa"/>
+          </w:tcPr>
+          <w:p>
+            <w:r>
+              <w:t>Ngày giờ</w:t>
+            </w:r>
+            <w:r>
+              <w:br/>
+              <w:t>(Date &amp; Time)</w:t>
+            </w:r>
+          </w:p>
+        </w:tc>
+        <w:tc>
+          <w:tcPr>
+            <w:tcW w:w="2405" w:type="dxa"/>
+          </w:tcPr>
+          <w:p>
+            <w:r>
+              <w:t>- NgaySinh</w:t>
+            </w:r>
+            <w:r>
+              <w:br/>
+              <w:t>- NgayLap</w:t>
+            </w:r>
+            <w:r>
+              <w:br/>
+              <w:t>- NgayTaiKham</w:t>
+            </w:r>
+          </w:p>
+        </w:tc>
+        <w:tc>
+          <w:tcPr>
+            <w:tcW w:w="3741" w:type="dxa"/>
+          </w:tcPr>
+          <w:p>
+            <w:r>
+              <w:t>- Ngày sinh: Định dạng ngày hợp lệ và phải &lt;= Ngày hiện tại.</w:t>
+            </w:r>
+          </w:p>
+          <w:p>
+            <w:r>
+              <w:br/>
+              <w:t>- Ngày lập: Mặc định là thời gian hệ thống (GETDATE).</w:t>
+            </w:r>
+          </w:p>
+          <w:p>
+            <w:r>
+              <w:lastRenderedPageBreak/>
+              <w:br/>
+              <w:t>- Ngày tái khám: Phải &gt;= Ngày khám bệnh ban đầu.</w:t>
+            </w:r>
+          </w:p>
+        </w:tc>
+      </w:tr>
+      <w:tr>
+        <w:trPr>
+          <w:trHeight w:val="2520"/>
+        </w:trPr>
+        <w:tc>
+          <w:tcPr>
+            <w:tcW w:w="2004" w:type="dxa"/>
+          </w:tcPr>
+          <w:p>
+            <w:r>
+              <w:lastRenderedPageBreak/>
+              <w:t>4</w:t>
+            </w:r>
+          </w:p>
+        </w:tc>
+        <w:tc>
+          <w:tcPr>
+            <w:tcW w:w="2405" w:type="dxa"/>
+          </w:tcPr>
+          <w:p>
+            <w:r>
+              <w:t>Định dạng chuỗi</w:t>
+            </w:r>
+            <w:r>
+              <w:br/>
+              <w:t>(String Pattern)</w:t>
+            </w:r>
+          </w:p>
+        </w:tc>
+        <w:tc>
+          <w:tcPr>
+            <w:tcW w:w="2405" w:type="dxa"/>
+          </w:tcPr>
+          <w:p>
+            <w:r>
+              <w:t>- SoDienThoai</w:t>
+            </w:r>
+            <w:r>
+              <w:br/>
+              <w:t>- Email</w:t>
+            </w:r>
+            <w:r>
+              <w:br/>
+              <w:t>- Các loại Mã (ID)</w:t>
+            </w:r>
+          </w:p>
+        </w:tc>
+        <w:tc>
+          <w:tcPr>
+            <w:tcW w:w="3741" w:type="dxa"/>
+          </w:tcPr>
+          <w:p>
+            <w:r>
+              <w:t>- SĐT: Chỉ chứa chữ số, độ dài từ 10-11 ký tự.</w:t>
+            </w:r>
+          </w:p>
+          <w:p>
+            <w:r>
+              <w:br/>
+              <w:t>- Email: Tuân thủ định dạng email (chứa ký tự '@' và '.').</w:t>
+            </w:r>
+          </w:p>
+          <w:p>
+            <w:r>
+              <w:br/>
+              <w:t>- Khóa chính: Giới hạn độ dài cố định nhằm đảm bảo chuẩn hóa.</w:t>
+            </w:r>
+          </w:p>
+        </w:tc>
+      </w:tr>
+    </w:tbl>
+    <w:p>
+      <w:pPr>
+        <w:rPr>
+          <w:rFonts w:ascii="Times New Roman" w:hAnsi="Times New Roman" w:cs="Times New Roman"/>
+          <w:sz w:val="26"/>
+          <w:szCs w:val="26"/>
+        </w:rPr>
+      </w:pPr>
+    </w:p>
+    <w:p>
+      <w:pPr>
+        <w:spacing w:after="120" w:line="240" w:lineRule="auto"/>
+        <w:rPr>
+          <w:rFonts w:ascii="Times New Roman" w:hAnsi="Times New Roman" w:cs="Times New Roman"/>
+          <w:sz w:val="26"/>
+          <w:szCs w:val="26"/>
+        </w:rPr>
+      </w:pPr>
+    </w:p>
+    <w:p>
+      <w:pPr>
+        <w:spacing w:after="120" w:line="240" w:lineRule="auto"/>
+        <w:rPr>
+          <w:rFonts w:ascii="Times New Roman" w:hAnsi="Times New Roman" w:cs="Times New Roman"/>
+          <w:sz w:val="26"/>
+          <w:szCs w:val="26"/>
+        </w:rPr>
+      </w:pPr>
+    </w:p>
+    <w:p>
+      <w:pPr>
+        <w:spacing w:after="120" w:line="240" w:lineRule="auto"/>
+        <w:rPr>
+          <w:rFonts w:ascii="Times New Roman" w:hAnsi="Times New Roman" w:cs="Times New Roman"/>
+          <w:sz w:val="26"/>
+          <w:szCs w:val="26"/>
+        </w:rPr>
+      </w:pPr>
+    </w:p>
+    <w:p>
+      <w:pPr>
+        <w:spacing w:after="120" w:line="240" w:lineRule="auto"/>
+        <w:rPr>
+          <w:rFonts w:ascii="Times New Roman" w:hAnsi="Times New Roman" w:cs="Times New Roman"/>
+          <w:sz w:val="26"/>
+          <w:szCs w:val="26"/>
+        </w:rPr>
+      </w:pPr>
+    </w:p>
+    <w:p>
+      <w:pPr>
+        <w:spacing w:after="120" w:line="240" w:lineRule="auto"/>
+        <w:rPr>
+          <w:rFonts w:ascii="Times New Roman" w:hAnsi="Times New Roman" w:cs="Times New Roman"/>
+          <w:sz w:val="26"/>
+          <w:szCs w:val="26"/>
+        </w:rPr>
+      </w:pPr>
+    </w:p>
+    <w:p>
+      <w:pPr>
+        <w:spacing w:after="120" w:line="240" w:lineRule="auto"/>
+        <w:rPr>
+          <w:rFonts w:ascii="Times New Roman" w:hAnsi="Times New Roman" w:cs="Times New Roman"/>
+          <w:sz w:val="26"/>
+          <w:szCs w:val="26"/>
+        </w:rPr>
+      </w:pPr>
+    </w:p>
+    <w:p>
+      <w:pPr>
+        <w:spacing w:after="120" w:line="240" w:lineRule="auto"/>
+        <w:rPr>
+          <w:rFonts w:ascii="Times New Roman" w:hAnsi="Times New Roman" w:cs="Times New Roman"/>
+          <w:sz w:val="26"/>
+          <w:szCs w:val="26"/>
+        </w:rPr>
+      </w:pPr>
+    </w:p>
+    <w:p>
+      <w:pPr>
+        <w:spacing w:after="120" w:line="240" w:lineRule="auto"/>
+        <w:rPr>
+          <w:rFonts w:ascii="Times New Roman" w:hAnsi="Times New Roman" w:cs="Times New Roman"/>
+          <w:sz w:val="26"/>
+          <w:szCs w:val="26"/>
+        </w:rPr>
+      </w:pPr>
+    </w:p>
+    <w:p>
+      <w:pPr>
+        <w:spacing w:after="120" w:line="240" w:lineRule="auto"/>
+        <w:rPr>
+          <w:rFonts w:ascii="Times New Roman" w:hAnsi="Times New Roman" w:cs="Times New Roman"/>
+          <w:sz w:val="26"/>
+          <w:szCs w:val="26"/>
+        </w:rPr>
+      </w:pPr>
+    </w:p>
+    <w:p>
+      <w:pPr>
+        <w:spacing w:after="120" w:line="240" w:lineRule="auto"/>
+        <w:rPr>
+          <w:rFonts w:ascii="Times New Roman" w:hAnsi="Times New Roman" w:cs="Times New Roman"/>
+          <w:sz w:val="26"/>
+          <w:szCs w:val="26"/>
+        </w:rPr>
+      </w:pPr>
+    </w:p>
+    <w:p>
+      <w:pPr>
+        <w:spacing w:after="120" w:line="240" w:lineRule="auto"/>
+        <w:rPr>
+          <w:rFonts w:ascii="Times New Roman" w:hAnsi="Times New Roman" w:cs="Times New Roman"/>
+          <w:sz w:val="26"/>
+          <w:szCs w:val="26"/>
+        </w:rPr>
+      </w:pPr>
     </w:p>
     <w:p>
       <w:pPr>
@@ -950,6 +1813,7 @@
         <w:rPr>
           <w:noProof/>
         </w:rPr>
+        <w:lastRenderedPageBreak/>
         <w:drawing>
           <wp:inline distT="0" distB="0" distL="0" distR="0" wp14:anchorId="4AD13452" wp14:editId="2083D7B6">
             <wp:extent cx="5295332" cy="2473909"/>
@@ -968,7 +1832,7 @@
                     </pic:cNvPicPr>
                   </pic:nvPicPr>
                   <pic:blipFill>
-                    <a:blip r:embed="rId10">
+                    <a:blip r:embed="rId11">
                       <a:extLst>
                         <a:ext uri="{28A0092B-C50C-407E-A947-70E740481C1C}">
                           <a14:useLocalDpi xmlns:a14="http://schemas.microsoft.com/office/drawing/2010/main" val="0"/>
@@ -1054,6 +1918,7 @@
         <w:rPr>
           <w:rFonts w:ascii="Times New Roman" w:hAnsi="Times New Roman" w:cs="Times New Roman"/>
           <w:b/>
+          <w:noProof/>
           <w:sz w:val="26"/>
           <w:szCs w:val="26"/>
         </w:rPr>
@@ -1073,7 +1938,7 @@
                     <pic:cNvPicPr/>
                   </pic:nvPicPr>
                   <pic:blipFill>
-                    <a:blip r:embed="rId11"/>
+                    <a:blip r:embed="rId12"/>
                     <a:stretch>
                       <a:fillRect/>
                     </a:stretch>
@@ -1112,7 +1977,7 @@
         <w:ind w:left="720"/>
         <w:rPr>
           <w:rFonts w:ascii="Times New Roman" w:hAnsi="Times New Roman" w:cs="Times New Roman"/>
-          <w:b/>
+          <w:bCs/>
           <w:sz w:val="26"/>
           <w:szCs w:val="26"/>
         </w:rPr>
@@ -1148,6 +2013,54 @@
     <w:p>
       <w:pPr>
         <w:spacing w:after="120" w:line="240" w:lineRule="auto"/>
+        <w:ind w:left="720"/>
+        <w:rPr>
+          <w:rFonts w:ascii="Times New Roman" w:hAnsi="Times New Roman" w:cs="Times New Roman"/>
+          <w:b/>
+          <w:sz w:val="26"/>
+          <w:szCs w:val="26"/>
+        </w:rPr>
+      </w:pPr>
+    </w:p>
+    <w:p>
+      <w:pPr>
+        <w:spacing w:after="120" w:line="240" w:lineRule="auto"/>
+        <w:ind w:left="720"/>
+        <w:rPr>
+          <w:rFonts w:ascii="Times New Roman" w:hAnsi="Times New Roman" w:cs="Times New Roman"/>
+          <w:b/>
+          <w:sz w:val="26"/>
+          <w:szCs w:val="26"/>
+        </w:rPr>
+      </w:pPr>
+    </w:p>
+    <w:p>
+      <w:pPr>
+        <w:spacing w:after="120" w:line="240" w:lineRule="auto"/>
+        <w:ind w:left="720"/>
+        <w:rPr>
+          <w:rFonts w:ascii="Times New Roman" w:hAnsi="Times New Roman" w:cs="Times New Roman"/>
+          <w:b/>
+          <w:sz w:val="26"/>
+          <w:szCs w:val="26"/>
+        </w:rPr>
+      </w:pPr>
+    </w:p>
+    <w:p>
+      <w:pPr>
+        <w:spacing w:after="120" w:line="240" w:lineRule="auto"/>
+        <w:ind w:left="720"/>
+        <w:rPr>
+          <w:rFonts w:ascii="Times New Roman" w:hAnsi="Times New Roman" w:cs="Times New Roman"/>
+          <w:b/>
+          <w:sz w:val="26"/>
+          <w:szCs w:val="26"/>
+        </w:rPr>
+      </w:pPr>
+    </w:p>
+    <w:p>
+      <w:pPr>
+        <w:spacing w:after="120" w:line="240" w:lineRule="auto"/>
         <w:ind w:left="360"/>
         <w:rPr>
           <w:rFonts w:ascii="Times New Roman" w:hAnsi="Times New Roman" w:cs="Times New Roman"/>
@@ -1189,6 +2102,7 @@
         <w:rPr>
           <w:rFonts w:ascii="Times New Roman" w:hAnsi="Times New Roman" w:cs="Times New Roman"/>
           <w:b/>
+          <w:noProof/>
           <w:sz w:val="26"/>
           <w:szCs w:val="26"/>
         </w:rPr>
@@ -1209,7 +2123,7 @@
                     <pic:cNvPicPr/>
                   </pic:nvPicPr>
                   <pic:blipFill>
-                    <a:blip r:embed="rId12"/>
+                    <a:blip r:embed="rId13"/>
                     <a:stretch>
                       <a:fillRect/>
                     </a:stretch>
@@ -1325,6 +2239,7 @@
         <w:rPr>
           <w:rFonts w:ascii="Times New Roman" w:hAnsi="Times New Roman" w:cs="Times New Roman"/>
           <w:b/>
+          <w:noProof/>
           <w:sz w:val="26"/>
           <w:szCs w:val="26"/>
         </w:rPr>
@@ -1344,7 +2259,7 @@
                     <pic:cNvPicPr/>
                   </pic:nvPicPr>
                   <pic:blipFill>
-                    <a:blip r:embed="rId13"/>
+                    <a:blip r:embed="rId14"/>
                     <a:stretch>
                       <a:fillRect/>
                     </a:stretch>
@@ -1433,6 +2348,45 @@
     </w:p>
     <w:p>
       <w:pPr>
+        <w:pStyle w:val="ListParagraph"/>
+        <w:spacing w:after="120" w:line="240" w:lineRule="auto"/>
+        <w:ind w:left="760"/>
+        <w:rPr>
+          <w:rFonts w:ascii="Times New Roman" w:hAnsi="Times New Roman" w:cs="Times New Roman"/>
+          <w:b/>
+          <w:sz w:val="26"/>
+          <w:szCs w:val="26"/>
+        </w:rPr>
+      </w:pPr>
+    </w:p>
+    <w:p>
+      <w:pPr>
+        <w:pStyle w:val="ListParagraph"/>
+        <w:spacing w:after="120" w:line="240" w:lineRule="auto"/>
+        <w:ind w:left="760"/>
+        <w:rPr>
+          <w:rFonts w:ascii="Times New Roman" w:hAnsi="Times New Roman" w:cs="Times New Roman"/>
+          <w:b/>
+          <w:sz w:val="26"/>
+          <w:szCs w:val="26"/>
+        </w:rPr>
+      </w:pPr>
+    </w:p>
+    <w:p>
+      <w:pPr>
+        <w:pStyle w:val="ListParagraph"/>
+        <w:spacing w:after="120" w:line="240" w:lineRule="auto"/>
+        <w:ind w:left="760"/>
+        <w:rPr>
+          <w:rFonts w:ascii="Times New Roman" w:hAnsi="Times New Roman" w:cs="Times New Roman"/>
+          <w:b/>
+          <w:sz w:val="26"/>
+          <w:szCs w:val="26"/>
+        </w:rPr>
+      </w:pPr>
+    </w:p>
+    <w:p>
+      <w:pPr>
         <w:spacing w:after="120" w:line="240" w:lineRule="auto"/>
         <w:ind w:left="360"/>
         <w:rPr>
@@ -1477,6 +2431,7 @@
         <w:rPr>
           <w:rFonts w:ascii="Times New Roman" w:hAnsi="Times New Roman" w:cs="Times New Roman"/>
           <w:b/>
+          <w:noProof/>
           <w:sz w:val="26"/>
           <w:szCs w:val="26"/>
         </w:rPr>
@@ -1497,7 +2452,7 @@
                     <pic:cNvPicPr/>
                   </pic:nvPicPr>
                   <pic:blipFill>
-                    <a:blip r:embed="rId14"/>
+                    <a:blip r:embed="rId15"/>
                     <a:stretch>
                       <a:fillRect/>
                     </a:stretch>
@@ -1634,6 +2589,7 @@
         <w:rPr>
           <w:rFonts w:ascii="Times New Roman" w:hAnsi="Times New Roman" w:cs="Times New Roman"/>
           <w:b/>
+          <w:noProof/>
           <w:sz w:val="26"/>
           <w:szCs w:val="26"/>
         </w:rPr>
@@ -1653,7 +2609,7 @@
                     <pic:cNvPicPr/>
                   </pic:nvPicPr>
                   <pic:blipFill>
-                    <a:blip r:embed="rId15"/>
+                    <a:blip r:embed="rId16"/>
                     <a:stretch>
                       <a:fillRect/>
                     </a:stretch>
@@ -2144,12 +3100,12 @@
       </w:pPr>
     </w:p>
     <w:sectPr>
-      <w:headerReference w:type="even" r:id="rId16"/>
-      <w:headerReference w:type="default" r:id="rId17"/>
-      <w:footerReference w:type="even" r:id="rId18"/>
-      <w:footerReference w:type="default" r:id="rId19"/>
-      <w:headerReference w:type="first" r:id="rId20"/>
-      <w:footerReference w:type="first" r:id="rId21"/>
+      <w:headerReference w:type="even" r:id="rId17"/>
+      <w:headerReference w:type="default" r:id="rId18"/>
+      <w:footerReference w:type="even" r:id="rId19"/>
+      <w:footerReference w:type="default" r:id="rId20"/>
+      <w:headerReference w:type="first" r:id="rId21"/>
+      <w:footerReference w:type="first" r:id="rId22"/>
       <w:pgSz w:w="12240" w:h="15840" w:code="1"/>
       <w:pgMar w:top="851" w:right="851" w:bottom="851" w:left="1134" w:header="567" w:footer="567" w:gutter="0"/>
       <w:cols w:space="720"/>
@@ -3829,7 +4785,7 @@
     <w:lsdException w:name="Table Web 2" w:semiHidden="1" w:unhideWhenUsed="1"/>
     <w:lsdException w:name="Table Web 3" w:semiHidden="1" w:unhideWhenUsed="1"/>
     <w:lsdException w:name="Balloon Text" w:semiHidden="1" w:unhideWhenUsed="1"/>
-    <w:lsdException w:name="Table Grid" w:uiPriority="39"/>
+    <w:lsdException w:name="Table Grid" w:uiPriority="59"/>
     <w:lsdException w:name="Table Theme" w:semiHidden="1" w:unhideWhenUsed="1"/>
     <w:lsdException w:name="Placeholder Text" w:semiHidden="1"/>
     <w:lsdException w:name="No Spacing" w:uiPriority="1" w:qFormat="1"/>
@@ -4059,6 +5015,7 @@
   <w:style w:type="character" w:default="1" w:styleId="DefaultParagraphFont">
     <w:name w:val="Default Paragraph Font"/>
     <w:uiPriority w:val="1"/>
+    <w:semiHidden/>
     <w:unhideWhenUsed/>
   </w:style>
   <w:style w:type="table" w:default="1" w:styleId="TableNormal">
@@ -4096,7 +5053,7 @@
   <w:style w:type="table" w:styleId="TableGrid">
     <w:name w:val="Table Grid"/>
     <w:basedOn w:val="TableNormal"/>
-    <w:uiPriority w:val="39"/>
+    <w:uiPriority w:val="59"/>
     <w:rsid w:val="00472CA7"/>
     <w:pPr>
       <w:spacing w:after="0" w:line="240" w:lineRule="auto"/>
